--- a/documentazione/Specifica dei requisiti.docx
+++ b/documentazione/Specifica dei requisiti.docx
@@ -19,8 +19,28 @@
           <w:sz w:val="28"/>
           <w:szCs w:val="28"/>
         </w:rPr>
-        <w:t>Specifica dei requisiti</w:t>
+        <w:t xml:space="preserve">Specifica dei </w:t>
       </w:r>
+      <w:r>
+        <w:rPr>
+          <w:b/>
+          <w:bCs/>
+          <w:sz w:val="28"/>
+          <w:szCs w:val="28"/>
+        </w:rPr>
+        <w:t xml:space="preserve">Requisiti Software – </w:t>
+      </w:r>
+      <w:proofErr w:type="spellStart"/>
+      <w:r>
+        <w:rPr>
+          <w:b/>
+          <w:bCs/>
+          <w:sz w:val="28"/>
+          <w:szCs w:val="28"/>
+        </w:rPr>
+        <w:t>Find&amp;Charge</w:t>
+      </w:r>
+      <w:proofErr w:type="spellEnd"/>
     </w:p>
     <w:p>
       <w:pPr>
@@ -61,20 +81,26 @@
             <w:vAlign w:val="center"/>
           </w:tcPr>
           <w:p>
-            <w:r>
-              <w:t>I</w:t>
-            </w:r>
-            <w:r>
-              <w:t>D</w:t>
-            </w:r>
-          </w:p>
-        </w:tc>
-        <w:tc>
-          <w:tcPr>
-            <w:tcW w:w="0" w:type="auto"/>
-            <w:vAlign w:val="center"/>
-          </w:tcPr>
-          <w:p>
+            <w:pPr>
+              <w:spacing w:before="120" w:after="120"/>
+              <w:jc w:val="center"/>
+            </w:pPr>
+            <w:bookmarkStart w:id="0" w:name="_Hlk213944262"/>
+            <w:r>
+              <w:t>ID</w:t>
+            </w:r>
+          </w:p>
+        </w:tc>
+        <w:tc>
+          <w:tcPr>
+            <w:tcW w:w="0" w:type="auto"/>
+            <w:vAlign w:val="center"/>
+          </w:tcPr>
+          <w:p>
+            <w:pPr>
+              <w:spacing w:before="120" w:after="120"/>
+              <w:jc w:val="center"/>
+            </w:pPr>
             <w:r>
               <w:t>Requisito</w:t>
             </w:r>
@@ -86,6 +112,10 @@
             <w:vAlign w:val="center"/>
           </w:tcPr>
           <w:p>
+            <w:pPr>
+              <w:spacing w:before="120" w:after="120"/>
+              <w:jc w:val="center"/>
+            </w:pPr>
             <w:r>
               <w:t>Descrizione</w:t>
             </w:r>
@@ -97,6 +127,10 @@
             <w:vAlign w:val="center"/>
           </w:tcPr>
           <w:p>
+            <w:pPr>
+              <w:spacing w:before="120" w:after="120"/>
+              <w:jc w:val="center"/>
+            </w:pPr>
             <w:r>
               <w:t xml:space="preserve">Priorità </w:t>
             </w:r>
@@ -113,9 +147,83 @@
             <w:vAlign w:val="center"/>
           </w:tcPr>
           <w:p>
+            <w:pPr>
+              <w:spacing w:before="120" w:after="120"/>
+              <w:jc w:val="center"/>
+            </w:pPr>
             <w:r>
               <w:t>Data raggiungimento</w:t>
             </w:r>
+          </w:p>
+        </w:tc>
+      </w:tr>
+      <w:bookmarkEnd w:id="0"/>
+      <w:tr>
+        <w:tc>
+          <w:tcPr>
+            <w:tcW w:w="0" w:type="auto"/>
+            <w:vAlign w:val="center"/>
+          </w:tcPr>
+          <w:p>
+            <w:pPr>
+              <w:spacing w:before="120" w:after="120"/>
+            </w:pPr>
+            <w:r>
+              <w:t>RF01</w:t>
+            </w:r>
+          </w:p>
+        </w:tc>
+        <w:tc>
+          <w:tcPr>
+            <w:tcW w:w="0" w:type="auto"/>
+            <w:vAlign w:val="center"/>
+          </w:tcPr>
+          <w:p>
+            <w:pPr>
+              <w:spacing w:before="120" w:after="120"/>
+            </w:pPr>
+            <w:r>
+              <w:t>Registrazione e Login</w:t>
+            </w:r>
+          </w:p>
+        </w:tc>
+        <w:tc>
+          <w:tcPr>
+            <w:tcW w:w="0" w:type="auto"/>
+            <w:vAlign w:val="center"/>
+          </w:tcPr>
+          <w:p>
+            <w:pPr>
+              <w:spacing w:before="120" w:after="120"/>
+            </w:pPr>
+            <w:r>
+              <w:t>Consente agli utenti di registrarsi e accedere tramite username e password.</w:t>
+            </w:r>
+          </w:p>
+        </w:tc>
+        <w:tc>
+          <w:tcPr>
+            <w:tcW w:w="0" w:type="auto"/>
+            <w:vAlign w:val="center"/>
+          </w:tcPr>
+          <w:p>
+            <w:pPr>
+              <w:spacing w:before="120" w:after="120"/>
+            </w:pPr>
+            <w:r>
+              <w:t>Must</w:t>
+            </w:r>
+          </w:p>
+        </w:tc>
+        <w:tc>
+          <w:tcPr>
+            <w:tcW w:w="0" w:type="auto"/>
+            <w:vAlign w:val="center"/>
+          </w:tcPr>
+          <w:p>
+            <w:pPr>
+              <w:spacing w:before="120" w:after="120"/>
+            </w:pPr>
           </w:p>
         </w:tc>
       </w:tr>
@@ -126,45 +234,51 @@
             <w:vAlign w:val="center"/>
           </w:tcPr>
           <w:p>
-            <w:r>
-              <w:t>RF01</w:t>
-            </w:r>
-          </w:p>
-        </w:tc>
-        <w:tc>
-          <w:tcPr>
-            <w:tcW w:w="0" w:type="auto"/>
-            <w:vAlign w:val="center"/>
-          </w:tcPr>
-          <w:p>
-            <w:r>
-              <w:t>Registrazione e Login</w:t>
-            </w:r>
-          </w:p>
-        </w:tc>
-        <w:tc>
-          <w:tcPr>
-            <w:tcW w:w="0" w:type="auto"/>
-            <w:vAlign w:val="center"/>
-          </w:tcPr>
-          <w:p>
-            <w:r>
-              <w:t xml:space="preserve">Consente agli utenti di registrarsi e accedere tramite </w:t>
-            </w:r>
-            <w:r>
-              <w:t>username</w:t>
-            </w:r>
-            <w:r>
-              <w:t xml:space="preserve"> e password.</w:t>
-            </w:r>
-          </w:p>
-        </w:tc>
-        <w:tc>
-          <w:tcPr>
-            <w:tcW w:w="0" w:type="auto"/>
-            <w:vAlign w:val="center"/>
-          </w:tcPr>
-          <w:p>
+            <w:pPr>
+              <w:spacing w:before="120" w:after="120"/>
+            </w:pPr>
+            <w:r>
+              <w:t>RF02</w:t>
+            </w:r>
+          </w:p>
+        </w:tc>
+        <w:tc>
+          <w:tcPr>
+            <w:tcW w:w="0" w:type="auto"/>
+            <w:vAlign w:val="center"/>
+          </w:tcPr>
+          <w:p>
+            <w:pPr>
+              <w:spacing w:before="120" w:after="120"/>
+            </w:pPr>
+            <w:r>
+              <w:t>Visualizzazione Mappa</w:t>
+            </w:r>
+          </w:p>
+        </w:tc>
+        <w:tc>
+          <w:tcPr>
+            <w:tcW w:w="0" w:type="auto"/>
+            <w:vAlign w:val="center"/>
+          </w:tcPr>
+          <w:p>
+            <w:pPr>
+              <w:spacing w:before="120" w:after="120"/>
+            </w:pPr>
+            <w:r>
+              <w:t>Mostra sulla home page una mappa interattiva con i marker per le colonnine.</w:t>
+            </w:r>
+          </w:p>
+        </w:tc>
+        <w:tc>
+          <w:tcPr>
+            <w:tcW w:w="0" w:type="auto"/>
+            <w:vAlign w:val="center"/>
+          </w:tcPr>
+          <w:p>
+            <w:pPr>
+              <w:spacing w:before="120" w:after="120"/>
+            </w:pPr>
             <w:r>
               <w:t>Must</w:t>
             </w:r>
@@ -175,7 +289,11 @@
             <w:tcW w:w="0" w:type="auto"/>
             <w:vAlign w:val="center"/>
           </w:tcPr>
-          <w:p/>
+          <w:p>
+            <w:pPr>
+              <w:spacing w:before="120" w:after="120"/>
+            </w:pPr>
+          </w:p>
         </w:tc>
       </w:tr>
       <w:tr>
@@ -185,39 +303,51 @@
             <w:vAlign w:val="center"/>
           </w:tcPr>
           <w:p>
-            <w:r>
-              <w:t>RF02</w:t>
-            </w:r>
-          </w:p>
-        </w:tc>
-        <w:tc>
-          <w:tcPr>
-            <w:tcW w:w="0" w:type="auto"/>
-            <w:vAlign w:val="center"/>
-          </w:tcPr>
-          <w:p>
-            <w:r>
-              <w:t>Visualizzazione Mappa</w:t>
-            </w:r>
-          </w:p>
-        </w:tc>
-        <w:tc>
-          <w:tcPr>
-            <w:tcW w:w="0" w:type="auto"/>
-            <w:vAlign w:val="center"/>
-          </w:tcPr>
-          <w:p>
-            <w:r>
-              <w:t>Mostra sulla home page una mappa interattiva con i marker per le colonnine.</w:t>
-            </w:r>
-          </w:p>
-        </w:tc>
-        <w:tc>
-          <w:tcPr>
-            <w:tcW w:w="0" w:type="auto"/>
-            <w:vAlign w:val="center"/>
-          </w:tcPr>
-          <w:p>
+            <w:pPr>
+              <w:spacing w:before="120" w:after="120"/>
+            </w:pPr>
+            <w:r>
+              <w:t>RF03</w:t>
+            </w:r>
+          </w:p>
+        </w:tc>
+        <w:tc>
+          <w:tcPr>
+            <w:tcW w:w="0" w:type="auto"/>
+            <w:vAlign w:val="center"/>
+          </w:tcPr>
+          <w:p>
+            <w:pPr>
+              <w:spacing w:before="120" w:after="120"/>
+            </w:pPr>
+            <w:r>
+              <w:t>Prenotazione Colonnina</w:t>
+            </w:r>
+          </w:p>
+        </w:tc>
+        <w:tc>
+          <w:tcPr>
+            <w:tcW w:w="0" w:type="auto"/>
+            <w:vAlign w:val="center"/>
+          </w:tcPr>
+          <w:p>
+            <w:pPr>
+              <w:spacing w:before="120" w:after="120"/>
+            </w:pPr>
+            <w:r>
+              <w:t>Consente di prenotare una colonnina per un certo slot di tempo selezionando data e ora.</w:t>
+            </w:r>
+          </w:p>
+        </w:tc>
+        <w:tc>
+          <w:tcPr>
+            <w:tcW w:w="0" w:type="auto"/>
+            <w:vAlign w:val="center"/>
+          </w:tcPr>
+          <w:p>
+            <w:pPr>
+              <w:spacing w:before="120" w:after="120"/>
+            </w:pPr>
             <w:r>
               <w:t>Must</w:t>
             </w:r>
@@ -228,7 +358,11 @@
             <w:tcW w:w="0" w:type="auto"/>
             <w:vAlign w:val="center"/>
           </w:tcPr>
-          <w:p/>
+          <w:p>
+            <w:pPr>
+              <w:spacing w:before="120" w:after="120"/>
+            </w:pPr>
+          </w:p>
         </w:tc>
       </w:tr>
       <w:tr>
@@ -238,39 +372,54 @@
             <w:vAlign w:val="center"/>
           </w:tcPr>
           <w:p>
-            <w:r>
-              <w:t>RF03</w:t>
-            </w:r>
-          </w:p>
-        </w:tc>
-        <w:tc>
-          <w:tcPr>
-            <w:tcW w:w="0" w:type="auto"/>
-            <w:vAlign w:val="center"/>
-          </w:tcPr>
-          <w:p>
-            <w:r>
-              <w:t>Prenotazione Colonnina</w:t>
-            </w:r>
-          </w:p>
-        </w:tc>
-        <w:tc>
-          <w:tcPr>
-            <w:tcW w:w="0" w:type="auto"/>
-            <w:vAlign w:val="center"/>
-          </w:tcPr>
-          <w:p>
-            <w:r>
-              <w:t>Consente di prenotare una colonnina per un certo slot di tempo selezionando data e ora.</w:t>
-            </w:r>
-          </w:p>
-        </w:tc>
-        <w:tc>
-          <w:tcPr>
-            <w:tcW w:w="0" w:type="auto"/>
-            <w:vAlign w:val="center"/>
-          </w:tcPr>
-          <w:p>
+            <w:pPr>
+              <w:spacing w:before="120" w:after="120"/>
+            </w:pPr>
+            <w:r>
+              <w:t>RF0</w:t>
+            </w:r>
+            <w:r>
+              <w:t>4</w:t>
+            </w:r>
+          </w:p>
+        </w:tc>
+        <w:tc>
+          <w:tcPr>
+            <w:tcW w:w="0" w:type="auto"/>
+            <w:vAlign w:val="center"/>
+          </w:tcPr>
+          <w:p>
+            <w:pPr>
+              <w:spacing w:before="120" w:after="120"/>
+            </w:pPr>
+            <w:r>
+              <w:t>Generazione QR-Code</w:t>
+            </w:r>
+          </w:p>
+        </w:tc>
+        <w:tc>
+          <w:tcPr>
+            <w:tcW w:w="0" w:type="auto"/>
+            <w:vAlign w:val="center"/>
+          </w:tcPr>
+          <w:p>
+            <w:pPr>
+              <w:spacing w:before="120" w:after="120"/>
+            </w:pPr>
+            <w:r>
+              <w:t>Genera un QR-code e un codice univoco associato alla prenotazione.</w:t>
+            </w:r>
+          </w:p>
+        </w:tc>
+        <w:tc>
+          <w:tcPr>
+            <w:tcW w:w="0" w:type="auto"/>
+            <w:vAlign w:val="center"/>
+          </w:tcPr>
+          <w:p>
+            <w:pPr>
+              <w:spacing w:before="120" w:after="120"/>
+            </w:pPr>
             <w:r>
               <w:t>Must</w:t>
             </w:r>
@@ -281,7 +430,11 @@
             <w:tcW w:w="0" w:type="auto"/>
             <w:vAlign w:val="center"/>
           </w:tcPr>
-          <w:p/>
+          <w:p>
+            <w:pPr>
+              <w:spacing w:before="120" w:after="120"/>
+            </w:pPr>
+          </w:p>
         </w:tc>
       </w:tr>
       <w:tr>
@@ -291,11 +444,11 @@
             <w:vAlign w:val="center"/>
           </w:tcPr>
           <w:p>
-            <w:r>
-              <w:t>RF</w:t>
-            </w:r>
-            <w:r>
-              <w:t>0</w:t>
+            <w:pPr>
+              <w:spacing w:before="120" w:after="120"/>
+            </w:pPr>
+            <w:r>
+              <w:t>RF0</w:t>
             </w:r>
             <w:r>
               <w:t>5</w:t>
@@ -308,39 +461,57 @@
             <w:vAlign w:val="center"/>
           </w:tcPr>
           <w:p>
-            <w:r>
-              <w:t>Generazione QR-Code</w:t>
-            </w:r>
-          </w:p>
-        </w:tc>
-        <w:tc>
-          <w:tcPr>
-            <w:tcW w:w="0" w:type="auto"/>
-            <w:vAlign w:val="center"/>
-          </w:tcPr>
-          <w:p>
-            <w:r>
-              <w:t>Genera un QR-code e un codice univoco associato alla prenotazione.</w:t>
-            </w:r>
-          </w:p>
-        </w:tc>
-        <w:tc>
-          <w:tcPr>
-            <w:tcW w:w="0" w:type="auto"/>
-            <w:vAlign w:val="center"/>
-          </w:tcPr>
-          <w:p>
-            <w:r>
-              <w:t>Must</w:t>
-            </w:r>
-          </w:p>
-        </w:tc>
-        <w:tc>
-          <w:tcPr>
-            <w:tcW w:w="0" w:type="auto"/>
-            <w:vAlign w:val="center"/>
-          </w:tcPr>
-          <w:p/>
+            <w:pPr>
+              <w:spacing w:before="120" w:after="120"/>
+            </w:pPr>
+            <w:r>
+              <w:t>Navigazione tramite Menù</w:t>
+            </w:r>
+          </w:p>
+        </w:tc>
+        <w:tc>
+          <w:tcPr>
+            <w:tcW w:w="0" w:type="auto"/>
+            <w:vAlign w:val="center"/>
+          </w:tcPr>
+          <w:p>
+            <w:pPr>
+              <w:spacing w:before="120" w:after="120"/>
+            </w:pPr>
+            <w:r>
+              <w:t>Permette di navigare all’interno dell’app web con facilità in tutte le pagine.</w:t>
+            </w:r>
+          </w:p>
+        </w:tc>
+        <w:tc>
+          <w:tcPr>
+            <w:tcW w:w="0" w:type="auto"/>
+            <w:vAlign w:val="center"/>
+          </w:tcPr>
+          <w:p>
+            <w:pPr>
+              <w:spacing w:before="120" w:after="120"/>
+            </w:pPr>
+            <w:r>
+              <w:t>Should</w:t>
+            </w:r>
+          </w:p>
+          <w:p>
+            <w:pPr>
+              <w:spacing w:before="120" w:after="120"/>
+            </w:pPr>
+          </w:p>
+        </w:tc>
+        <w:tc>
+          <w:tcPr>
+            <w:tcW w:w="0" w:type="auto"/>
+            <w:vAlign w:val="center"/>
+          </w:tcPr>
+          <w:p>
+            <w:pPr>
+              <w:spacing w:before="120" w:after="120"/>
+            </w:pPr>
+          </w:p>
         </w:tc>
       </w:tr>
       <w:tr>
@@ -350,51 +521,66 @@
             <w:vAlign w:val="center"/>
           </w:tcPr>
           <w:p>
-            <w:r>
-              <w:t>RF04</w:t>
-            </w:r>
-          </w:p>
-        </w:tc>
-        <w:tc>
-          <w:tcPr>
-            <w:tcW w:w="0" w:type="auto"/>
-            <w:vAlign w:val="center"/>
-          </w:tcPr>
-          <w:p>
-            <w:r>
-              <w:t>Navigazione tramite Menù</w:t>
-            </w:r>
-          </w:p>
-        </w:tc>
-        <w:tc>
-          <w:tcPr>
-            <w:tcW w:w="0" w:type="auto"/>
-            <w:vAlign w:val="center"/>
-          </w:tcPr>
-          <w:p>
-            <w:r>
-              <w:t>Permette di navigare all’interno dell’app web con facilità in tutte le pagine.</w:t>
-            </w:r>
-          </w:p>
-        </w:tc>
-        <w:tc>
-          <w:tcPr>
-            <w:tcW w:w="0" w:type="auto"/>
-            <w:vAlign w:val="center"/>
-          </w:tcPr>
-          <w:p>
+            <w:pPr>
+              <w:spacing w:before="120" w:after="120"/>
+            </w:pPr>
+            <w:r>
+              <w:t>RF06</w:t>
+            </w:r>
+          </w:p>
+        </w:tc>
+        <w:tc>
+          <w:tcPr>
+            <w:tcW w:w="0" w:type="auto"/>
+            <w:vAlign w:val="center"/>
+          </w:tcPr>
+          <w:p>
+            <w:pPr>
+              <w:spacing w:before="120" w:after="120"/>
+            </w:pPr>
+            <w:r>
+              <w:t>Gestione Profilo</w:t>
+            </w:r>
+          </w:p>
+        </w:tc>
+        <w:tc>
+          <w:tcPr>
+            <w:tcW w:w="0" w:type="auto"/>
+            <w:vAlign w:val="center"/>
+          </w:tcPr>
+          <w:p>
+            <w:pPr>
+              <w:spacing w:before="120" w:after="120"/>
+            </w:pPr>
+            <w:r>
+              <w:t>Permette di visualizzare e modificare i dati personali dell’utente.</w:t>
+            </w:r>
+          </w:p>
+        </w:tc>
+        <w:tc>
+          <w:tcPr>
+            <w:tcW w:w="0" w:type="auto"/>
+            <w:vAlign w:val="center"/>
+          </w:tcPr>
+          <w:p>
+            <w:pPr>
+              <w:spacing w:before="120" w:after="120"/>
+            </w:pPr>
             <w:r>
               <w:t>Should</w:t>
             </w:r>
           </w:p>
-          <w:p/>
-        </w:tc>
-        <w:tc>
-          <w:tcPr>
-            <w:tcW w:w="0" w:type="auto"/>
-            <w:vAlign w:val="center"/>
-          </w:tcPr>
-          <w:p/>
+        </w:tc>
+        <w:tc>
+          <w:tcPr>
+            <w:tcW w:w="0" w:type="auto"/>
+            <w:vAlign w:val="center"/>
+          </w:tcPr>
+          <w:p>
+            <w:pPr>
+              <w:spacing w:before="120" w:after="120"/>
+            </w:pPr>
+          </w:p>
         </w:tc>
       </w:tr>
       <w:tr>
@@ -404,39 +590,51 @@
             <w:vAlign w:val="center"/>
           </w:tcPr>
           <w:p>
-            <w:r>
-              <w:t>RF06</w:t>
-            </w:r>
-          </w:p>
-        </w:tc>
-        <w:tc>
-          <w:tcPr>
-            <w:tcW w:w="0" w:type="auto"/>
-            <w:vAlign w:val="center"/>
-          </w:tcPr>
-          <w:p>
-            <w:r>
-              <w:t>Gestione Profilo</w:t>
-            </w:r>
-          </w:p>
-        </w:tc>
-        <w:tc>
-          <w:tcPr>
-            <w:tcW w:w="0" w:type="auto"/>
-            <w:vAlign w:val="center"/>
-          </w:tcPr>
-          <w:p>
-            <w:r>
-              <w:t>Gestisce i dati utenti.</w:t>
-            </w:r>
-          </w:p>
-        </w:tc>
-        <w:tc>
-          <w:tcPr>
-            <w:tcW w:w="0" w:type="auto"/>
-            <w:vAlign w:val="center"/>
-          </w:tcPr>
-          <w:p>
+            <w:pPr>
+              <w:spacing w:before="120" w:after="120"/>
+            </w:pPr>
+            <w:r>
+              <w:t>RF07</w:t>
+            </w:r>
+          </w:p>
+        </w:tc>
+        <w:tc>
+          <w:tcPr>
+            <w:tcW w:w="0" w:type="auto"/>
+            <w:vAlign w:val="center"/>
+          </w:tcPr>
+          <w:p>
+            <w:pPr>
+              <w:spacing w:before="120" w:after="120"/>
+            </w:pPr>
+            <w:r>
+              <w:t>Gestione Admin</w:t>
+            </w:r>
+          </w:p>
+        </w:tc>
+        <w:tc>
+          <w:tcPr>
+            <w:tcW w:w="0" w:type="auto"/>
+            <w:vAlign w:val="center"/>
+          </w:tcPr>
+          <w:p>
+            <w:pPr>
+              <w:spacing w:before="120" w:after="120"/>
+            </w:pPr>
+            <w:r>
+              <w:t>Permette all’amministratore di gestire gli utenti, le colonnine e le prenotazioni. Può anche visualizzare grafici e statistiche.</w:t>
+            </w:r>
+          </w:p>
+        </w:tc>
+        <w:tc>
+          <w:tcPr>
+            <w:tcW w:w="0" w:type="auto"/>
+            <w:vAlign w:val="center"/>
+          </w:tcPr>
+          <w:p>
+            <w:pPr>
+              <w:spacing w:before="120" w:after="120"/>
+            </w:pPr>
             <w:r>
               <w:t>Should</w:t>
             </w:r>
@@ -447,7 +645,11 @@
             <w:tcW w:w="0" w:type="auto"/>
             <w:vAlign w:val="center"/>
           </w:tcPr>
-          <w:p/>
+          <w:p>
+            <w:pPr>
+              <w:spacing w:before="120" w:after="120"/>
+            </w:pPr>
+          </w:p>
         </w:tc>
       </w:tr>
       <w:tr>
@@ -457,50 +659,68 @@
             <w:vAlign w:val="center"/>
           </w:tcPr>
           <w:p>
-            <w:r>
-              <w:t>RF07</w:t>
-            </w:r>
-          </w:p>
-        </w:tc>
-        <w:tc>
-          <w:tcPr>
-            <w:tcW w:w="0" w:type="auto"/>
-            <w:vAlign w:val="center"/>
-          </w:tcPr>
-          <w:p>
-            <w:r>
-              <w:t>Gestione Admin</w:t>
-            </w:r>
-          </w:p>
-        </w:tc>
-        <w:tc>
-          <w:tcPr>
-            <w:tcW w:w="0" w:type="auto"/>
-            <w:vAlign w:val="center"/>
-          </w:tcPr>
-          <w:p>
-            <w:r>
-              <w:t>Permette all’amministratore di gestire gli utenti, le colonnine e le prenotazioni. Può anche visualizzare grafici e statistiche.</w:t>
-            </w:r>
-          </w:p>
-        </w:tc>
-        <w:tc>
-          <w:tcPr>
-            <w:tcW w:w="0" w:type="auto"/>
-            <w:vAlign w:val="center"/>
-          </w:tcPr>
-          <w:p>
-            <w:r>
-              <w:t>Should</w:t>
-            </w:r>
-          </w:p>
-        </w:tc>
-        <w:tc>
-          <w:tcPr>
-            <w:tcW w:w="0" w:type="auto"/>
-            <w:vAlign w:val="center"/>
-          </w:tcPr>
-          <w:p/>
+            <w:pPr>
+              <w:spacing w:before="120" w:after="120"/>
+            </w:pPr>
+            <w:r>
+              <w:t>RF08</w:t>
+            </w:r>
+          </w:p>
+        </w:tc>
+        <w:tc>
+          <w:tcPr>
+            <w:tcW w:w="0" w:type="auto"/>
+            <w:vAlign w:val="center"/>
+          </w:tcPr>
+          <w:p>
+            <w:pPr>
+              <w:spacing w:before="120" w:after="120"/>
+            </w:pPr>
+            <w:r>
+              <w:t>Ricerca e Filtri</w:t>
+            </w:r>
+          </w:p>
+        </w:tc>
+        <w:tc>
+          <w:tcPr>
+            <w:tcW w:w="0" w:type="auto"/>
+            <w:vAlign w:val="center"/>
+          </w:tcPr>
+          <w:p>
+            <w:pPr>
+              <w:spacing w:before="120" w:after="120"/>
+            </w:pPr>
+            <w:r>
+              <w:t>Consente di cercare le colonnine per nome, indirizzo e comune.</w:t>
+            </w:r>
+          </w:p>
+        </w:tc>
+        <w:tc>
+          <w:tcPr>
+            <w:tcW w:w="0" w:type="auto"/>
+            <w:vAlign w:val="center"/>
+          </w:tcPr>
+          <w:p>
+            <w:pPr>
+              <w:spacing w:before="120" w:after="120"/>
+            </w:pPr>
+            <w:proofErr w:type="spellStart"/>
+            <w:r>
+              <w:t>Could</w:t>
+            </w:r>
+            <w:proofErr w:type="spellEnd"/>
+          </w:p>
+        </w:tc>
+        <w:tc>
+          <w:tcPr>
+            <w:tcW w:w="0" w:type="auto"/>
+            <w:vAlign w:val="center"/>
+          </w:tcPr>
+          <w:p>
+            <w:pPr>
+              <w:spacing w:before="120" w:after="120"/>
+            </w:pPr>
+          </w:p>
         </w:tc>
       </w:tr>
       <w:tr>
@@ -510,39 +730,51 @@
             <w:vAlign w:val="center"/>
           </w:tcPr>
           <w:p>
-            <w:r>
-              <w:t>RF08</w:t>
-            </w:r>
-          </w:p>
-        </w:tc>
-        <w:tc>
-          <w:tcPr>
-            <w:tcW w:w="0" w:type="auto"/>
-            <w:vAlign w:val="center"/>
-          </w:tcPr>
-          <w:p>
-            <w:r>
-              <w:t>Ricerca e Filtri</w:t>
-            </w:r>
-          </w:p>
-        </w:tc>
-        <w:tc>
-          <w:tcPr>
-            <w:tcW w:w="0" w:type="auto"/>
-            <w:vAlign w:val="center"/>
-          </w:tcPr>
-          <w:p>
-            <w:r>
-              <w:t>Consente di cercare le colonnine per nome, indirizzo e comune.</w:t>
-            </w:r>
-          </w:p>
-        </w:tc>
-        <w:tc>
-          <w:tcPr>
-            <w:tcW w:w="0" w:type="auto"/>
-            <w:vAlign w:val="center"/>
-          </w:tcPr>
-          <w:p>
+            <w:pPr>
+              <w:spacing w:before="120" w:after="120"/>
+            </w:pPr>
+            <w:r>
+              <w:t>RF09</w:t>
+            </w:r>
+          </w:p>
+        </w:tc>
+        <w:tc>
+          <w:tcPr>
+            <w:tcW w:w="0" w:type="auto"/>
+            <w:vAlign w:val="center"/>
+          </w:tcPr>
+          <w:p>
+            <w:pPr>
+              <w:spacing w:before="120" w:after="120"/>
+            </w:pPr>
+            <w:r>
+              <w:t>Notifiche</w:t>
+            </w:r>
+          </w:p>
+        </w:tc>
+        <w:tc>
+          <w:tcPr>
+            <w:tcW w:w="0" w:type="auto"/>
+            <w:vAlign w:val="center"/>
+          </w:tcPr>
+          <w:p>
+            <w:pPr>
+              <w:spacing w:before="120" w:after="120"/>
+            </w:pPr>
+            <w:r>
+              <w:t>Invia notifiche di promemoria della prenotazione.</w:t>
+            </w:r>
+          </w:p>
+        </w:tc>
+        <w:tc>
+          <w:tcPr>
+            <w:tcW w:w="0" w:type="auto"/>
+            <w:vAlign w:val="center"/>
+          </w:tcPr>
+          <w:p>
+            <w:pPr>
+              <w:spacing w:before="120" w:after="120"/>
+            </w:pPr>
             <w:proofErr w:type="spellStart"/>
             <w:r>
               <w:t>Could</w:t>
@@ -555,7 +787,11 @@
             <w:tcW w:w="0" w:type="auto"/>
             <w:vAlign w:val="center"/>
           </w:tcPr>
-          <w:p/>
+          <w:p>
+            <w:pPr>
+              <w:spacing w:before="120" w:after="120"/>
+            </w:pPr>
+          </w:p>
         </w:tc>
       </w:tr>
       <w:tr>
@@ -565,39 +801,51 @@
             <w:vAlign w:val="center"/>
           </w:tcPr>
           <w:p>
-            <w:r>
-              <w:t>RF09</w:t>
-            </w:r>
-          </w:p>
-        </w:tc>
-        <w:tc>
-          <w:tcPr>
-            <w:tcW w:w="0" w:type="auto"/>
-            <w:vAlign w:val="center"/>
-          </w:tcPr>
-          <w:p>
-            <w:r>
-              <w:t>Notifiche</w:t>
-            </w:r>
-          </w:p>
-        </w:tc>
-        <w:tc>
-          <w:tcPr>
-            <w:tcW w:w="0" w:type="auto"/>
-            <w:vAlign w:val="center"/>
-          </w:tcPr>
-          <w:p>
-            <w:r>
-              <w:t>Invia notifiche di promemoria della prenotazione.</w:t>
-            </w:r>
-          </w:p>
-        </w:tc>
-        <w:tc>
-          <w:tcPr>
-            <w:tcW w:w="0" w:type="auto"/>
-            <w:vAlign w:val="center"/>
-          </w:tcPr>
-          <w:p>
+            <w:pPr>
+              <w:spacing w:before="120" w:after="120"/>
+            </w:pPr>
+            <w:r>
+              <w:t>RF10</w:t>
+            </w:r>
+          </w:p>
+        </w:tc>
+        <w:tc>
+          <w:tcPr>
+            <w:tcW w:w="0" w:type="auto"/>
+            <w:vAlign w:val="center"/>
+          </w:tcPr>
+          <w:p>
+            <w:pPr>
+              <w:spacing w:before="120" w:after="120"/>
+            </w:pPr>
+            <w:r>
+              <w:t>Valutazione e Feedback</w:t>
+            </w:r>
+          </w:p>
+        </w:tc>
+        <w:tc>
+          <w:tcPr>
+            <w:tcW w:w="0" w:type="auto"/>
+            <w:vAlign w:val="center"/>
+          </w:tcPr>
+          <w:p>
+            <w:pPr>
+              <w:spacing w:before="120" w:after="120"/>
+            </w:pPr>
+            <w:r>
+              <w:t>Permette di recensire tramite un voto da 1 a 5 le colonnine. È possibile anche indicare se sono guaste.</w:t>
+            </w:r>
+          </w:p>
+        </w:tc>
+        <w:tc>
+          <w:tcPr>
+            <w:tcW w:w="0" w:type="auto"/>
+            <w:vAlign w:val="center"/>
+          </w:tcPr>
+          <w:p>
+            <w:pPr>
+              <w:spacing w:before="120" w:after="120"/>
+            </w:pPr>
             <w:proofErr w:type="spellStart"/>
             <w:r>
               <w:t>Could</w:t>
@@ -610,7 +858,11 @@
             <w:tcW w:w="0" w:type="auto"/>
             <w:vAlign w:val="center"/>
           </w:tcPr>
-          <w:p/>
+          <w:p>
+            <w:pPr>
+              <w:spacing w:before="120" w:after="120"/>
+            </w:pPr>
+          </w:p>
         </w:tc>
       </w:tr>
       <w:tr>
@@ -620,39 +872,51 @@
             <w:vAlign w:val="center"/>
           </w:tcPr>
           <w:p>
-            <w:r>
-              <w:t>RF10</w:t>
-            </w:r>
-          </w:p>
-        </w:tc>
-        <w:tc>
-          <w:tcPr>
-            <w:tcW w:w="0" w:type="auto"/>
-            <w:vAlign w:val="center"/>
-          </w:tcPr>
-          <w:p>
-            <w:r>
-              <w:t>Valutazione e Feedback</w:t>
-            </w:r>
-          </w:p>
-        </w:tc>
-        <w:tc>
-          <w:tcPr>
-            <w:tcW w:w="0" w:type="auto"/>
-            <w:vAlign w:val="center"/>
-          </w:tcPr>
-          <w:p>
-            <w:r>
-              <w:t>Permette di recensire tramite un voto da 1 a 5 le colonnine. È possibile anche indicare se sono guaste.</w:t>
-            </w:r>
-          </w:p>
-        </w:tc>
-        <w:tc>
-          <w:tcPr>
-            <w:tcW w:w="0" w:type="auto"/>
-            <w:vAlign w:val="center"/>
-          </w:tcPr>
-          <w:p>
+            <w:pPr>
+              <w:spacing w:before="120" w:after="120"/>
+            </w:pPr>
+            <w:r>
+              <w:t>RF11</w:t>
+            </w:r>
+          </w:p>
+        </w:tc>
+        <w:tc>
+          <w:tcPr>
+            <w:tcW w:w="0" w:type="auto"/>
+            <w:vAlign w:val="center"/>
+          </w:tcPr>
+          <w:p>
+            <w:pPr>
+              <w:spacing w:before="120" w:after="120"/>
+            </w:pPr>
+            <w:r>
+              <w:t>Geolocalizzazione</w:t>
+            </w:r>
+          </w:p>
+        </w:tc>
+        <w:tc>
+          <w:tcPr>
+            <w:tcW w:w="0" w:type="auto"/>
+            <w:vAlign w:val="center"/>
+          </w:tcPr>
+          <w:p>
+            <w:pPr>
+              <w:spacing w:before="120" w:after="120"/>
+            </w:pPr>
+            <w:r>
+              <w:t>Mostra la mappa centrata sulla posizione attuale dell’utente.</w:t>
+            </w:r>
+          </w:p>
+        </w:tc>
+        <w:tc>
+          <w:tcPr>
+            <w:tcW w:w="0" w:type="auto"/>
+            <w:vAlign w:val="center"/>
+          </w:tcPr>
+          <w:p>
+            <w:pPr>
+              <w:spacing w:before="120" w:after="120"/>
+            </w:pPr>
             <w:proofErr w:type="spellStart"/>
             <w:r>
               <w:t>Could</w:t>
@@ -665,7 +929,11 @@
             <w:tcW w:w="0" w:type="auto"/>
             <w:vAlign w:val="center"/>
           </w:tcPr>
-          <w:p/>
+          <w:p>
+            <w:pPr>
+              <w:spacing w:before="120" w:after="120"/>
+            </w:pPr>
+          </w:p>
         </w:tc>
       </w:tr>
       <w:tr>
@@ -675,42 +943,54 @@
             <w:vAlign w:val="center"/>
           </w:tcPr>
           <w:p>
-            <w:r>
-              <w:t>RF11</w:t>
-            </w:r>
-          </w:p>
-        </w:tc>
-        <w:tc>
-          <w:tcPr>
-            <w:tcW w:w="0" w:type="auto"/>
-            <w:vAlign w:val="center"/>
-          </w:tcPr>
-          <w:p>
-            <w:r>
-              <w:t>Geolocalizzazione</w:t>
-            </w:r>
-          </w:p>
-        </w:tc>
-        <w:tc>
-          <w:tcPr>
-            <w:tcW w:w="0" w:type="auto"/>
-            <w:vAlign w:val="center"/>
-          </w:tcPr>
-          <w:p>
-            <w:r>
-              <w:t>Mostra la mappa centrata sulla posizione attuale dell’utente.</w:t>
-            </w:r>
-          </w:p>
-        </w:tc>
-        <w:tc>
-          <w:tcPr>
-            <w:tcW w:w="0" w:type="auto"/>
-            <w:vAlign w:val="center"/>
-          </w:tcPr>
-          <w:p>
+            <w:pPr>
+              <w:spacing w:before="120" w:after="120"/>
+            </w:pPr>
+            <w:r>
+              <w:t>RF12</w:t>
+            </w:r>
+          </w:p>
+        </w:tc>
+        <w:tc>
+          <w:tcPr>
+            <w:tcW w:w="0" w:type="auto"/>
+            <w:vAlign w:val="center"/>
+          </w:tcPr>
+          <w:p>
+            <w:pPr>
+              <w:spacing w:before="120" w:after="120"/>
+            </w:pPr>
+            <w:r>
+              <w:t>Recupero Password</w:t>
+            </w:r>
+          </w:p>
+        </w:tc>
+        <w:tc>
+          <w:tcPr>
+            <w:tcW w:w="0" w:type="auto"/>
+            <w:vAlign w:val="center"/>
+          </w:tcPr>
+          <w:p>
+            <w:pPr>
+              <w:spacing w:before="120" w:after="120"/>
+            </w:pPr>
+            <w:r>
+              <w:t>Permette di recuperare la password dimenticata tramite mail.</w:t>
+            </w:r>
+          </w:p>
+        </w:tc>
+        <w:tc>
+          <w:tcPr>
+            <w:tcW w:w="0" w:type="auto"/>
+            <w:vAlign w:val="center"/>
+          </w:tcPr>
+          <w:p>
+            <w:pPr>
+              <w:spacing w:before="120" w:after="120"/>
+            </w:pPr>
             <w:proofErr w:type="spellStart"/>
             <w:r>
-              <w:t>Could</w:t>
+              <w:t>Won’t</w:t>
             </w:r>
             <w:proofErr w:type="spellEnd"/>
           </w:p>
@@ -720,7 +1000,11 @@
             <w:tcW w:w="0" w:type="auto"/>
             <w:vAlign w:val="center"/>
           </w:tcPr>
-          <w:p/>
+          <w:p>
+            <w:pPr>
+              <w:spacing w:before="120" w:after="120"/>
+            </w:pPr>
+          </w:p>
         </w:tc>
       </w:tr>
       <w:tr>
@@ -730,39 +1014,57 @@
             <w:vAlign w:val="center"/>
           </w:tcPr>
           <w:p>
-            <w:r>
-              <w:t>RF12</w:t>
-            </w:r>
-          </w:p>
-        </w:tc>
-        <w:tc>
-          <w:tcPr>
-            <w:tcW w:w="0" w:type="auto"/>
-            <w:vAlign w:val="center"/>
-          </w:tcPr>
-          <w:p>
-            <w:r>
-              <w:t>Recupero Password</w:t>
-            </w:r>
-          </w:p>
-        </w:tc>
-        <w:tc>
-          <w:tcPr>
-            <w:tcW w:w="0" w:type="auto"/>
-            <w:vAlign w:val="center"/>
-          </w:tcPr>
-          <w:p>
-            <w:r>
-              <w:t>Permette di recuperare la password dimenticata tramite mail.</w:t>
-            </w:r>
-          </w:p>
-        </w:tc>
-        <w:tc>
-          <w:tcPr>
-            <w:tcW w:w="0" w:type="auto"/>
-            <w:vAlign w:val="center"/>
-          </w:tcPr>
-          <w:p>
+            <w:pPr>
+              <w:spacing w:before="120" w:after="120"/>
+            </w:pPr>
+            <w:r>
+              <w:t>RF13</w:t>
+            </w:r>
+          </w:p>
+        </w:tc>
+        <w:tc>
+          <w:tcPr>
+            <w:tcW w:w="0" w:type="auto"/>
+            <w:vAlign w:val="center"/>
+          </w:tcPr>
+          <w:p>
+            <w:pPr>
+              <w:spacing w:before="120" w:after="120"/>
+            </w:pPr>
+            <w:r>
+              <w:t>Conferma Accou</w:t>
+            </w:r>
+            <w:r>
+              <w:t>n</w:t>
+            </w:r>
+            <w:r>
+              <w:t>t</w:t>
+            </w:r>
+          </w:p>
+        </w:tc>
+        <w:tc>
+          <w:tcPr>
+            <w:tcW w:w="0" w:type="auto"/>
+            <w:vAlign w:val="center"/>
+          </w:tcPr>
+          <w:p>
+            <w:pPr>
+              <w:spacing w:before="120" w:after="120"/>
+            </w:pPr>
+            <w:r>
+              <w:t>Invia una mail di conferma all’utente dopo che si è registrato.</w:t>
+            </w:r>
+          </w:p>
+        </w:tc>
+        <w:tc>
+          <w:tcPr>
+            <w:tcW w:w="0" w:type="auto"/>
+            <w:vAlign w:val="center"/>
+          </w:tcPr>
+          <w:p>
+            <w:pPr>
+              <w:spacing w:before="120" w:after="120"/>
+            </w:pPr>
             <w:proofErr w:type="spellStart"/>
             <w:r>
               <w:t>Won’t</w:t>
@@ -775,7 +1077,11 @@
             <w:tcW w:w="0" w:type="auto"/>
             <w:vAlign w:val="center"/>
           </w:tcPr>
-          <w:p/>
+          <w:p>
+            <w:pPr>
+              <w:spacing w:before="120" w:after="120"/>
+            </w:pPr>
+          </w:p>
         </w:tc>
       </w:tr>
       <w:tr>
@@ -785,23 +1091,55 @@
             <w:vAlign w:val="center"/>
           </w:tcPr>
           <w:p>
-            <w:r>
-              <w:t>RF13</w:t>
-            </w:r>
-          </w:p>
-        </w:tc>
-        <w:tc>
-          <w:tcPr>
-            <w:tcW w:w="0" w:type="auto"/>
-            <w:vAlign w:val="center"/>
-          </w:tcPr>
-          <w:p>
-            <w:r>
-              <w:t xml:space="preserve">Conferma </w:t>
-            </w:r>
+            <w:pPr>
+              <w:spacing w:before="120" w:after="120"/>
+            </w:pPr>
+            <w:r>
+              <w:lastRenderedPageBreak/>
+              <w:t>RF14</w:t>
+            </w:r>
+          </w:p>
+        </w:tc>
+        <w:tc>
+          <w:tcPr>
+            <w:tcW w:w="0" w:type="auto"/>
+            <w:vAlign w:val="center"/>
+          </w:tcPr>
+          <w:p>
+            <w:pPr>
+              <w:spacing w:before="120" w:after="120"/>
+            </w:pPr>
+            <w:r>
+              <w:t>Pagamento</w:t>
+            </w:r>
+          </w:p>
+        </w:tc>
+        <w:tc>
+          <w:tcPr>
+            <w:tcW w:w="0" w:type="auto"/>
+            <w:vAlign w:val="center"/>
+          </w:tcPr>
+          <w:p>
+            <w:pPr>
+              <w:spacing w:before="120" w:after="120"/>
+            </w:pPr>
+            <w:r>
+              <w:t>Permette il pagamento online del servizio.</w:t>
+            </w:r>
+          </w:p>
+        </w:tc>
+        <w:tc>
+          <w:tcPr>
+            <w:tcW w:w="0" w:type="auto"/>
+            <w:vAlign w:val="center"/>
+          </w:tcPr>
+          <w:p>
+            <w:pPr>
+              <w:spacing w:before="120" w:after="120"/>
+            </w:pPr>
             <w:proofErr w:type="spellStart"/>
             <w:r>
-              <w:t>Accout</w:t>
+              <w:t>Won’t</w:t>
             </w:r>
             <w:proofErr w:type="spellEnd"/>
           </w:p>
@@ -812,30 +1150,10 @@
             <w:vAlign w:val="center"/>
           </w:tcPr>
           <w:p>
-            <w:r>
-              <w:t>Invia una mail di conferma all’utente dopo che si è registrato.</w:t>
-            </w:r>
-          </w:p>
-        </w:tc>
-        <w:tc>
-          <w:tcPr>
-            <w:tcW w:w="0" w:type="auto"/>
-            <w:vAlign w:val="center"/>
-          </w:tcPr>
-          <w:p>
-            <w:proofErr w:type="spellStart"/>
-            <w:r>
-              <w:t>Won’t</w:t>
-            </w:r>
-            <w:proofErr w:type="spellEnd"/>
-          </w:p>
-        </w:tc>
-        <w:tc>
-          <w:tcPr>
-            <w:tcW w:w="0" w:type="auto"/>
-            <w:vAlign w:val="center"/>
-          </w:tcPr>
-          <w:p/>
+            <w:pPr>
+              <w:spacing w:before="120" w:after="120"/>
+            </w:pPr>
+          </w:p>
         </w:tc>
       </w:tr>
       <w:tr>
@@ -845,39 +1163,51 @@
             <w:vAlign w:val="center"/>
           </w:tcPr>
           <w:p>
-            <w:r>
-              <w:t>RF14</w:t>
-            </w:r>
-          </w:p>
-        </w:tc>
-        <w:tc>
-          <w:tcPr>
-            <w:tcW w:w="0" w:type="auto"/>
-            <w:vAlign w:val="center"/>
-          </w:tcPr>
-          <w:p>
-            <w:r>
-              <w:t>Pagamento</w:t>
-            </w:r>
-          </w:p>
-        </w:tc>
-        <w:tc>
-          <w:tcPr>
-            <w:tcW w:w="0" w:type="auto"/>
-            <w:vAlign w:val="center"/>
-          </w:tcPr>
-          <w:p>
-            <w:r>
-              <w:t>Permette il pagamento online del servizio.</w:t>
-            </w:r>
-          </w:p>
-        </w:tc>
-        <w:tc>
-          <w:tcPr>
-            <w:tcW w:w="0" w:type="auto"/>
-            <w:vAlign w:val="center"/>
-          </w:tcPr>
-          <w:p>
+            <w:pPr>
+              <w:spacing w:before="120" w:after="120"/>
+            </w:pPr>
+            <w:r>
+              <w:t>RF15</w:t>
+            </w:r>
+          </w:p>
+        </w:tc>
+        <w:tc>
+          <w:tcPr>
+            <w:tcW w:w="0" w:type="auto"/>
+            <w:vAlign w:val="center"/>
+          </w:tcPr>
+          <w:p>
+            <w:pPr>
+              <w:spacing w:before="120" w:after="120"/>
+            </w:pPr>
+            <w:r>
+              <w:t>Integrazione Fisica</w:t>
+            </w:r>
+          </w:p>
+        </w:tc>
+        <w:tc>
+          <w:tcPr>
+            <w:tcW w:w="0" w:type="auto"/>
+            <w:vAlign w:val="center"/>
+          </w:tcPr>
+          <w:p>
+            <w:pPr>
+              <w:spacing w:before="120" w:after="120"/>
+            </w:pPr>
+            <w:r>
+              <w:t>Adattamento del sistema alle colonnine fisiche del territorio.</w:t>
+            </w:r>
+          </w:p>
+        </w:tc>
+        <w:tc>
+          <w:tcPr>
+            <w:tcW w:w="0" w:type="auto"/>
+            <w:vAlign w:val="center"/>
+          </w:tcPr>
+          <w:p>
+            <w:pPr>
+              <w:spacing w:before="120" w:after="120"/>
+            </w:pPr>
             <w:proofErr w:type="spellStart"/>
             <w:r>
               <w:t>Won’t</w:t>
@@ -890,304 +1220,526 @@
             <w:tcW w:w="0" w:type="auto"/>
             <w:vAlign w:val="center"/>
           </w:tcPr>
-          <w:p/>
-        </w:tc>
-      </w:tr>
-      <w:tr>
-        <w:tc>
-          <w:tcPr>
-            <w:tcW w:w="0" w:type="auto"/>
-            <w:vAlign w:val="center"/>
-          </w:tcPr>
-          <w:p>
-            <w:r>
-              <w:t>RF15</w:t>
-            </w:r>
-          </w:p>
-        </w:tc>
-        <w:tc>
-          <w:tcPr>
-            <w:tcW w:w="0" w:type="auto"/>
-            <w:vAlign w:val="center"/>
-          </w:tcPr>
-          <w:p>
-            <w:r>
-              <w:t>Integrazione Fisica</w:t>
-            </w:r>
-          </w:p>
-        </w:tc>
-        <w:tc>
-          <w:tcPr>
-            <w:tcW w:w="0" w:type="auto"/>
-            <w:vAlign w:val="center"/>
-          </w:tcPr>
-          <w:p>
-            <w:r>
-              <w:t>Adattamento del sistema alle colonnine fisiche del territorio.</w:t>
-            </w:r>
-          </w:p>
-        </w:tc>
-        <w:tc>
-          <w:tcPr>
-            <w:tcW w:w="0" w:type="auto"/>
-            <w:vAlign w:val="center"/>
-          </w:tcPr>
-          <w:p>
-            <w:proofErr w:type="spellStart"/>
-            <w:r>
-              <w:t>Won’t</w:t>
-            </w:r>
-            <w:proofErr w:type="spellEnd"/>
-          </w:p>
-        </w:tc>
-        <w:tc>
-          <w:tcPr>
-            <w:tcW w:w="0" w:type="auto"/>
-            <w:vAlign w:val="center"/>
-          </w:tcPr>
-          <w:p/>
+          <w:p>
+            <w:pPr>
+              <w:spacing w:before="120" w:after="120"/>
+            </w:pPr>
+          </w:p>
         </w:tc>
       </w:tr>
     </w:tbl>
     <w:p/>
     <w:p/>
-    <w:p/>
-    <w:p/>
-    <w:p/>
-    <w:p>
-      <w:pPr>
-        <w:rPr>
-          <w:u w:val="single"/>
-        </w:rPr>
-      </w:pPr>
-    </w:p>
     <w:p>
       <w:r>
-        <w:lastRenderedPageBreak/>
-        <w:t>non funzionale → </w:t>
-      </w:r>
-    </w:p>
-    <w:p>
-      <w:pPr>
-        <w:numPr>
-          <w:ilvl w:val="0"/>
-          <w:numId w:val="2"/>
-        </w:numPr>
-      </w:pPr>
-      <w:r>
-        <w:t>interfaccia user-friendly</w:t>
-      </w:r>
-    </w:p>
-    <w:p>
-      <w:pPr>
-        <w:numPr>
-          <w:ilvl w:val="0"/>
-          <w:numId w:val="2"/>
-        </w:numPr>
-      </w:pPr>
-      <w:r>
-        <w:t>tempo di risposta minimo</w:t>
-      </w:r>
-    </w:p>
-    <w:p>
-      <w:pPr>
-        <w:numPr>
-          <w:ilvl w:val="0"/>
-          <w:numId w:val="2"/>
-        </w:numPr>
-      </w:pPr>
-      <w:r>
-        <w:t>sicurezza password (visibilità e complessità)</w:t>
-      </w:r>
-    </w:p>
-    <w:p>
-      <w:pPr>
-        <w:numPr>
-          <w:ilvl w:val="0"/>
-          <w:numId w:val="2"/>
-        </w:numPr>
-      </w:pPr>
-      <w:r>
-        <w:t>il sistema deve gestire più utenti contemporaneamente</w:t>
+        <w:br w:type="page"/>
       </w:r>
     </w:p>
     <w:p/>
     <w:p>
-      <w:r>
-        <w:br/>
-      </w:r>
-      <w:r>
-        <w:br/>
-      </w:r>
-    </w:p>
-    <w:p>
-      <w:pPr>
-        <w:numPr>
-          <w:ilvl w:val="0"/>
-          <w:numId w:val="3"/>
-        </w:numPr>
-      </w:pPr>
-      <w:proofErr w:type="spellStart"/>
-      <w:r>
-        <w:t>MoSCOW</w:t>
-      </w:r>
-      <w:proofErr w:type="spellEnd"/>
-      <w:r>
-        <w:t xml:space="preserve"> (manca collegamento ai requisiti funzionali e non funzionali)</w:t>
-      </w:r>
-    </w:p>
-    <w:p>
-      <w:r>
-        <w:br/>
-        <w:t xml:space="preserve">must </w:t>
-      </w:r>
-      <w:proofErr w:type="spellStart"/>
-      <w:r>
-        <w:t>have</w:t>
-      </w:r>
-      <w:proofErr w:type="spellEnd"/>
-      <w:r>
-        <w:t>:</w:t>
-      </w:r>
-    </w:p>
-    <w:p>
-      <w:r>
-        <w:t xml:space="preserve">registrazione e accesso personale con credenziali (username / mail, password) all’applicazione, pagina home con mappa centrale, barra laterale (profilo, lista prenotazioni attive e concluse, lista colonnine disponibili con filtri e scheda colonnine singole, ordinamento, logout), prenotazione colonnina scegliendo data, ora luogo, generazione </w:t>
-      </w:r>
-      <w:proofErr w:type="spellStart"/>
-      <w:r>
-        <w:t>qr-code</w:t>
-      </w:r>
-      <w:proofErr w:type="spellEnd"/>
-      <w:r>
-        <w:t xml:space="preserve"> e codice, posizioni sulla mappa colonnine, usabilità base</w:t>
-      </w:r>
-      <w:r>
-        <w:br/>
-      </w:r>
-      <w:r>
-        <w:br/>
-        <w:t xml:space="preserve">should </w:t>
-      </w:r>
-      <w:proofErr w:type="spellStart"/>
-      <w:r>
-        <w:t>have</w:t>
-      </w:r>
-      <w:proofErr w:type="spellEnd"/>
-      <w:r>
-        <w:t>: </w:t>
-      </w:r>
-    </w:p>
-    <w:p>
-      <w:r>
-        <w:t>notifiche, cerca colonnine con nomi dati da noi, pagina admin con gestore colonnine</w:t>
-      </w:r>
-      <w:r>
-        <w:br/>
-      </w:r>
-      <w:r>
-        <w:br/>
-      </w:r>
-      <w:proofErr w:type="spellStart"/>
-      <w:r>
-        <w:t>could</w:t>
-      </w:r>
-      <w:proofErr w:type="spellEnd"/>
-      <w:r>
-        <w:t xml:space="preserve"> </w:t>
-      </w:r>
-      <w:proofErr w:type="spellStart"/>
-      <w:r>
-        <w:t>have</w:t>
-      </w:r>
-      <w:proofErr w:type="spellEnd"/>
-      <w:r>
-        <w:t>: </w:t>
-      </w:r>
-    </w:p>
-    <w:p>
-      <w:r>
-        <w:t>valutazione colonnine,</w:t>
-      </w:r>
+      <w:pPr>
+        <w:rPr>
+          <w:b/>
+          <w:bCs/>
+          <w:sz w:val="24"/>
+          <w:szCs w:val="24"/>
+        </w:rPr>
+      </w:pPr>
       <w:r>
         <w:rPr>
           <w:b/>
           <w:bCs/>
+          <w:sz w:val="24"/>
+          <w:szCs w:val="24"/>
         </w:rPr>
-        <w:t xml:space="preserve"> </w:t>
-      </w:r>
-      <w:r>
-        <w:t>mail conferma registrazione, recupero password, colonnine interattive che aprono le schede, geolocalizzazione, pagamento</w:t>
-      </w:r>
-      <w:r>
-        <w:br/>
-      </w:r>
-      <w:r>
-        <w:br/>
-      </w:r>
-      <w:proofErr w:type="spellStart"/>
-      <w:r>
-        <w:t>won’t</w:t>
-      </w:r>
-      <w:proofErr w:type="spellEnd"/>
-      <w:r>
-        <w:t xml:space="preserve"> </w:t>
-      </w:r>
-      <w:proofErr w:type="spellStart"/>
-      <w:r>
-        <w:t>have</w:t>
-      </w:r>
-      <w:proofErr w:type="spellEnd"/>
-      <w:r>
-        <w:t>:</w:t>
+        <w:t>Requisiti non funzionali</w:t>
       </w:r>
     </w:p>
-    <w:p>
-      <w:r>
-        <w:t> integrazione con colonnine fisiche reali</w:t>
-      </w:r>
-    </w:p>
+    <w:tbl>
+      <w:tblPr>
+        <w:tblStyle w:val="Grigliatabella"/>
+        <w:tblW w:w="0" w:type="auto"/>
+        <w:tblLook w:val="04A0" w:firstRow="1" w:lastRow="0" w:firstColumn="1" w:lastColumn="0" w:noHBand="0" w:noVBand="1"/>
+      </w:tblPr>
+      <w:tblGrid>
+        <w:gridCol w:w="856"/>
+        <w:gridCol w:w="1583"/>
+        <w:gridCol w:w="7189"/>
+      </w:tblGrid>
+      <w:tr>
+        <w:tc>
+          <w:tcPr>
+            <w:tcW w:w="0" w:type="auto"/>
+            <w:vAlign w:val="center"/>
+          </w:tcPr>
+          <w:p>
+            <w:pPr>
+              <w:spacing w:before="120" w:after="120"/>
+              <w:jc w:val="center"/>
+            </w:pPr>
+            <w:r>
+              <w:t>ID</w:t>
+            </w:r>
+          </w:p>
+        </w:tc>
+        <w:tc>
+          <w:tcPr>
+            <w:tcW w:w="0" w:type="auto"/>
+            <w:vAlign w:val="center"/>
+          </w:tcPr>
+          <w:p>
+            <w:pPr>
+              <w:spacing w:before="120" w:after="120"/>
+              <w:jc w:val="center"/>
+            </w:pPr>
+            <w:r>
+              <w:t>Requisito</w:t>
+            </w:r>
+          </w:p>
+        </w:tc>
+        <w:tc>
+          <w:tcPr>
+            <w:tcW w:w="0" w:type="auto"/>
+            <w:vAlign w:val="center"/>
+          </w:tcPr>
+          <w:p>
+            <w:pPr>
+              <w:pStyle w:val="Paragrafoelenco"/>
+              <w:spacing w:before="120" w:after="120"/>
+              <w:ind w:left="0"/>
+              <w:jc w:val="center"/>
+            </w:pPr>
+            <w:r>
+              <w:t>Descrizione</w:t>
+            </w:r>
+          </w:p>
+        </w:tc>
+      </w:tr>
+      <w:tr>
+        <w:tc>
+          <w:tcPr>
+            <w:tcW w:w="0" w:type="auto"/>
+            <w:vAlign w:val="center"/>
+          </w:tcPr>
+          <w:p>
+            <w:pPr>
+              <w:spacing w:before="120" w:after="120"/>
+            </w:pPr>
+            <w:r>
+              <w:t>RNF01</w:t>
+            </w:r>
+          </w:p>
+        </w:tc>
+        <w:tc>
+          <w:tcPr>
+            <w:tcW w:w="0" w:type="auto"/>
+            <w:vAlign w:val="center"/>
+          </w:tcPr>
+          <w:p>
+            <w:pPr>
+              <w:spacing w:before="120" w:after="120"/>
+            </w:pPr>
+            <w:r>
+              <w:t>Prestazioni</w:t>
+            </w:r>
+          </w:p>
+        </w:tc>
+        <w:tc>
+          <w:tcPr>
+            <w:tcW w:w="0" w:type="auto"/>
+            <w:vAlign w:val="center"/>
+          </w:tcPr>
+          <w:p>
+            <w:pPr>
+              <w:pStyle w:val="Paragrafoelenco"/>
+              <w:spacing w:before="120" w:after="120"/>
+              <w:ind w:left="0"/>
+            </w:pPr>
+            <w:r>
+              <w:t xml:space="preserve">Il sistema deve rispondere entro </w:t>
+            </w:r>
+            <w:proofErr w:type="gramStart"/>
+            <w:r>
+              <w:t>3</w:t>
+            </w:r>
+            <w:proofErr w:type="gramEnd"/>
+            <w:r>
+              <w:t xml:space="preserve"> secondi per le principali operazioni</w:t>
+            </w:r>
+            <w:r>
+              <w:t>, così da non far attendere l’utente.</w:t>
+            </w:r>
+          </w:p>
+        </w:tc>
+      </w:tr>
+      <w:tr>
+        <w:tc>
+          <w:tcPr>
+            <w:tcW w:w="0" w:type="auto"/>
+            <w:vAlign w:val="center"/>
+          </w:tcPr>
+          <w:p>
+            <w:pPr>
+              <w:spacing w:before="120" w:after="120"/>
+            </w:pPr>
+            <w:r>
+              <w:t>RNF02</w:t>
+            </w:r>
+          </w:p>
+        </w:tc>
+        <w:tc>
+          <w:tcPr>
+            <w:tcW w:w="0" w:type="auto"/>
+            <w:vAlign w:val="center"/>
+          </w:tcPr>
+          <w:p>
+            <w:pPr>
+              <w:spacing w:before="120" w:after="120"/>
+            </w:pPr>
+            <w:r>
+              <w:t>Manutenibilità</w:t>
+            </w:r>
+          </w:p>
+        </w:tc>
+        <w:tc>
+          <w:tcPr>
+            <w:tcW w:w="0" w:type="auto"/>
+            <w:vAlign w:val="center"/>
+          </w:tcPr>
+          <w:p>
+            <w:pPr>
+              <w:pStyle w:val="Paragrafoelenco"/>
+              <w:spacing w:before="120" w:after="120"/>
+              <w:ind w:left="0"/>
+            </w:pPr>
+            <w:r>
+              <w:t xml:space="preserve">Il sistema deve essere in grado di poter essere modificato agevolmente senza </w:t>
+            </w:r>
+            <w:proofErr w:type="spellStart"/>
+            <w:r>
+              <w:t>downtime</w:t>
+            </w:r>
+            <w:proofErr w:type="spellEnd"/>
+            <w:r>
+              <w:t>.</w:t>
+            </w:r>
+          </w:p>
+        </w:tc>
+      </w:tr>
+      <w:tr>
+        <w:tc>
+          <w:tcPr>
+            <w:tcW w:w="0" w:type="auto"/>
+            <w:vAlign w:val="center"/>
+          </w:tcPr>
+          <w:p>
+            <w:pPr>
+              <w:spacing w:before="120" w:after="120"/>
+            </w:pPr>
+            <w:r>
+              <w:t>RNF03</w:t>
+            </w:r>
+          </w:p>
+        </w:tc>
+        <w:tc>
+          <w:tcPr>
+            <w:tcW w:w="0" w:type="auto"/>
+            <w:vAlign w:val="center"/>
+          </w:tcPr>
+          <w:p>
+            <w:pPr>
+              <w:spacing w:before="120" w:after="120"/>
+            </w:pPr>
+            <w:r>
+              <w:t>Sicurezza</w:t>
+            </w:r>
+          </w:p>
+        </w:tc>
+        <w:tc>
+          <w:tcPr>
+            <w:tcW w:w="0" w:type="auto"/>
+            <w:vAlign w:val="center"/>
+          </w:tcPr>
+          <w:p>
+            <w:pPr>
+              <w:pStyle w:val="Paragrafoelenco"/>
+              <w:numPr>
+                <w:ilvl w:val="0"/>
+                <w:numId w:val="5"/>
+              </w:numPr>
+              <w:spacing w:before="120" w:after="120"/>
+              <w:ind w:left="0"/>
+            </w:pPr>
+            <w:r>
+              <w:t>I dati dell’utente devono essere riservati in modo da non diffondere dati sensibili.</w:t>
+            </w:r>
+          </w:p>
+        </w:tc>
+      </w:tr>
+      <w:tr>
+        <w:tc>
+          <w:tcPr>
+            <w:tcW w:w="0" w:type="auto"/>
+            <w:vAlign w:val="center"/>
+          </w:tcPr>
+          <w:p>
+            <w:pPr>
+              <w:spacing w:before="120" w:after="120"/>
+            </w:pPr>
+            <w:r>
+              <w:t>RNF04</w:t>
+            </w:r>
+          </w:p>
+        </w:tc>
+        <w:tc>
+          <w:tcPr>
+            <w:tcW w:w="0" w:type="auto"/>
+            <w:vAlign w:val="center"/>
+          </w:tcPr>
+          <w:p>
+            <w:pPr>
+              <w:spacing w:before="120" w:after="120"/>
+            </w:pPr>
+            <w:r>
+              <w:t>Usabilità</w:t>
+            </w:r>
+          </w:p>
+        </w:tc>
+        <w:tc>
+          <w:tcPr>
+            <w:tcW w:w="0" w:type="auto"/>
+            <w:vAlign w:val="center"/>
+          </w:tcPr>
+          <w:p>
+            <w:pPr>
+              <w:pStyle w:val="Paragrafoelenco"/>
+              <w:numPr>
+                <w:ilvl w:val="0"/>
+                <w:numId w:val="5"/>
+              </w:numPr>
+              <w:spacing w:before="120" w:after="120"/>
+              <w:ind w:left="0"/>
+            </w:pPr>
+            <w:r>
+              <w:t>L’interfaccia deve essere intuitiva, coerente e user-friendly.</w:t>
+            </w:r>
+          </w:p>
+        </w:tc>
+      </w:tr>
+      <w:tr>
+        <w:tc>
+          <w:tcPr>
+            <w:tcW w:w="0" w:type="auto"/>
+            <w:vAlign w:val="center"/>
+          </w:tcPr>
+          <w:p>
+            <w:pPr>
+              <w:spacing w:before="120" w:after="120"/>
+            </w:pPr>
+            <w:r>
+              <w:t>RNF05</w:t>
+            </w:r>
+          </w:p>
+        </w:tc>
+        <w:tc>
+          <w:tcPr>
+            <w:tcW w:w="0" w:type="auto"/>
+            <w:vAlign w:val="center"/>
+          </w:tcPr>
+          <w:p>
+            <w:pPr>
+              <w:spacing w:before="120" w:after="120"/>
+            </w:pPr>
+            <w:r>
+              <w:t>Accessibilità</w:t>
+            </w:r>
+          </w:p>
+        </w:tc>
+        <w:tc>
+          <w:tcPr>
+            <w:tcW w:w="0" w:type="auto"/>
+            <w:vAlign w:val="center"/>
+          </w:tcPr>
+          <w:p>
+            <w:pPr>
+              <w:pStyle w:val="Paragrafoelenco"/>
+              <w:numPr>
+                <w:ilvl w:val="0"/>
+                <w:numId w:val="5"/>
+              </w:numPr>
+              <w:spacing w:before="120" w:after="120"/>
+              <w:ind w:left="0"/>
+            </w:pPr>
+            <w:r>
+              <w:t>L’interfaccia deve essere leggibile e chiara.</w:t>
+            </w:r>
+          </w:p>
+        </w:tc>
+      </w:tr>
+      <w:tr>
+        <w:tc>
+          <w:tcPr>
+            <w:tcW w:w="0" w:type="auto"/>
+            <w:vAlign w:val="center"/>
+          </w:tcPr>
+          <w:p>
+            <w:pPr>
+              <w:spacing w:before="120" w:after="120"/>
+            </w:pPr>
+            <w:r>
+              <w:t>RNF06</w:t>
+            </w:r>
+          </w:p>
+        </w:tc>
+        <w:tc>
+          <w:tcPr>
+            <w:tcW w:w="0" w:type="auto"/>
+            <w:vAlign w:val="center"/>
+          </w:tcPr>
+          <w:p>
+            <w:pPr>
+              <w:spacing w:before="120" w:after="120"/>
+            </w:pPr>
+            <w:r>
+              <w:t>Concorrenza</w:t>
+            </w:r>
+          </w:p>
+        </w:tc>
+        <w:tc>
+          <w:tcPr>
+            <w:tcW w:w="0" w:type="auto"/>
+            <w:vAlign w:val="center"/>
+          </w:tcPr>
+          <w:p>
+            <w:pPr>
+              <w:pStyle w:val="Paragrafoelenco"/>
+              <w:numPr>
+                <w:ilvl w:val="0"/>
+                <w:numId w:val="5"/>
+              </w:numPr>
+              <w:spacing w:before="120" w:after="120"/>
+              <w:ind w:left="0"/>
+            </w:pPr>
+            <w:r>
+              <w:t>Il sistema deve prevenire</w:t>
+            </w:r>
+            <w:r>
+              <w:t xml:space="preserve"> la concorrenza tra utenti, quindi deve saper gestire</w:t>
+            </w:r>
+            <w:r>
+              <w:t xml:space="preserve"> doppie prenotazioni per la stessa colonnina.</w:t>
+            </w:r>
+          </w:p>
+        </w:tc>
+      </w:tr>
+      <w:tr>
+        <w:tc>
+          <w:tcPr>
+            <w:tcW w:w="0" w:type="auto"/>
+            <w:vAlign w:val="center"/>
+          </w:tcPr>
+          <w:p>
+            <w:pPr>
+              <w:spacing w:before="120" w:after="120"/>
+            </w:pPr>
+            <w:r>
+              <w:t>RNF07</w:t>
+            </w:r>
+          </w:p>
+        </w:tc>
+        <w:tc>
+          <w:tcPr>
+            <w:tcW w:w="0" w:type="auto"/>
+            <w:vAlign w:val="center"/>
+          </w:tcPr>
+          <w:p>
+            <w:pPr>
+              <w:spacing w:before="120" w:after="120"/>
+            </w:pPr>
+            <w:r>
+              <w:t>Scalabilità</w:t>
+            </w:r>
+          </w:p>
+        </w:tc>
+        <w:tc>
+          <w:tcPr>
+            <w:tcW w:w="0" w:type="auto"/>
+            <w:vAlign w:val="center"/>
+          </w:tcPr>
+          <w:p>
+            <w:pPr>
+              <w:pStyle w:val="Paragrafoelenco"/>
+              <w:numPr>
+                <w:ilvl w:val="0"/>
+                <w:numId w:val="5"/>
+              </w:numPr>
+              <w:spacing w:before="120" w:after="120"/>
+              <w:ind w:left="0"/>
+            </w:pPr>
+            <w:r>
+              <w:t>Deve supportare un numero crescente di utenti senza degradare le prestazioni.</w:t>
+            </w:r>
+          </w:p>
+        </w:tc>
+      </w:tr>
+      <w:tr>
+        <w:tc>
+          <w:tcPr>
+            <w:tcW w:w="0" w:type="auto"/>
+            <w:vAlign w:val="center"/>
+          </w:tcPr>
+          <w:p>
+            <w:pPr>
+              <w:spacing w:before="120" w:after="120"/>
+            </w:pPr>
+            <w:r>
+              <w:t>RNF08</w:t>
+            </w:r>
+          </w:p>
+        </w:tc>
+        <w:tc>
+          <w:tcPr>
+            <w:tcW w:w="0" w:type="auto"/>
+            <w:vAlign w:val="center"/>
+          </w:tcPr>
+          <w:p>
+            <w:pPr>
+              <w:spacing w:before="120" w:after="120"/>
+            </w:pPr>
+            <w:r>
+              <w:t>Compatibilità</w:t>
+            </w:r>
+          </w:p>
+        </w:tc>
+        <w:tc>
+          <w:tcPr>
+            <w:tcW w:w="0" w:type="auto"/>
+            <w:vAlign w:val="center"/>
+          </w:tcPr>
+          <w:p>
+            <w:pPr>
+              <w:pStyle w:val="Paragrafoelenco"/>
+              <w:numPr>
+                <w:ilvl w:val="0"/>
+                <w:numId w:val="5"/>
+              </w:numPr>
+              <w:spacing w:before="120" w:after="120"/>
+              <w:ind w:left="0"/>
+            </w:pPr>
+            <w:r>
+              <w:t xml:space="preserve">Deve funzionare sui </w:t>
+            </w:r>
+            <w:r>
+              <w:t>principali browser.</w:t>
+            </w:r>
+          </w:p>
+        </w:tc>
+      </w:tr>
+    </w:tbl>
     <w:p/>
-    <w:p/>
-    <w:p>
-      <w:r>
-        <w:t>("RNF1", "Usabilità", "Interfaccia intuitiva e coerente.", "Usabilità"),</w:t>
-      </w:r>
-    </w:p>
-    <w:p>
-      <w:r>
-        <w:t xml:space="preserve">    ("RNF2", "Prestazioni", "Risposta entro 3 secondi.", "Performance"),</w:t>
-      </w:r>
-    </w:p>
-    <w:p>
-      <w:r>
-        <w:t xml:space="preserve">    ("RNF3", "Sicurezza", "Password nascoste e complesse.", "Sicurezza"),</w:t>
-      </w:r>
-    </w:p>
-    <w:p>
-      <w:r>
-        <w:t xml:space="preserve">    ("RNF4", "Concorrenza", "Evitare doppie prenotazioni.", "Affidabilità"),</w:t>
-      </w:r>
-    </w:p>
-    <w:p>
-      <w:r>
-        <w:t xml:space="preserve">    ("RNF5", "Scalabilità", "Gestione crescita utenti.", "Manutenibilità"),</w:t>
-      </w:r>
-    </w:p>
-    <w:p>
-      <w:r>
-        <w:t xml:space="preserve">    ("RNF6", "Compatibilità", "Browser principali supportati.", "Portabilità"),</w:t>
-      </w:r>
-    </w:p>
-    <w:p>
-      <w:r>
-        <w:t xml:space="preserve">    ("RNF7", "Accessibilità", "Interfaccia leggibile e chiara.", "Usabilità"),</w:t>
-      </w:r>
-      <w:r>
-        <w:br/>
-      </w:r>
-    </w:p>
     <w:sectPr>
+      <w:headerReference w:type="default" r:id="rId7"/>
+      <w:footerReference w:type="default" r:id="rId8"/>
       <w:pgSz w:w="11906" w:h="16838"/>
       <w:pgMar w:top="1417" w:right="1134" w:bottom="1134" w:left="1134" w:header="708" w:footer="708" w:gutter="0"/>
       <w:cols w:space="708"/>
@@ -1197,9 +1749,239 @@
 </w:document>
 </file>
 
+<file path=word/endnotes.xml><?xml version="1.0" encoding="utf-8"?>
+<w:endnotes xmlns:wpc="http://schemas.microsoft.com/office/word/2010/wordprocessingCanvas" xmlns:cx="http://schemas.microsoft.com/office/drawing/2014/chartex" xmlns:cx1="http://schemas.microsoft.com/office/drawing/2015/9/8/chartex" xmlns:cx2="http://schemas.microsoft.com/office/drawing/2015/10/21/chartex" xmlns:cx3="http://schemas.microsoft.com/office/drawing/2016/5/9/chartex" xmlns:cx4="http://schemas.microsoft.com/office/drawing/2016/5/10/chartex" xmlns:cx5="http://schemas.microsoft.com/office/drawing/2016/5/11/chartex" xmlns:cx6="http://schemas.microsoft.com/office/drawing/2016/5/12/chartex" xmlns:cx7="http://schemas.microsoft.com/office/drawing/2016/5/13/chartex" xmlns:cx8="http://schemas.microsoft.com/office/drawing/2016/5/14/chartex" xmlns:mc="http://schemas.openxmlformats.org/markup-compatibility/2006" xmlns:aink="http://schemas.microsoft.com/office/drawing/2016/ink" xmlns:am3d="http://schemas.microsoft.com/office/drawing/2017/model3d" xmlns:o="urn:schemas-microsoft-com:office:office" xmlns:oel="http://schemas.microsoft.com/office/2019/extlst" xmlns:r="http://schemas.openxmlformats.org/officeDocument/2006/relationships" xmlns:m="http://schemas.openxmlformats.org/officeDocument/2006/math" xmlns:v="urn:schemas-microsoft-com:vml" xmlns:wp14="http://schemas.microsoft.com/office/word/2010/wordprocessingDrawing" xmlns:wp="http://schemas.openxmlformats.org/drawingml/2006/wordprocessingDrawing" xmlns:w10="urn:schemas-microsoft-com:office:word" xmlns:w="http://schemas.openxmlformats.org/wordprocessingml/2006/main" xmlns:w14="http://schemas.microsoft.com/office/word/2010/wordml" xmlns:w15="http://schemas.microsoft.com/office/word/2012/wordml" xmlns:w16cex="http://schemas.microsoft.com/office/word/2018/wordml/cex" xmlns:w16cid="http://schemas.microsoft.com/office/word/2016/wordml/cid" xmlns:w16="http://schemas.microsoft.com/office/word/2018/wordml" xmlns:w16du="http://schemas.microsoft.com/office/word/2023/wordml/word16du" xmlns:w16sdtdh="http://schemas.microsoft.com/office/word/2020/wordml/sdtdatahash" xmlns:w16sdtfl="http://schemas.microsoft.com/office/word/2024/wordml/sdtformatlock" xmlns:w16se="http://schemas.microsoft.com/office/word/2015/wordml/symex" xmlns:wpg="http://schemas.microsoft.com/office/word/2010/wordprocessingGroup" xmlns:wpi="http://schemas.microsoft.com/office/word/2010/wordprocessingInk" xmlns:wne="http://schemas.microsoft.com/office/word/2006/wordml" xmlns:wps="http://schemas.microsoft.com/office/word/2010/wordprocessingShape" mc:Ignorable="w14 w15 w16se w16cid w16 w16cex w16sdtdh w16sdtfl w16du wp14">
+  <w:endnote w:type="separator" w:id="-1">
+    <w:p>
+      <w:pPr>
+        <w:spacing w:after="0" w:line="240" w:lineRule="auto"/>
+      </w:pPr>
+      <w:r>
+        <w:separator/>
+      </w:r>
+    </w:p>
+  </w:endnote>
+  <w:endnote w:type="continuationSeparator" w:id="0">
+    <w:p>
+      <w:pPr>
+        <w:spacing w:after="0" w:line="240" w:lineRule="auto"/>
+      </w:pPr>
+      <w:r>
+        <w:continuationSeparator/>
+      </w:r>
+    </w:p>
+  </w:endnote>
+</w:endnotes>
+</file>
+
+<file path=word/footer1.xml><?xml version="1.0" encoding="utf-8"?>
+<w:ftr xmlns:wpc="http://schemas.microsoft.com/office/word/2010/wordprocessingCanvas" xmlns:cx="http://schemas.microsoft.com/office/drawing/2014/chartex" xmlns:cx1="http://schemas.microsoft.com/office/drawing/2015/9/8/chartex" xmlns:cx2="http://schemas.microsoft.com/office/drawing/2015/10/21/chartex" xmlns:cx3="http://schemas.microsoft.com/office/drawing/2016/5/9/chartex" xmlns:cx4="http://schemas.microsoft.com/office/drawing/2016/5/10/chartex" xmlns:cx5="http://schemas.microsoft.com/office/drawing/2016/5/11/chartex" xmlns:cx6="http://schemas.microsoft.com/office/drawing/2016/5/12/chartex" xmlns:cx7="http://schemas.microsoft.com/office/drawing/2016/5/13/chartex" xmlns:cx8="http://schemas.microsoft.com/office/drawing/2016/5/14/chartex" xmlns:mc="http://schemas.openxmlformats.org/markup-compatibility/2006" xmlns:aink="http://schemas.microsoft.com/office/drawing/2016/ink" xmlns:am3d="http://schemas.microsoft.com/office/drawing/2017/model3d" xmlns:o="urn:schemas-microsoft-com:office:office" xmlns:oel="http://schemas.microsoft.com/office/2019/extlst" xmlns:r="http://schemas.openxmlformats.org/officeDocument/2006/relationships" xmlns:m="http://schemas.openxmlformats.org/officeDocument/2006/math" xmlns:v="urn:schemas-microsoft-com:vml" xmlns:wp14="http://schemas.microsoft.com/office/word/2010/wordprocessingDrawing" xmlns:wp="http://schemas.openxmlformats.org/drawingml/2006/wordprocessingDrawing" xmlns:w10="urn:schemas-microsoft-com:office:word" xmlns:w="http://schemas.openxmlformats.org/wordprocessingml/2006/main" xmlns:w14="http://schemas.microsoft.com/office/word/2010/wordml" xmlns:w15="http://schemas.microsoft.com/office/word/2012/wordml" xmlns:w16cex="http://schemas.microsoft.com/office/word/2018/wordml/cex" xmlns:w16cid="http://schemas.microsoft.com/office/word/2016/wordml/cid" xmlns:w16="http://schemas.microsoft.com/office/word/2018/wordml" xmlns:w16du="http://schemas.microsoft.com/office/word/2023/wordml/word16du" xmlns:w16sdtdh="http://schemas.microsoft.com/office/word/2020/wordml/sdtdatahash" xmlns:w16sdtfl="http://schemas.microsoft.com/office/word/2024/wordml/sdtformatlock" xmlns:w16se="http://schemas.microsoft.com/office/word/2015/wordml/symex" xmlns:wpg="http://schemas.microsoft.com/office/word/2010/wordprocessingGroup" xmlns:wpi="http://schemas.microsoft.com/office/word/2010/wordprocessingInk" xmlns:wne="http://schemas.microsoft.com/office/word/2006/wordml" xmlns:wps="http://schemas.microsoft.com/office/word/2010/wordprocessingShape" mc:Ignorable="w14 w15 w16se w16cid w16 w16cex w16sdtdh w16sdtfl w16du wp14">
+  <w:sdt>
+    <w:sdtPr>
+      <w:id w:val="1161050173"/>
+      <w:docPartObj>
+        <w:docPartGallery w:val="Page Numbers (Bottom of Page)"/>
+        <w:docPartUnique/>
+      </w:docPartObj>
+    </w:sdtPr>
+    <w:sdtContent>
+      <w:p>
+        <w:pPr>
+          <w:pStyle w:val="Pidipagina"/>
+          <w:jc w:val="right"/>
+        </w:pPr>
+        <w:r>
+          <w:fldChar w:fldCharType="begin"/>
+        </w:r>
+        <w:r>
+          <w:instrText>PAGE   \* MERGEFORMAT</w:instrText>
+        </w:r>
+        <w:r>
+          <w:fldChar w:fldCharType="separate"/>
+        </w:r>
+        <w:r>
+          <w:t>2</w:t>
+        </w:r>
+        <w:r>
+          <w:fldChar w:fldCharType="end"/>
+        </w:r>
+      </w:p>
+    </w:sdtContent>
+  </w:sdt>
+</w:ftr>
+</file>
+
+<file path=word/footnotes.xml><?xml version="1.0" encoding="utf-8"?>
+<w:footnotes xmlns:wpc="http://schemas.microsoft.com/office/word/2010/wordprocessingCanvas" xmlns:cx="http://schemas.microsoft.com/office/drawing/2014/chartex" xmlns:cx1="http://schemas.microsoft.com/office/drawing/2015/9/8/chartex" xmlns:cx2="http://schemas.microsoft.com/office/drawing/2015/10/21/chartex" xmlns:cx3="http://schemas.microsoft.com/office/drawing/2016/5/9/chartex" xmlns:cx4="http://schemas.microsoft.com/office/drawing/2016/5/10/chartex" xmlns:cx5="http://schemas.microsoft.com/office/drawing/2016/5/11/chartex" xmlns:cx6="http://schemas.microsoft.com/office/drawing/2016/5/12/chartex" xmlns:cx7="http://schemas.microsoft.com/office/drawing/2016/5/13/chartex" xmlns:cx8="http://schemas.microsoft.com/office/drawing/2016/5/14/chartex" xmlns:mc="http://schemas.openxmlformats.org/markup-compatibility/2006" xmlns:aink="http://schemas.microsoft.com/office/drawing/2016/ink" xmlns:am3d="http://schemas.microsoft.com/office/drawing/2017/model3d" xmlns:o="urn:schemas-microsoft-com:office:office" xmlns:oel="http://schemas.microsoft.com/office/2019/extlst" xmlns:r="http://schemas.openxmlformats.org/officeDocument/2006/relationships" xmlns:m="http://schemas.openxmlformats.org/officeDocument/2006/math" xmlns:v="urn:schemas-microsoft-com:vml" xmlns:wp14="http://schemas.microsoft.com/office/word/2010/wordprocessingDrawing" xmlns:wp="http://schemas.openxmlformats.org/drawingml/2006/wordprocessingDrawing" xmlns:w10="urn:schemas-microsoft-com:office:word" xmlns:w="http://schemas.openxmlformats.org/wordprocessingml/2006/main" xmlns:w14="http://schemas.microsoft.com/office/word/2010/wordml" xmlns:w15="http://schemas.microsoft.com/office/word/2012/wordml" xmlns:w16cex="http://schemas.microsoft.com/office/word/2018/wordml/cex" xmlns:w16cid="http://schemas.microsoft.com/office/word/2016/wordml/cid" xmlns:w16="http://schemas.microsoft.com/office/word/2018/wordml" xmlns:w16du="http://schemas.microsoft.com/office/word/2023/wordml/word16du" xmlns:w16sdtdh="http://schemas.microsoft.com/office/word/2020/wordml/sdtdatahash" xmlns:w16sdtfl="http://schemas.microsoft.com/office/word/2024/wordml/sdtformatlock" xmlns:w16se="http://schemas.microsoft.com/office/word/2015/wordml/symex" xmlns:wpg="http://schemas.microsoft.com/office/word/2010/wordprocessingGroup" xmlns:wpi="http://schemas.microsoft.com/office/word/2010/wordprocessingInk" xmlns:wne="http://schemas.microsoft.com/office/word/2006/wordml" xmlns:wps="http://schemas.microsoft.com/office/word/2010/wordprocessingShape" mc:Ignorable="w14 w15 w16se w16cid w16 w16cex w16sdtdh w16sdtfl w16du wp14">
+  <w:footnote w:type="separator" w:id="-1">
+    <w:p>
+      <w:pPr>
+        <w:spacing w:after="0" w:line="240" w:lineRule="auto"/>
+      </w:pPr>
+      <w:r>
+        <w:separator/>
+      </w:r>
+    </w:p>
+  </w:footnote>
+  <w:footnote w:type="continuationSeparator" w:id="0">
+    <w:p>
+      <w:pPr>
+        <w:spacing w:after="0" w:line="240" w:lineRule="auto"/>
+      </w:pPr>
+      <w:r>
+        <w:continuationSeparator/>
+      </w:r>
+    </w:p>
+  </w:footnote>
+</w:footnotes>
+</file>
+
+<file path=word/header1.xml><?xml version="1.0" encoding="utf-8"?>
+<w:hdr xmlns:wpc="http://schemas.microsoft.com/office/word/2010/wordprocessingCanvas" xmlns:cx="http://schemas.microsoft.com/office/drawing/2014/chartex" xmlns:cx1="http://schemas.microsoft.com/office/drawing/2015/9/8/chartex" xmlns:cx2="http://schemas.microsoft.com/office/drawing/2015/10/21/chartex" xmlns:cx3="http://schemas.microsoft.com/office/drawing/2016/5/9/chartex" xmlns:cx4="http://schemas.microsoft.com/office/drawing/2016/5/10/chartex" xmlns:cx5="http://schemas.microsoft.com/office/drawing/2016/5/11/chartex" xmlns:cx6="http://schemas.microsoft.com/office/drawing/2016/5/12/chartex" xmlns:cx7="http://schemas.microsoft.com/office/drawing/2016/5/13/chartex" xmlns:cx8="http://schemas.microsoft.com/office/drawing/2016/5/14/chartex" xmlns:mc="http://schemas.openxmlformats.org/markup-compatibility/2006" xmlns:aink="http://schemas.microsoft.com/office/drawing/2016/ink" xmlns:am3d="http://schemas.microsoft.com/office/drawing/2017/model3d" xmlns:o="urn:schemas-microsoft-com:office:office" xmlns:oel="http://schemas.microsoft.com/office/2019/extlst" xmlns:r="http://schemas.openxmlformats.org/officeDocument/2006/relationships" xmlns:m="http://schemas.openxmlformats.org/officeDocument/2006/math" xmlns:v="urn:schemas-microsoft-com:vml" xmlns:wp14="http://schemas.microsoft.com/office/word/2010/wordprocessingDrawing" xmlns:wp="http://schemas.openxmlformats.org/drawingml/2006/wordprocessingDrawing" xmlns:w10="urn:schemas-microsoft-com:office:word" xmlns:w="http://schemas.openxmlformats.org/wordprocessingml/2006/main" xmlns:w14="http://schemas.microsoft.com/office/word/2010/wordml" xmlns:w15="http://schemas.microsoft.com/office/word/2012/wordml" xmlns:w16cex="http://schemas.microsoft.com/office/word/2018/wordml/cex" xmlns:w16cid="http://schemas.microsoft.com/office/word/2016/wordml/cid" xmlns:w16="http://schemas.microsoft.com/office/word/2018/wordml" xmlns:w16du="http://schemas.microsoft.com/office/word/2023/wordml/word16du" xmlns:w16sdtdh="http://schemas.microsoft.com/office/word/2020/wordml/sdtdatahash" xmlns:w16sdtfl="http://schemas.microsoft.com/office/word/2024/wordml/sdtformatlock" xmlns:w16se="http://schemas.microsoft.com/office/word/2015/wordml/symex" xmlns:wpg="http://schemas.microsoft.com/office/word/2010/wordprocessingGroup" xmlns:wpi="http://schemas.microsoft.com/office/word/2010/wordprocessingInk" xmlns:wne="http://schemas.microsoft.com/office/word/2006/wordml" xmlns:wps="http://schemas.microsoft.com/office/word/2010/wordprocessingShape" mc:Ignorable="w14 w15 w16se w16cid w16 w16cex w16sdtdh w16sdtfl w16du wp14">
+  <w:p>
+    <w:pPr>
+      <w:pStyle w:val="Intestazione"/>
+      <w:rPr>
+        <w:lang w:val="fr-FR"/>
+      </w:rPr>
+    </w:pPr>
+    <w:proofErr w:type="spellStart"/>
+    <w:r>
+      <w:rPr>
+        <w:lang w:val="fr-FR"/>
+      </w:rPr>
+      <w:t>Find&amp;Charge</w:t>
+    </w:r>
+    <w:proofErr w:type="spellEnd"/>
+    <w:r>
+      <w:ptab w:relativeTo="margin" w:alignment="center" w:leader="none"/>
+    </w:r>
+    <w:r>
+      <w:ptab w:relativeTo="margin" w:alignment="right" w:leader="none"/>
+    </w:r>
+    <w:r>
+      <w:t>13/11/2025</w:t>
+    </w:r>
+  </w:p>
+</w:hdr>
+</file>
+
 <file path=word/numbering.xml><?xml version="1.0" encoding="utf-8"?>
 <w:numbering xmlns:wpc="http://schemas.microsoft.com/office/word/2010/wordprocessingCanvas" xmlns:cx="http://schemas.microsoft.com/office/drawing/2014/chartex" xmlns:cx1="http://schemas.microsoft.com/office/drawing/2015/9/8/chartex" xmlns:cx2="http://schemas.microsoft.com/office/drawing/2015/10/21/chartex" xmlns:cx3="http://schemas.microsoft.com/office/drawing/2016/5/9/chartex" xmlns:cx4="http://schemas.microsoft.com/office/drawing/2016/5/10/chartex" xmlns:cx5="http://schemas.microsoft.com/office/drawing/2016/5/11/chartex" xmlns:cx6="http://schemas.microsoft.com/office/drawing/2016/5/12/chartex" xmlns:cx7="http://schemas.microsoft.com/office/drawing/2016/5/13/chartex" xmlns:cx8="http://schemas.microsoft.com/office/drawing/2016/5/14/chartex" xmlns:mc="http://schemas.openxmlformats.org/markup-compatibility/2006" xmlns:aink="http://schemas.microsoft.com/office/drawing/2016/ink" xmlns:am3d="http://schemas.microsoft.com/office/drawing/2017/model3d" xmlns:o="urn:schemas-microsoft-com:office:office" xmlns:oel="http://schemas.microsoft.com/office/2019/extlst" xmlns:r="http://schemas.openxmlformats.org/officeDocument/2006/relationships" xmlns:m="http://schemas.openxmlformats.org/officeDocument/2006/math" xmlns:v="urn:schemas-microsoft-com:vml" xmlns:wp14="http://schemas.microsoft.com/office/word/2010/wordprocessingDrawing" xmlns:wp="http://schemas.openxmlformats.org/drawingml/2006/wordprocessingDrawing" xmlns:w10="urn:schemas-microsoft-com:office:word" xmlns:w="http://schemas.openxmlformats.org/wordprocessingml/2006/main" xmlns:w14="http://schemas.microsoft.com/office/word/2010/wordml" xmlns:w15="http://schemas.microsoft.com/office/word/2012/wordml" xmlns:w16cex="http://schemas.microsoft.com/office/word/2018/wordml/cex" xmlns:w16cid="http://schemas.microsoft.com/office/word/2016/wordml/cid" xmlns:w16="http://schemas.microsoft.com/office/word/2018/wordml" xmlns:w16du="http://schemas.microsoft.com/office/word/2023/wordml/word16du" xmlns:w16sdtdh="http://schemas.microsoft.com/office/word/2020/wordml/sdtdatahash" xmlns:w16sdtfl="http://schemas.microsoft.com/office/word/2024/wordml/sdtformatlock" xmlns:w16se="http://schemas.microsoft.com/office/word/2015/wordml/symex" xmlns:wpg="http://schemas.microsoft.com/office/word/2010/wordprocessingGroup" xmlns:wpi="http://schemas.microsoft.com/office/word/2010/wordprocessingInk" xmlns:wne="http://schemas.microsoft.com/office/word/2006/wordml" xmlns:wps="http://schemas.microsoft.com/office/word/2010/wordprocessingShape" mc:Ignorable="w14 w15 w16se w16cid w16 w16cex w16sdtdh w16sdtfl w16du wp14">
   <w:abstractNum w:abstractNumId="0" w15:restartNumberingAfterBreak="0">
+    <w:nsid w:val="071C7430"/>
+    <w:multiLevelType w:val="hybridMultilevel"/>
+    <w:tmpl w:val="68561E22"/>
+    <w:lvl w:ilvl="0" w:tplc="04100001">
+      <w:start w:val="1"/>
+      <w:numFmt w:val="bullet"/>
+      <w:lvlText w:val=""/>
+      <w:lvlJc w:val="left"/>
+      <w:pPr>
+        <w:ind w:left="720" w:hanging="360"/>
+      </w:pPr>
+      <w:rPr>
+        <w:rFonts w:ascii="Symbol" w:hAnsi="Symbol" w:hint="default"/>
+      </w:rPr>
+    </w:lvl>
+    <w:lvl w:ilvl="1" w:tplc="04100003" w:tentative="1">
+      <w:start w:val="1"/>
+      <w:numFmt w:val="bullet"/>
+      <w:lvlText w:val="o"/>
+      <w:lvlJc w:val="left"/>
+      <w:pPr>
+        <w:ind w:left="1440" w:hanging="360"/>
+      </w:pPr>
+      <w:rPr>
+        <w:rFonts w:ascii="Courier New" w:hAnsi="Courier New" w:cs="Courier New" w:hint="default"/>
+      </w:rPr>
+    </w:lvl>
+    <w:lvl w:ilvl="2" w:tplc="04100005" w:tentative="1">
+      <w:start w:val="1"/>
+      <w:numFmt w:val="bullet"/>
+      <w:lvlText w:val=""/>
+      <w:lvlJc w:val="left"/>
+      <w:pPr>
+        <w:ind w:left="2160" w:hanging="360"/>
+      </w:pPr>
+      <w:rPr>
+        <w:rFonts w:ascii="Wingdings" w:hAnsi="Wingdings" w:hint="default"/>
+      </w:rPr>
+    </w:lvl>
+    <w:lvl w:ilvl="3" w:tplc="04100001" w:tentative="1">
+      <w:start w:val="1"/>
+      <w:numFmt w:val="bullet"/>
+      <w:lvlText w:val=""/>
+      <w:lvlJc w:val="left"/>
+      <w:pPr>
+        <w:ind w:left="2880" w:hanging="360"/>
+      </w:pPr>
+      <w:rPr>
+        <w:rFonts w:ascii="Symbol" w:hAnsi="Symbol" w:hint="default"/>
+      </w:rPr>
+    </w:lvl>
+    <w:lvl w:ilvl="4" w:tplc="04100003" w:tentative="1">
+      <w:start w:val="1"/>
+      <w:numFmt w:val="bullet"/>
+      <w:lvlText w:val="o"/>
+      <w:lvlJc w:val="left"/>
+      <w:pPr>
+        <w:ind w:left="3600" w:hanging="360"/>
+      </w:pPr>
+      <w:rPr>
+        <w:rFonts w:ascii="Courier New" w:hAnsi="Courier New" w:cs="Courier New" w:hint="default"/>
+      </w:rPr>
+    </w:lvl>
+    <w:lvl w:ilvl="5" w:tplc="04100005" w:tentative="1">
+      <w:start w:val="1"/>
+      <w:numFmt w:val="bullet"/>
+      <w:lvlText w:val=""/>
+      <w:lvlJc w:val="left"/>
+      <w:pPr>
+        <w:ind w:left="4320" w:hanging="360"/>
+      </w:pPr>
+      <w:rPr>
+        <w:rFonts w:ascii="Wingdings" w:hAnsi="Wingdings" w:hint="default"/>
+      </w:rPr>
+    </w:lvl>
+    <w:lvl w:ilvl="6" w:tplc="04100001" w:tentative="1">
+      <w:start w:val="1"/>
+      <w:numFmt w:val="bullet"/>
+      <w:lvlText w:val=""/>
+      <w:lvlJc w:val="left"/>
+      <w:pPr>
+        <w:ind w:left="5040" w:hanging="360"/>
+      </w:pPr>
+      <w:rPr>
+        <w:rFonts w:ascii="Symbol" w:hAnsi="Symbol" w:hint="default"/>
+      </w:rPr>
+    </w:lvl>
+    <w:lvl w:ilvl="7" w:tplc="04100003" w:tentative="1">
+      <w:start w:val="1"/>
+      <w:numFmt w:val="bullet"/>
+      <w:lvlText w:val="o"/>
+      <w:lvlJc w:val="left"/>
+      <w:pPr>
+        <w:ind w:left="5760" w:hanging="360"/>
+      </w:pPr>
+      <w:rPr>
+        <w:rFonts w:ascii="Courier New" w:hAnsi="Courier New" w:cs="Courier New" w:hint="default"/>
+      </w:rPr>
+    </w:lvl>
+    <w:lvl w:ilvl="8" w:tplc="04100005" w:tentative="1">
+      <w:start w:val="1"/>
+      <w:numFmt w:val="bullet"/>
+      <w:lvlText w:val=""/>
+      <w:lvlJc w:val="left"/>
+      <w:pPr>
+        <w:ind w:left="6480" w:hanging="360"/>
+      </w:pPr>
+      <w:rPr>
+        <w:rFonts w:ascii="Wingdings" w:hAnsi="Wingdings" w:hint="default"/>
+      </w:rPr>
+    </w:lvl>
+  </w:abstractNum>
+  <w:abstractNum w:abstractNumId="1" w15:restartNumberingAfterBreak="0">
     <w:nsid w:val="39FE06D7"/>
     <w:multiLevelType w:val="multilevel"/>
     <w:tmpl w:val="4FA25AE2"/>
@@ -1348,7 +2130,7 @@
       </w:rPr>
     </w:lvl>
   </w:abstractNum>
-  <w:abstractNum w:abstractNumId="1" w15:restartNumberingAfterBreak="0">
+  <w:abstractNum w:abstractNumId="2" w15:restartNumberingAfterBreak="0">
     <w:nsid w:val="5D124F63"/>
     <w:multiLevelType w:val="multilevel"/>
     <w:tmpl w:val="7CF8B514"/>
@@ -1497,7 +2279,7 @@
       </w:rPr>
     </w:lvl>
   </w:abstractNum>
-  <w:abstractNum w:abstractNumId="2" w15:restartNumberingAfterBreak="0">
+  <w:abstractNum w:abstractNumId="3" w15:restartNumberingAfterBreak="0">
     <w:nsid w:val="6EF575B6"/>
     <w:multiLevelType w:val="multilevel"/>
     <w:tmpl w:val="4C5E3E26"/>
@@ -1646,14 +2428,132 @@
       </w:rPr>
     </w:lvl>
   </w:abstractNum>
+  <w:abstractNum w:abstractNumId="4" w15:restartNumberingAfterBreak="0">
+    <w:nsid w:val="77AD7AAB"/>
+    <w:multiLevelType w:val="hybridMultilevel"/>
+    <w:tmpl w:val="059EB96E"/>
+    <w:lvl w:ilvl="0" w:tplc="845C2126">
+      <w:numFmt w:val="bullet"/>
+      <w:lvlText w:val="•"/>
+      <w:lvlJc w:val="left"/>
+      <w:pPr>
+        <w:ind w:left="720" w:hanging="360"/>
+      </w:pPr>
+      <w:rPr>
+        <w:rFonts w:ascii="Aptos" w:eastAsiaTheme="minorHAnsi" w:hAnsi="Aptos" w:cstheme="minorBidi" w:hint="default"/>
+      </w:rPr>
+    </w:lvl>
+    <w:lvl w:ilvl="1" w:tplc="04100003" w:tentative="1">
+      <w:start w:val="1"/>
+      <w:numFmt w:val="bullet"/>
+      <w:lvlText w:val="o"/>
+      <w:lvlJc w:val="left"/>
+      <w:pPr>
+        <w:ind w:left="1440" w:hanging="360"/>
+      </w:pPr>
+      <w:rPr>
+        <w:rFonts w:ascii="Courier New" w:hAnsi="Courier New" w:cs="Courier New" w:hint="default"/>
+      </w:rPr>
+    </w:lvl>
+    <w:lvl w:ilvl="2" w:tplc="04100005" w:tentative="1">
+      <w:start w:val="1"/>
+      <w:numFmt w:val="bullet"/>
+      <w:lvlText w:val=""/>
+      <w:lvlJc w:val="left"/>
+      <w:pPr>
+        <w:ind w:left="2160" w:hanging="360"/>
+      </w:pPr>
+      <w:rPr>
+        <w:rFonts w:ascii="Wingdings" w:hAnsi="Wingdings" w:hint="default"/>
+      </w:rPr>
+    </w:lvl>
+    <w:lvl w:ilvl="3" w:tplc="04100001" w:tentative="1">
+      <w:start w:val="1"/>
+      <w:numFmt w:val="bullet"/>
+      <w:lvlText w:val=""/>
+      <w:lvlJc w:val="left"/>
+      <w:pPr>
+        <w:ind w:left="2880" w:hanging="360"/>
+      </w:pPr>
+      <w:rPr>
+        <w:rFonts w:ascii="Symbol" w:hAnsi="Symbol" w:hint="default"/>
+      </w:rPr>
+    </w:lvl>
+    <w:lvl w:ilvl="4" w:tplc="04100003" w:tentative="1">
+      <w:start w:val="1"/>
+      <w:numFmt w:val="bullet"/>
+      <w:lvlText w:val="o"/>
+      <w:lvlJc w:val="left"/>
+      <w:pPr>
+        <w:ind w:left="3600" w:hanging="360"/>
+      </w:pPr>
+      <w:rPr>
+        <w:rFonts w:ascii="Courier New" w:hAnsi="Courier New" w:cs="Courier New" w:hint="default"/>
+      </w:rPr>
+    </w:lvl>
+    <w:lvl w:ilvl="5" w:tplc="04100005" w:tentative="1">
+      <w:start w:val="1"/>
+      <w:numFmt w:val="bullet"/>
+      <w:lvlText w:val=""/>
+      <w:lvlJc w:val="left"/>
+      <w:pPr>
+        <w:ind w:left="4320" w:hanging="360"/>
+      </w:pPr>
+      <w:rPr>
+        <w:rFonts w:ascii="Wingdings" w:hAnsi="Wingdings" w:hint="default"/>
+      </w:rPr>
+    </w:lvl>
+    <w:lvl w:ilvl="6" w:tplc="04100001" w:tentative="1">
+      <w:start w:val="1"/>
+      <w:numFmt w:val="bullet"/>
+      <w:lvlText w:val=""/>
+      <w:lvlJc w:val="left"/>
+      <w:pPr>
+        <w:ind w:left="5040" w:hanging="360"/>
+      </w:pPr>
+      <w:rPr>
+        <w:rFonts w:ascii="Symbol" w:hAnsi="Symbol" w:hint="default"/>
+      </w:rPr>
+    </w:lvl>
+    <w:lvl w:ilvl="7" w:tplc="04100003" w:tentative="1">
+      <w:start w:val="1"/>
+      <w:numFmt w:val="bullet"/>
+      <w:lvlText w:val="o"/>
+      <w:lvlJc w:val="left"/>
+      <w:pPr>
+        <w:ind w:left="5760" w:hanging="360"/>
+      </w:pPr>
+      <w:rPr>
+        <w:rFonts w:ascii="Courier New" w:hAnsi="Courier New" w:cs="Courier New" w:hint="default"/>
+      </w:rPr>
+    </w:lvl>
+    <w:lvl w:ilvl="8" w:tplc="04100005" w:tentative="1">
+      <w:start w:val="1"/>
+      <w:numFmt w:val="bullet"/>
+      <w:lvlText w:val=""/>
+      <w:lvlJc w:val="left"/>
+      <w:pPr>
+        <w:ind w:left="6480" w:hanging="360"/>
+      </w:pPr>
+      <w:rPr>
+        <w:rFonts w:ascii="Wingdings" w:hAnsi="Wingdings" w:hint="default"/>
+      </w:rPr>
+    </w:lvl>
+  </w:abstractNum>
   <w:num w:numId="1" w16cid:durableId="220822985">
+    <w:abstractNumId w:val="1"/>
+  </w:num>
+  <w:num w:numId="2" w16cid:durableId="1662197036">
+    <w:abstractNumId w:val="3"/>
+  </w:num>
+  <w:num w:numId="3" w16cid:durableId="404454316">
+    <w:abstractNumId w:val="2"/>
+  </w:num>
+  <w:num w:numId="4" w16cid:durableId="502555230">
     <w:abstractNumId w:val="0"/>
   </w:num>
-  <w:num w:numId="2" w16cid:durableId="1662197036">
-    <w:abstractNumId w:val="2"/>
-  </w:num>
-  <w:num w:numId="3" w16cid:durableId="404454316">
-    <w:abstractNumId w:val="1"/>
+  <w:num w:numId="5" w16cid:durableId="234360767">
+    <w:abstractNumId w:val="4"/>
   </w:num>
 </w:numbering>
 </file>
@@ -2058,6 +2958,7 @@
   <w:style w:type="paragraph" w:default="1" w:styleId="Normale">
     <w:name w:val="Normal"/>
     <w:qFormat/>
+    <w:rsid w:val="004344ED"/>
   </w:style>
   <w:style w:type="paragraph" w:styleId="Titolo1">
     <w:name w:val="heading 1"/>
@@ -2261,6 +3162,7 @@
   <w:style w:type="character" w:default="1" w:styleId="Carpredefinitoparagrafo">
     <w:name w:val="Default Paragraph Font"/>
     <w:uiPriority w:val="1"/>
+    <w:semiHidden/>
     <w:unhideWhenUsed/>
   </w:style>
   <w:style w:type="table" w:default="1" w:styleId="Tabellanormale">
@@ -2593,6 +3495,50 @@
       </w:tblBorders>
     </w:tblPr>
   </w:style>
+  <w:style w:type="paragraph" w:styleId="Intestazione">
+    <w:name w:val="header"/>
+    <w:basedOn w:val="Normale"/>
+    <w:link w:val="IntestazioneCarattere"/>
+    <w:uiPriority w:val="99"/>
+    <w:unhideWhenUsed/>
+    <w:rsid w:val="008679F8"/>
+    <w:pPr>
+      <w:tabs>
+        <w:tab w:val="center" w:pos="4819"/>
+        <w:tab w:val="right" w:pos="9638"/>
+      </w:tabs>
+      <w:spacing w:after="0" w:line="240" w:lineRule="auto"/>
+    </w:pPr>
+  </w:style>
+  <w:style w:type="character" w:customStyle="1" w:styleId="IntestazioneCarattere">
+    <w:name w:val="Intestazione Carattere"/>
+    <w:basedOn w:val="Carpredefinitoparagrafo"/>
+    <w:link w:val="Intestazione"/>
+    <w:uiPriority w:val="99"/>
+    <w:rsid w:val="008679F8"/>
+  </w:style>
+  <w:style w:type="paragraph" w:styleId="Pidipagina">
+    <w:name w:val="footer"/>
+    <w:basedOn w:val="Normale"/>
+    <w:link w:val="PidipaginaCarattere"/>
+    <w:uiPriority w:val="99"/>
+    <w:unhideWhenUsed/>
+    <w:rsid w:val="008679F8"/>
+    <w:pPr>
+      <w:tabs>
+        <w:tab w:val="center" w:pos="4819"/>
+        <w:tab w:val="right" w:pos="9638"/>
+      </w:tabs>
+      <w:spacing w:after="0" w:line="240" w:lineRule="auto"/>
+    </w:pPr>
+  </w:style>
+  <w:style w:type="character" w:customStyle="1" w:styleId="PidipaginaCarattere">
+    <w:name w:val="Piè di pagina Carattere"/>
+    <w:basedOn w:val="Carpredefinitoparagrafo"/>
+    <w:link w:val="Pidipagina"/>
+    <w:uiPriority w:val="99"/>
+    <w:rsid w:val="008679F8"/>
+  </w:style>
 </w:styles>
 </file>
 

--- a/documentazione/Specifica dei requisiti.docx
+++ b/documentazione/Specifica dei requisiti.docx
@@ -28,19 +28,8 @@
           <w:sz w:val="28"/>
           <w:szCs w:val="28"/>
         </w:rPr>
-        <w:t xml:space="preserve">Requisiti Software – </w:t>
+        <w:t>Requisiti Software – Find&amp;Charge</w:t>
       </w:r>
-      <w:proofErr w:type="spellStart"/>
-      <w:r>
-        <w:rPr>
-          <w:b/>
-          <w:bCs/>
-          <w:sz w:val="28"/>
-          <w:szCs w:val="28"/>
-        </w:rPr>
-        <w:t>Find&amp;Charge</w:t>
-      </w:r>
-      <w:proofErr w:type="spellEnd"/>
     </w:p>
     <w:p>
       <w:pPr>
@@ -132,13 +121,8 @@
               <w:jc w:val="center"/>
             </w:pPr>
             <w:r>
-              <w:t xml:space="preserve">Priorità </w:t>
-            </w:r>
-            <w:proofErr w:type="spellStart"/>
-            <w:r>
-              <w:t>MoSCoW</w:t>
-            </w:r>
-            <w:proofErr w:type="spellEnd"/>
+              <w:t>Priorità MoSCoW</w:t>
+            </w:r>
           </w:p>
         </w:tc>
         <w:tc>
@@ -677,38 +661,33 @@
               <w:spacing w:before="120" w:after="120"/>
             </w:pPr>
             <w:r>
-              <w:t>Ricerca e Filtri</w:t>
-            </w:r>
-          </w:p>
-        </w:tc>
-        <w:tc>
-          <w:tcPr>
-            <w:tcW w:w="0" w:type="auto"/>
-            <w:vAlign w:val="center"/>
-          </w:tcPr>
-          <w:p>
-            <w:pPr>
-              <w:spacing w:before="120" w:after="120"/>
-            </w:pPr>
-            <w:r>
-              <w:t>Consente di cercare le colonnine per nome, indirizzo e comune.</w:t>
-            </w:r>
-          </w:p>
-        </w:tc>
-        <w:tc>
-          <w:tcPr>
-            <w:tcW w:w="0" w:type="auto"/>
-            <w:vAlign w:val="center"/>
-          </w:tcPr>
-          <w:p>
-            <w:pPr>
-              <w:spacing w:before="120" w:after="120"/>
-            </w:pPr>
-            <w:proofErr w:type="spellStart"/>
-            <w:r>
-              <w:t>Could</w:t>
-            </w:r>
-            <w:proofErr w:type="spellEnd"/>
+              <w:t>Gestione auto utente</w:t>
+            </w:r>
+          </w:p>
+        </w:tc>
+        <w:tc>
+          <w:tcPr>
+            <w:tcW w:w="0" w:type="auto"/>
+            <w:vAlign w:val="center"/>
+          </w:tcPr>
+          <w:p>
+            <w:pPr>
+              <w:spacing w:before="120" w:after="120"/>
+            </w:pPr>
+            <w:r>
+              <w:t>Permette all’utente di aggiungere le sue auto al sistema e vedere la loro carica.</w:t>
+            </w:r>
+          </w:p>
+        </w:tc>
+        <w:tc>
+          <w:tcPr>
+            <w:tcW w:w="0" w:type="auto"/>
+            <w:vAlign w:val="center"/>
+          </w:tcPr>
+          <w:p>
+            <w:pPr>
+              <w:spacing w:before="120" w:after="120"/>
+            </w:pPr>
           </w:p>
         </w:tc>
         <w:tc>
@@ -734,52 +713,53 @@
               <w:spacing w:before="120" w:after="120"/>
             </w:pPr>
             <w:r>
-              <w:t>RF09</w:t>
-            </w:r>
-          </w:p>
-        </w:tc>
-        <w:tc>
-          <w:tcPr>
-            <w:tcW w:w="0" w:type="auto"/>
-            <w:vAlign w:val="center"/>
-          </w:tcPr>
-          <w:p>
-            <w:pPr>
-              <w:spacing w:before="120" w:after="120"/>
-            </w:pPr>
-            <w:r>
-              <w:t>Notifiche</w:t>
-            </w:r>
-          </w:p>
-        </w:tc>
-        <w:tc>
-          <w:tcPr>
-            <w:tcW w:w="0" w:type="auto"/>
-            <w:vAlign w:val="center"/>
-          </w:tcPr>
-          <w:p>
-            <w:pPr>
-              <w:spacing w:before="120" w:after="120"/>
-            </w:pPr>
-            <w:r>
-              <w:t>Invia notifiche di promemoria della prenotazione.</w:t>
-            </w:r>
-          </w:p>
-        </w:tc>
-        <w:tc>
-          <w:tcPr>
-            <w:tcW w:w="0" w:type="auto"/>
-            <w:vAlign w:val="center"/>
-          </w:tcPr>
-          <w:p>
-            <w:pPr>
-              <w:spacing w:before="120" w:after="120"/>
-            </w:pPr>
-            <w:proofErr w:type="spellStart"/>
+              <w:t>RF0</w:t>
+            </w:r>
+            <w:r>
+              <w:t>9</w:t>
+            </w:r>
+          </w:p>
+        </w:tc>
+        <w:tc>
+          <w:tcPr>
+            <w:tcW w:w="0" w:type="auto"/>
+            <w:vAlign w:val="center"/>
+          </w:tcPr>
+          <w:p>
+            <w:pPr>
+              <w:spacing w:before="120" w:after="120"/>
+            </w:pPr>
+            <w:r>
+              <w:t>Ricerca e Filtri</w:t>
+            </w:r>
+          </w:p>
+        </w:tc>
+        <w:tc>
+          <w:tcPr>
+            <w:tcW w:w="0" w:type="auto"/>
+            <w:vAlign w:val="center"/>
+          </w:tcPr>
+          <w:p>
+            <w:pPr>
+              <w:spacing w:before="120" w:after="120"/>
+            </w:pPr>
+            <w:r>
+              <w:t>Consente di cercare le colonnine per nome, indirizzo e comune.</w:t>
+            </w:r>
+          </w:p>
+        </w:tc>
+        <w:tc>
+          <w:tcPr>
+            <w:tcW w:w="0" w:type="auto"/>
+            <w:vAlign w:val="center"/>
+          </w:tcPr>
+          <w:p>
+            <w:pPr>
+              <w:spacing w:before="120" w:after="120"/>
+            </w:pPr>
             <w:r>
               <w:t>Could</w:t>
             </w:r>
-            <w:proofErr w:type="spellEnd"/>
           </w:p>
         </w:tc>
         <w:tc>
@@ -805,52 +785,53 @@
               <w:spacing w:before="120" w:after="120"/>
             </w:pPr>
             <w:r>
-              <w:t>RF10</w:t>
-            </w:r>
-          </w:p>
-        </w:tc>
-        <w:tc>
-          <w:tcPr>
-            <w:tcW w:w="0" w:type="auto"/>
-            <w:vAlign w:val="center"/>
-          </w:tcPr>
-          <w:p>
-            <w:pPr>
-              <w:spacing w:before="120" w:after="120"/>
-            </w:pPr>
-            <w:r>
-              <w:t>Valutazione e Feedback</w:t>
-            </w:r>
-          </w:p>
-        </w:tc>
-        <w:tc>
-          <w:tcPr>
-            <w:tcW w:w="0" w:type="auto"/>
-            <w:vAlign w:val="center"/>
-          </w:tcPr>
-          <w:p>
-            <w:pPr>
-              <w:spacing w:before="120" w:after="120"/>
-            </w:pPr>
-            <w:r>
-              <w:t>Permette di recensire tramite un voto da 1 a 5 le colonnine. È possibile anche indicare se sono guaste.</w:t>
-            </w:r>
-          </w:p>
-        </w:tc>
-        <w:tc>
-          <w:tcPr>
-            <w:tcW w:w="0" w:type="auto"/>
-            <w:vAlign w:val="center"/>
-          </w:tcPr>
-          <w:p>
-            <w:pPr>
-              <w:spacing w:before="120" w:after="120"/>
-            </w:pPr>
-            <w:proofErr w:type="spellStart"/>
+              <w:t>RF</w:t>
+            </w:r>
+            <w:r>
+              <w:t>10</w:t>
+            </w:r>
+          </w:p>
+        </w:tc>
+        <w:tc>
+          <w:tcPr>
+            <w:tcW w:w="0" w:type="auto"/>
+            <w:vAlign w:val="center"/>
+          </w:tcPr>
+          <w:p>
+            <w:pPr>
+              <w:spacing w:before="120" w:after="120"/>
+            </w:pPr>
+            <w:r>
+              <w:t>Notifiche</w:t>
+            </w:r>
+          </w:p>
+        </w:tc>
+        <w:tc>
+          <w:tcPr>
+            <w:tcW w:w="0" w:type="auto"/>
+            <w:vAlign w:val="center"/>
+          </w:tcPr>
+          <w:p>
+            <w:pPr>
+              <w:spacing w:before="120" w:after="120"/>
+            </w:pPr>
+            <w:r>
+              <w:t>Invia notifiche di promemoria della prenotazione.</w:t>
+            </w:r>
+          </w:p>
+        </w:tc>
+        <w:tc>
+          <w:tcPr>
+            <w:tcW w:w="0" w:type="auto"/>
+            <w:vAlign w:val="center"/>
+          </w:tcPr>
+          <w:p>
+            <w:pPr>
+              <w:spacing w:before="120" w:after="120"/>
+            </w:pPr>
             <w:r>
               <w:t>Could</w:t>
             </w:r>
-            <w:proofErr w:type="spellEnd"/>
           </w:p>
         </w:tc>
         <w:tc>
@@ -876,52 +857,53 @@
               <w:spacing w:before="120" w:after="120"/>
             </w:pPr>
             <w:r>
-              <w:t>RF11</w:t>
-            </w:r>
-          </w:p>
-        </w:tc>
-        <w:tc>
-          <w:tcPr>
-            <w:tcW w:w="0" w:type="auto"/>
-            <w:vAlign w:val="center"/>
-          </w:tcPr>
-          <w:p>
-            <w:pPr>
-              <w:spacing w:before="120" w:after="120"/>
-            </w:pPr>
-            <w:r>
-              <w:t>Geolocalizzazione</w:t>
-            </w:r>
-          </w:p>
-        </w:tc>
-        <w:tc>
-          <w:tcPr>
-            <w:tcW w:w="0" w:type="auto"/>
-            <w:vAlign w:val="center"/>
-          </w:tcPr>
-          <w:p>
-            <w:pPr>
-              <w:spacing w:before="120" w:after="120"/>
-            </w:pPr>
-            <w:r>
-              <w:t>Mostra la mappa centrata sulla posizione attuale dell’utente.</w:t>
-            </w:r>
-          </w:p>
-        </w:tc>
-        <w:tc>
-          <w:tcPr>
-            <w:tcW w:w="0" w:type="auto"/>
-            <w:vAlign w:val="center"/>
-          </w:tcPr>
-          <w:p>
-            <w:pPr>
-              <w:spacing w:before="120" w:after="120"/>
-            </w:pPr>
-            <w:proofErr w:type="spellStart"/>
+              <w:t>RF</w:t>
+            </w:r>
+            <w:r>
+              <w:t>11</w:t>
+            </w:r>
+          </w:p>
+        </w:tc>
+        <w:tc>
+          <w:tcPr>
+            <w:tcW w:w="0" w:type="auto"/>
+            <w:vAlign w:val="center"/>
+          </w:tcPr>
+          <w:p>
+            <w:pPr>
+              <w:spacing w:before="120" w:after="120"/>
+            </w:pPr>
+            <w:r>
+              <w:t>Valutazione e Feedback</w:t>
+            </w:r>
+          </w:p>
+        </w:tc>
+        <w:tc>
+          <w:tcPr>
+            <w:tcW w:w="0" w:type="auto"/>
+            <w:vAlign w:val="center"/>
+          </w:tcPr>
+          <w:p>
+            <w:pPr>
+              <w:spacing w:before="120" w:after="120"/>
+            </w:pPr>
+            <w:r>
+              <w:t>Permette di recensire tramite un voto da 1 a 5 le colonnine. È possibile anche indicare se sono guaste.</w:t>
+            </w:r>
+          </w:p>
+        </w:tc>
+        <w:tc>
+          <w:tcPr>
+            <w:tcW w:w="0" w:type="auto"/>
+            <w:vAlign w:val="center"/>
+          </w:tcPr>
+          <w:p>
+            <w:pPr>
+              <w:spacing w:before="120" w:after="120"/>
+            </w:pPr>
             <w:r>
               <w:t>Could</w:t>
             </w:r>
-            <w:proofErr w:type="spellEnd"/>
           </w:p>
         </w:tc>
         <w:tc>
@@ -947,52 +929,53 @@
               <w:spacing w:before="120" w:after="120"/>
             </w:pPr>
             <w:r>
-              <w:t>RF12</w:t>
-            </w:r>
-          </w:p>
-        </w:tc>
-        <w:tc>
-          <w:tcPr>
-            <w:tcW w:w="0" w:type="auto"/>
-            <w:vAlign w:val="center"/>
-          </w:tcPr>
-          <w:p>
-            <w:pPr>
-              <w:spacing w:before="120" w:after="120"/>
-            </w:pPr>
-            <w:r>
-              <w:t>Recupero Password</w:t>
-            </w:r>
-          </w:p>
-        </w:tc>
-        <w:tc>
-          <w:tcPr>
-            <w:tcW w:w="0" w:type="auto"/>
-            <w:vAlign w:val="center"/>
-          </w:tcPr>
-          <w:p>
-            <w:pPr>
-              <w:spacing w:before="120" w:after="120"/>
-            </w:pPr>
-            <w:r>
-              <w:t>Permette di recuperare la password dimenticata tramite mail.</w:t>
-            </w:r>
-          </w:p>
-        </w:tc>
-        <w:tc>
-          <w:tcPr>
-            <w:tcW w:w="0" w:type="auto"/>
-            <w:vAlign w:val="center"/>
-          </w:tcPr>
-          <w:p>
-            <w:pPr>
-              <w:spacing w:before="120" w:after="120"/>
-            </w:pPr>
-            <w:proofErr w:type="spellStart"/>
-            <w:r>
-              <w:t>Won’t</w:t>
-            </w:r>
-            <w:proofErr w:type="spellEnd"/>
+              <w:t>RF1</w:t>
+            </w:r>
+            <w:r>
+              <w:t>2</w:t>
+            </w:r>
+          </w:p>
+        </w:tc>
+        <w:tc>
+          <w:tcPr>
+            <w:tcW w:w="0" w:type="auto"/>
+            <w:vAlign w:val="center"/>
+          </w:tcPr>
+          <w:p>
+            <w:pPr>
+              <w:spacing w:before="120" w:after="120"/>
+            </w:pPr>
+            <w:r>
+              <w:t>Geolocalizzazione</w:t>
+            </w:r>
+          </w:p>
+        </w:tc>
+        <w:tc>
+          <w:tcPr>
+            <w:tcW w:w="0" w:type="auto"/>
+            <w:vAlign w:val="center"/>
+          </w:tcPr>
+          <w:p>
+            <w:pPr>
+              <w:spacing w:before="120" w:after="120"/>
+            </w:pPr>
+            <w:r>
+              <w:t>Mostra la mappa centrata sulla posizione attuale dell’utente.</w:t>
+            </w:r>
+          </w:p>
+        </w:tc>
+        <w:tc>
+          <w:tcPr>
+            <w:tcW w:w="0" w:type="auto"/>
+            <w:vAlign w:val="center"/>
+          </w:tcPr>
+          <w:p>
+            <w:pPr>
+              <w:spacing w:before="120" w:after="120"/>
+            </w:pPr>
+            <w:r>
+              <w:t>Could</w:t>
+            </w:r>
           </w:p>
         </w:tc>
         <w:tc>
@@ -1018,58 +1001,53 @@
               <w:spacing w:before="120" w:after="120"/>
             </w:pPr>
             <w:r>
-              <w:t>RF13</w:t>
-            </w:r>
-          </w:p>
-        </w:tc>
-        <w:tc>
-          <w:tcPr>
-            <w:tcW w:w="0" w:type="auto"/>
-            <w:vAlign w:val="center"/>
-          </w:tcPr>
-          <w:p>
-            <w:pPr>
-              <w:spacing w:before="120" w:after="120"/>
-            </w:pPr>
-            <w:r>
-              <w:t>Conferma Accou</w:t>
-            </w:r>
-            <w:r>
-              <w:t>n</w:t>
-            </w:r>
-            <w:r>
-              <w:t>t</w:t>
-            </w:r>
-          </w:p>
-        </w:tc>
-        <w:tc>
-          <w:tcPr>
-            <w:tcW w:w="0" w:type="auto"/>
-            <w:vAlign w:val="center"/>
-          </w:tcPr>
-          <w:p>
-            <w:pPr>
-              <w:spacing w:before="120" w:after="120"/>
-            </w:pPr>
-            <w:r>
-              <w:t>Invia una mail di conferma all’utente dopo che si è registrato.</w:t>
-            </w:r>
-          </w:p>
-        </w:tc>
-        <w:tc>
-          <w:tcPr>
-            <w:tcW w:w="0" w:type="auto"/>
-            <w:vAlign w:val="center"/>
-          </w:tcPr>
-          <w:p>
-            <w:pPr>
-              <w:spacing w:before="120" w:after="120"/>
-            </w:pPr>
-            <w:proofErr w:type="spellStart"/>
+              <w:t>RF1</w:t>
+            </w:r>
+            <w:r>
+              <w:t>3</w:t>
+            </w:r>
+          </w:p>
+        </w:tc>
+        <w:tc>
+          <w:tcPr>
+            <w:tcW w:w="0" w:type="auto"/>
+            <w:vAlign w:val="center"/>
+          </w:tcPr>
+          <w:p>
+            <w:pPr>
+              <w:spacing w:before="120" w:after="120"/>
+            </w:pPr>
+            <w:r>
+              <w:t>Recupero Password</w:t>
+            </w:r>
+          </w:p>
+        </w:tc>
+        <w:tc>
+          <w:tcPr>
+            <w:tcW w:w="0" w:type="auto"/>
+            <w:vAlign w:val="center"/>
+          </w:tcPr>
+          <w:p>
+            <w:pPr>
+              <w:spacing w:before="120" w:after="120"/>
+            </w:pPr>
+            <w:r>
+              <w:t>Permette di recuperare la password dimenticata tramite mail.</w:t>
+            </w:r>
+          </w:p>
+        </w:tc>
+        <w:tc>
+          <w:tcPr>
+            <w:tcW w:w="0" w:type="auto"/>
+            <w:vAlign w:val="center"/>
+          </w:tcPr>
+          <w:p>
+            <w:pPr>
+              <w:spacing w:before="120" w:after="120"/>
+            </w:pPr>
             <w:r>
               <w:t>Won’t</w:t>
             </w:r>
-            <w:proofErr w:type="spellEnd"/>
           </w:p>
         </w:tc>
         <w:tc>
@@ -1096,52 +1074,59 @@
             </w:pPr>
             <w:r>
               <w:lastRenderedPageBreak/>
-              <w:t>RF14</w:t>
-            </w:r>
-          </w:p>
-        </w:tc>
-        <w:tc>
-          <w:tcPr>
-            <w:tcW w:w="0" w:type="auto"/>
-            <w:vAlign w:val="center"/>
-          </w:tcPr>
-          <w:p>
-            <w:pPr>
-              <w:spacing w:before="120" w:after="120"/>
-            </w:pPr>
-            <w:r>
-              <w:t>Pagamento</w:t>
-            </w:r>
-          </w:p>
-        </w:tc>
-        <w:tc>
-          <w:tcPr>
-            <w:tcW w:w="0" w:type="auto"/>
-            <w:vAlign w:val="center"/>
-          </w:tcPr>
-          <w:p>
-            <w:pPr>
-              <w:spacing w:before="120" w:after="120"/>
-            </w:pPr>
-            <w:r>
-              <w:t>Permette il pagamento online del servizio.</w:t>
-            </w:r>
-          </w:p>
-        </w:tc>
-        <w:tc>
-          <w:tcPr>
-            <w:tcW w:w="0" w:type="auto"/>
-            <w:vAlign w:val="center"/>
-          </w:tcPr>
-          <w:p>
-            <w:pPr>
-              <w:spacing w:before="120" w:after="120"/>
-            </w:pPr>
-            <w:proofErr w:type="spellStart"/>
+              <w:t>RF1</w:t>
+            </w:r>
+            <w:r>
+              <w:t>4</w:t>
+            </w:r>
+          </w:p>
+        </w:tc>
+        <w:tc>
+          <w:tcPr>
+            <w:tcW w:w="0" w:type="auto"/>
+            <w:vAlign w:val="center"/>
+          </w:tcPr>
+          <w:p>
+            <w:pPr>
+              <w:spacing w:before="120" w:after="120"/>
+            </w:pPr>
+            <w:r>
+              <w:t>Conferma Accou</w:t>
+            </w:r>
+            <w:r>
+              <w:t>n</w:t>
+            </w:r>
+            <w:r>
+              <w:t>t</w:t>
+            </w:r>
+          </w:p>
+        </w:tc>
+        <w:tc>
+          <w:tcPr>
+            <w:tcW w:w="0" w:type="auto"/>
+            <w:vAlign w:val="center"/>
+          </w:tcPr>
+          <w:p>
+            <w:pPr>
+              <w:spacing w:before="120" w:after="120"/>
+            </w:pPr>
+            <w:r>
+              <w:t>Invia una mail di conferma all’utente dopo che si è registrato.</w:t>
+            </w:r>
+          </w:p>
+        </w:tc>
+        <w:tc>
+          <w:tcPr>
+            <w:tcW w:w="0" w:type="auto"/>
+            <w:vAlign w:val="center"/>
+          </w:tcPr>
+          <w:p>
+            <w:pPr>
+              <w:spacing w:before="120" w:after="120"/>
+            </w:pPr>
             <w:r>
               <w:t>Won’t</w:t>
             </w:r>
-            <w:proofErr w:type="spellEnd"/>
           </w:p>
         </w:tc>
         <w:tc>
@@ -1167,7 +1152,82 @@
               <w:spacing w:before="120" w:after="120"/>
             </w:pPr>
             <w:r>
-              <w:t>RF15</w:t>
+              <w:t>RF1</w:t>
+            </w:r>
+            <w:r>
+              <w:t>5</w:t>
+            </w:r>
+          </w:p>
+        </w:tc>
+        <w:tc>
+          <w:tcPr>
+            <w:tcW w:w="0" w:type="auto"/>
+            <w:vAlign w:val="center"/>
+          </w:tcPr>
+          <w:p>
+            <w:pPr>
+              <w:spacing w:before="120" w:after="120"/>
+            </w:pPr>
+            <w:r>
+              <w:t>Pagamento</w:t>
+            </w:r>
+          </w:p>
+        </w:tc>
+        <w:tc>
+          <w:tcPr>
+            <w:tcW w:w="0" w:type="auto"/>
+            <w:vAlign w:val="center"/>
+          </w:tcPr>
+          <w:p>
+            <w:pPr>
+              <w:spacing w:before="120" w:after="120"/>
+            </w:pPr>
+            <w:r>
+              <w:t>Permette il pagamento online del servizio.</w:t>
+            </w:r>
+          </w:p>
+        </w:tc>
+        <w:tc>
+          <w:tcPr>
+            <w:tcW w:w="0" w:type="auto"/>
+            <w:vAlign w:val="center"/>
+          </w:tcPr>
+          <w:p>
+            <w:pPr>
+              <w:spacing w:before="120" w:after="120"/>
+            </w:pPr>
+            <w:r>
+              <w:t>Won’t</w:t>
+            </w:r>
+          </w:p>
+        </w:tc>
+        <w:tc>
+          <w:tcPr>
+            <w:tcW w:w="0" w:type="auto"/>
+            <w:vAlign w:val="center"/>
+          </w:tcPr>
+          <w:p>
+            <w:pPr>
+              <w:spacing w:before="120" w:after="120"/>
+            </w:pPr>
+          </w:p>
+        </w:tc>
+      </w:tr>
+      <w:tr>
+        <w:tc>
+          <w:tcPr>
+            <w:tcW w:w="0" w:type="auto"/>
+            <w:vAlign w:val="center"/>
+          </w:tcPr>
+          <w:p>
+            <w:pPr>
+              <w:spacing w:before="120" w:after="120"/>
+            </w:pPr>
+            <w:r>
+              <w:t>RF1</w:t>
+            </w:r>
+            <w:r>
+              <w:t>6</w:t>
             </w:r>
           </w:p>
         </w:tc>
@@ -1208,11 +1268,9 @@
             <w:pPr>
               <w:spacing w:before="120" w:after="120"/>
             </w:pPr>
-            <w:proofErr w:type="spellStart"/>
             <w:r>
               <w:t>Won’t</w:t>
             </w:r>
-            <w:proofErr w:type="spellEnd"/>
           </w:p>
         </w:tc>
         <w:tc>
@@ -1356,18 +1414,7 @@
               <w:ind w:left="0"/>
             </w:pPr>
             <w:r>
-              <w:t xml:space="preserve">Il sistema deve rispondere entro </w:t>
-            </w:r>
-            <w:proofErr w:type="gramStart"/>
-            <w:r>
-              <w:t>3</w:t>
-            </w:r>
-            <w:proofErr w:type="gramEnd"/>
-            <w:r>
-              <w:t xml:space="preserve"> secondi per le principali operazioni</w:t>
-            </w:r>
-            <w:r>
-              <w:t>, così da non far attendere l’utente.</w:t>
+              <w:t>Il sistema deve rispondere entro 3 secondi per le principali operazioni, così da non far attendere l’utente.</w:t>
             </w:r>
           </w:p>
         </w:tc>
@@ -1413,15 +1460,7 @@
               <w:ind w:left="0"/>
             </w:pPr>
             <w:r>
-              <w:t xml:space="preserve">Il sistema deve essere in grado di poter essere modificato agevolmente senza </w:t>
-            </w:r>
-            <w:proofErr w:type="spellStart"/>
-            <w:r>
-              <w:t>downtime</w:t>
-            </w:r>
-            <w:proofErr w:type="spellEnd"/>
-            <w:r>
-              <w:t>.</w:t>
+              <w:t>Il sistema deve essere in grado di poter essere modificato agevolmente senza downtime.</w:t>
             </w:r>
           </w:p>
         </w:tc>
@@ -1621,13 +1660,7 @@
               <w:ind w:left="0"/>
             </w:pPr>
             <w:r>
-              <w:t>Il sistema deve prevenire</w:t>
-            </w:r>
-            <w:r>
-              <w:t xml:space="preserve"> la concorrenza tra utenti, quindi deve saper gestire</w:t>
-            </w:r>
-            <w:r>
-              <w:t xml:space="preserve"> doppie prenotazioni per la stessa colonnina.</w:t>
+              <w:t>Il sistema deve prevenire la concorrenza tra utenti, quindi deve saper gestire doppie prenotazioni per la stessa colonnina.</w:t>
             </w:r>
           </w:p>
         </w:tc>
@@ -1727,10 +1760,7 @@
               <w:ind w:left="0"/>
             </w:pPr>
             <w:r>
-              <w:t xml:space="preserve">Deve funzionare sui </w:t>
-            </w:r>
-            <w:r>
-              <w:t>principali browser.</w:t>
+              <w:t>Deve funzionare sui principali browser.</w:t>
             </w:r>
           </w:p>
         </w:tc>
@@ -1845,14 +1875,12 @@
         <w:lang w:val="fr-FR"/>
       </w:rPr>
     </w:pPr>
-    <w:proofErr w:type="spellStart"/>
     <w:r>
       <w:rPr>
         <w:lang w:val="fr-FR"/>
       </w:rPr>
       <w:t>Find&amp;Charge</w:t>
     </w:r>
-    <w:proofErr w:type="spellEnd"/>
     <w:r>
       <w:ptab w:relativeTo="margin" w:alignment="center" w:leader="none"/>
     </w:r>

--- a/documentazione/Specifica dei requisiti.docx
+++ b/documentazione/Specifica dei requisiti.docx
@@ -28,8 +28,19 @@
           <w:sz w:val="28"/>
           <w:szCs w:val="28"/>
         </w:rPr>
-        <w:t>Requisiti Software – Find&amp;Charge</w:t>
+        <w:t xml:space="preserve">Requisiti Software – </w:t>
       </w:r>
+      <w:proofErr w:type="spellStart"/>
+      <w:r>
+        <w:rPr>
+          <w:b/>
+          <w:bCs/>
+          <w:sz w:val="28"/>
+          <w:szCs w:val="28"/>
+        </w:rPr>
+        <w:t>Find&amp;Charge</w:t>
+      </w:r>
+      <w:proofErr w:type="spellEnd"/>
     </w:p>
     <w:p>
       <w:pPr>
@@ -208,6 +219,9 @@
             <w:pPr>
               <w:spacing w:before="120" w:after="120"/>
             </w:pPr>
+            <w:r>
+              <w:t>08/11/2025</w:t>
+            </w:r>
           </w:p>
         </w:tc>
       </w:tr>
@@ -277,6 +291,9 @@
             <w:pPr>
               <w:spacing w:before="120" w:after="120"/>
             </w:pPr>
+            <w:r>
+              <w:t>07/11/2025</w:t>
+            </w:r>
           </w:p>
         </w:tc>
       </w:tr>
@@ -346,6 +363,9 @@
             <w:pPr>
               <w:spacing w:before="120" w:after="120"/>
             </w:pPr>
+            <w:r>
+              <w:t>11/11/2025</w:t>
+            </w:r>
           </w:p>
         </w:tc>
       </w:tr>
@@ -418,6 +438,9 @@
             <w:pPr>
               <w:spacing w:before="120" w:after="120"/>
             </w:pPr>
+            <w:r>
+              <w:t>24/11/2025</w:t>
+            </w:r>
           </w:p>
         </w:tc>
       </w:tr>
@@ -477,24 +500,27 @@
               <w:spacing w:before="120" w:after="120"/>
             </w:pPr>
             <w:r>
-              <w:t>Should</w:t>
-            </w:r>
-          </w:p>
-          <w:p>
-            <w:pPr>
-              <w:spacing w:before="120" w:after="120"/>
-            </w:pPr>
-          </w:p>
-        </w:tc>
-        <w:tc>
-          <w:tcPr>
-            <w:tcW w:w="0" w:type="auto"/>
-            <w:vAlign w:val="center"/>
-          </w:tcPr>
-          <w:p>
-            <w:pPr>
-              <w:spacing w:before="120" w:after="120"/>
-            </w:pPr>
+              <w:t>Must</w:t>
+            </w:r>
+          </w:p>
+          <w:p>
+            <w:pPr>
+              <w:spacing w:before="120" w:after="120"/>
+            </w:pPr>
+          </w:p>
+        </w:tc>
+        <w:tc>
+          <w:tcPr>
+            <w:tcW w:w="0" w:type="auto"/>
+            <w:vAlign w:val="center"/>
+          </w:tcPr>
+          <w:p>
+            <w:pPr>
+              <w:spacing w:before="120" w:after="120"/>
+            </w:pPr>
+            <w:r>
+              <w:t>02/11/2025</w:t>
+            </w:r>
           </w:p>
         </w:tc>
       </w:tr>
@@ -550,20 +576,25 @@
             <w:pPr>
               <w:spacing w:before="120" w:after="120"/>
             </w:pPr>
+            <w:proofErr w:type="spellStart"/>
             <w:r>
               <w:t>Should</w:t>
             </w:r>
-          </w:p>
-        </w:tc>
-        <w:tc>
-          <w:tcPr>
-            <w:tcW w:w="0" w:type="auto"/>
-            <w:vAlign w:val="center"/>
-          </w:tcPr>
-          <w:p>
-            <w:pPr>
-              <w:spacing w:before="120" w:after="120"/>
-            </w:pPr>
+            <w:proofErr w:type="spellEnd"/>
+          </w:p>
+        </w:tc>
+        <w:tc>
+          <w:tcPr>
+            <w:tcW w:w="0" w:type="auto"/>
+            <w:vAlign w:val="center"/>
+          </w:tcPr>
+          <w:p>
+            <w:pPr>
+              <w:spacing w:before="120" w:after="120"/>
+            </w:pPr>
+            <w:r>
+              <w:t>02/12/2025</w:t>
+            </w:r>
           </w:p>
         </w:tc>
       </w:tr>
@@ -619,20 +650,40 @@
             <w:pPr>
               <w:spacing w:before="120" w:after="120"/>
             </w:pPr>
+            <w:proofErr w:type="spellStart"/>
             <w:r>
               <w:t>Should</w:t>
             </w:r>
-          </w:p>
-        </w:tc>
-        <w:tc>
-          <w:tcPr>
-            <w:tcW w:w="0" w:type="auto"/>
-            <w:vAlign w:val="center"/>
-          </w:tcPr>
-          <w:p>
-            <w:pPr>
-              <w:spacing w:before="120" w:after="120"/>
-            </w:pPr>
+            <w:proofErr w:type="spellEnd"/>
+          </w:p>
+        </w:tc>
+        <w:tc>
+          <w:tcPr>
+            <w:tcW w:w="0" w:type="auto"/>
+            <w:vAlign w:val="center"/>
+          </w:tcPr>
+          <w:p>
+            <w:pPr>
+              <w:spacing w:before="120" w:after="120"/>
+            </w:pPr>
+            <w:r>
+              <w:t>0</w:t>
+            </w:r>
+            <w:r>
+              <w:t>3</w:t>
+            </w:r>
+            <w:r>
+              <w:t>/</w:t>
+            </w:r>
+            <w:r>
+              <w:t>01</w:t>
+            </w:r>
+            <w:r>
+              <w:t>/202</w:t>
+            </w:r>
+            <w:r>
+              <w:t>6</w:t>
+            </w:r>
           </w:p>
         </w:tc>
       </w:tr>
@@ -688,17 +739,25 @@
             <w:pPr>
               <w:spacing w:before="120" w:after="120"/>
             </w:pPr>
-          </w:p>
-        </w:tc>
-        <w:tc>
-          <w:tcPr>
-            <w:tcW w:w="0" w:type="auto"/>
-            <w:vAlign w:val="center"/>
-          </w:tcPr>
-          <w:p>
-            <w:pPr>
-              <w:spacing w:before="120" w:after="120"/>
-            </w:pPr>
+            <w:proofErr w:type="spellStart"/>
+            <w:r>
+              <w:t>Could</w:t>
+            </w:r>
+            <w:proofErr w:type="spellEnd"/>
+          </w:p>
+        </w:tc>
+        <w:tc>
+          <w:tcPr>
+            <w:tcW w:w="0" w:type="auto"/>
+            <w:vAlign w:val="center"/>
+          </w:tcPr>
+          <w:p>
+            <w:pPr>
+              <w:spacing w:before="120" w:after="120"/>
+            </w:pPr>
+            <w:r>
+              <w:t>17/12/2025</w:t>
+            </w:r>
           </w:p>
         </w:tc>
       </w:tr>
@@ -757,20 +816,25 @@
             <w:pPr>
               <w:spacing w:before="120" w:after="120"/>
             </w:pPr>
+            <w:proofErr w:type="spellStart"/>
             <w:r>
               <w:t>Could</w:t>
             </w:r>
-          </w:p>
-        </w:tc>
-        <w:tc>
-          <w:tcPr>
-            <w:tcW w:w="0" w:type="auto"/>
-            <w:vAlign w:val="center"/>
-          </w:tcPr>
-          <w:p>
-            <w:pPr>
-              <w:spacing w:before="120" w:after="120"/>
-            </w:pPr>
+            <w:proofErr w:type="spellEnd"/>
+          </w:p>
+        </w:tc>
+        <w:tc>
+          <w:tcPr>
+            <w:tcW w:w="0" w:type="auto"/>
+            <w:vAlign w:val="center"/>
+          </w:tcPr>
+          <w:p>
+            <w:pPr>
+              <w:spacing w:before="120" w:after="120"/>
+            </w:pPr>
+            <w:r>
+              <w:t>11/12/2025</w:t>
+            </w:r>
           </w:p>
         </w:tc>
       </w:tr>
@@ -829,20 +893,25 @@
             <w:pPr>
               <w:spacing w:before="120" w:after="120"/>
             </w:pPr>
+            <w:proofErr w:type="spellStart"/>
             <w:r>
               <w:t>Could</w:t>
             </w:r>
-          </w:p>
-        </w:tc>
-        <w:tc>
-          <w:tcPr>
-            <w:tcW w:w="0" w:type="auto"/>
-            <w:vAlign w:val="center"/>
-          </w:tcPr>
-          <w:p>
-            <w:pPr>
-              <w:spacing w:before="120" w:after="120"/>
-            </w:pPr>
+            <w:proofErr w:type="spellEnd"/>
+          </w:p>
+        </w:tc>
+        <w:tc>
+          <w:tcPr>
+            <w:tcW w:w="0" w:type="auto"/>
+            <w:vAlign w:val="center"/>
+          </w:tcPr>
+          <w:p>
+            <w:pPr>
+              <w:spacing w:before="120" w:after="120"/>
+            </w:pPr>
+            <w:r>
+              <w:t>30/12/2025</w:t>
+            </w:r>
           </w:p>
         </w:tc>
       </w:tr>
@@ -901,20 +970,25 @@
             <w:pPr>
               <w:spacing w:before="120" w:after="120"/>
             </w:pPr>
+            <w:proofErr w:type="spellStart"/>
             <w:r>
               <w:t>Could</w:t>
             </w:r>
-          </w:p>
-        </w:tc>
-        <w:tc>
-          <w:tcPr>
-            <w:tcW w:w="0" w:type="auto"/>
-            <w:vAlign w:val="center"/>
-          </w:tcPr>
-          <w:p>
-            <w:pPr>
-              <w:spacing w:before="120" w:after="120"/>
-            </w:pPr>
+            <w:proofErr w:type="spellEnd"/>
+          </w:p>
+        </w:tc>
+        <w:tc>
+          <w:tcPr>
+            <w:tcW w:w="0" w:type="auto"/>
+            <w:vAlign w:val="center"/>
+          </w:tcPr>
+          <w:p>
+            <w:pPr>
+              <w:spacing w:before="120" w:after="120"/>
+            </w:pPr>
+            <w:r>
+              <w:t>06/12/2025</w:t>
+            </w:r>
           </w:p>
         </w:tc>
       </w:tr>
@@ -973,20 +1047,25 @@
             <w:pPr>
               <w:spacing w:before="120" w:after="120"/>
             </w:pPr>
+            <w:proofErr w:type="spellStart"/>
             <w:r>
               <w:t>Could</w:t>
             </w:r>
-          </w:p>
-        </w:tc>
-        <w:tc>
-          <w:tcPr>
-            <w:tcW w:w="0" w:type="auto"/>
-            <w:vAlign w:val="center"/>
-          </w:tcPr>
-          <w:p>
-            <w:pPr>
-              <w:spacing w:before="120" w:after="120"/>
-            </w:pPr>
+            <w:proofErr w:type="spellEnd"/>
+          </w:p>
+        </w:tc>
+        <w:tc>
+          <w:tcPr>
+            <w:tcW w:w="0" w:type="auto"/>
+            <w:vAlign w:val="center"/>
+          </w:tcPr>
+          <w:p>
+            <w:pPr>
+              <w:spacing w:before="120" w:after="120"/>
+            </w:pPr>
+            <w:r>
+              <w:t>11/12/2025</w:t>
+            </w:r>
           </w:p>
         </w:tc>
       </w:tr>
@@ -1018,47 +1097,52 @@
               <w:spacing w:before="120" w:after="120"/>
             </w:pPr>
             <w:r>
-              <w:t>Recupero Password</w:t>
-            </w:r>
-          </w:p>
-        </w:tc>
-        <w:tc>
-          <w:tcPr>
-            <w:tcW w:w="0" w:type="auto"/>
-            <w:vAlign w:val="center"/>
-          </w:tcPr>
-          <w:p>
-            <w:pPr>
-              <w:spacing w:before="120" w:after="120"/>
-            </w:pPr>
-            <w:r>
-              <w:t>Permette di recuperare la password dimenticata tramite mail.</w:t>
-            </w:r>
-          </w:p>
-        </w:tc>
-        <w:tc>
-          <w:tcPr>
-            <w:tcW w:w="0" w:type="auto"/>
-            <w:vAlign w:val="center"/>
-          </w:tcPr>
-          <w:p>
-            <w:pPr>
-              <w:spacing w:before="120" w:after="120"/>
-            </w:pPr>
-            <w:r>
-              <w:t>Won’t</w:t>
-            </w:r>
-          </w:p>
-        </w:tc>
-        <w:tc>
-          <w:tcPr>
-            <w:tcW w:w="0" w:type="auto"/>
-            <w:vAlign w:val="center"/>
-          </w:tcPr>
-          <w:p>
-            <w:pPr>
-              <w:spacing w:before="120" w:after="120"/>
-            </w:pPr>
+              <w:t>Conferma Account</w:t>
+            </w:r>
+          </w:p>
+        </w:tc>
+        <w:tc>
+          <w:tcPr>
+            <w:tcW w:w="0" w:type="auto"/>
+            <w:vAlign w:val="center"/>
+          </w:tcPr>
+          <w:p>
+            <w:pPr>
+              <w:spacing w:before="120" w:after="120"/>
+            </w:pPr>
+            <w:r>
+              <w:t>Invia una mail di conferma all’utente dopo che si è registrato.</w:t>
+            </w:r>
+          </w:p>
+        </w:tc>
+        <w:tc>
+          <w:tcPr>
+            <w:tcW w:w="0" w:type="auto"/>
+            <w:vAlign w:val="center"/>
+          </w:tcPr>
+          <w:p>
+            <w:pPr>
+              <w:spacing w:before="120" w:after="120"/>
+            </w:pPr>
+            <w:proofErr w:type="spellStart"/>
+            <w:r>
+              <w:t>Could</w:t>
+            </w:r>
+            <w:proofErr w:type="spellEnd"/>
+          </w:p>
+        </w:tc>
+        <w:tc>
+          <w:tcPr>
+            <w:tcW w:w="0" w:type="auto"/>
+            <w:vAlign w:val="center"/>
+          </w:tcPr>
+          <w:p>
+            <w:pPr>
+              <w:spacing w:before="120" w:after="120"/>
+            </w:pPr>
+            <w:r>
+              <w:t>10/12/2025</w:t>
+            </w:r>
           </w:p>
         </w:tc>
       </w:tr>
@@ -1066,7 +1150,6 @@
         <w:tc>
           <w:tcPr>
             <w:tcW w:w="0" w:type="auto"/>
-            <w:vAlign w:val="center"/>
           </w:tcPr>
           <w:p>
             <w:pPr>
@@ -1074,65 +1157,54 @@
             </w:pPr>
             <w:r>
               <w:lastRenderedPageBreak/>
-              <w:t>RF1</w:t>
-            </w:r>
-            <w:r>
-              <w:t>4</w:t>
-            </w:r>
-          </w:p>
-        </w:tc>
-        <w:tc>
-          <w:tcPr>
-            <w:tcW w:w="0" w:type="auto"/>
-            <w:vAlign w:val="center"/>
-          </w:tcPr>
-          <w:p>
-            <w:pPr>
-              <w:spacing w:before="120" w:after="120"/>
-            </w:pPr>
-            <w:r>
-              <w:t>Conferma Accou</w:t>
-            </w:r>
-            <w:r>
-              <w:t>n</w:t>
-            </w:r>
-            <w:r>
-              <w:t>t</w:t>
-            </w:r>
-          </w:p>
-        </w:tc>
-        <w:tc>
-          <w:tcPr>
-            <w:tcW w:w="0" w:type="auto"/>
-            <w:vAlign w:val="center"/>
-          </w:tcPr>
-          <w:p>
-            <w:pPr>
-              <w:spacing w:before="120" w:after="120"/>
-            </w:pPr>
-            <w:r>
-              <w:t>Invia una mail di conferma all’utente dopo che si è registrato.</w:t>
-            </w:r>
-          </w:p>
-        </w:tc>
-        <w:tc>
-          <w:tcPr>
-            <w:tcW w:w="0" w:type="auto"/>
-            <w:vAlign w:val="center"/>
-          </w:tcPr>
-          <w:p>
-            <w:pPr>
-              <w:spacing w:before="120" w:after="120"/>
-            </w:pPr>
+              <w:t>RF14</w:t>
+            </w:r>
+          </w:p>
+        </w:tc>
+        <w:tc>
+          <w:tcPr>
+            <w:tcW w:w="0" w:type="auto"/>
+          </w:tcPr>
+          <w:p>
+            <w:pPr>
+              <w:spacing w:before="120" w:after="120"/>
+            </w:pPr>
+            <w:r>
+              <w:t>Recupero Password</w:t>
+            </w:r>
+          </w:p>
+        </w:tc>
+        <w:tc>
+          <w:tcPr>
+            <w:tcW w:w="0" w:type="auto"/>
+          </w:tcPr>
+          <w:p>
+            <w:pPr>
+              <w:spacing w:before="120" w:after="120"/>
+            </w:pPr>
+            <w:r>
+              <w:t>Permette di recuperare la password dimenticata tramite mail.</w:t>
+            </w:r>
+          </w:p>
+        </w:tc>
+        <w:tc>
+          <w:tcPr>
+            <w:tcW w:w="0" w:type="auto"/>
+          </w:tcPr>
+          <w:p>
+            <w:pPr>
+              <w:spacing w:before="120" w:after="120"/>
+            </w:pPr>
+            <w:proofErr w:type="spellStart"/>
             <w:r>
               <w:t>Won’t</w:t>
             </w:r>
-          </w:p>
-        </w:tc>
-        <w:tc>
-          <w:tcPr>
-            <w:tcW w:w="0" w:type="auto"/>
-            <w:vAlign w:val="center"/>
+            <w:proofErr w:type="spellEnd"/>
+          </w:p>
+        </w:tc>
+        <w:tc>
+          <w:tcPr>
+            <w:tcW w:w="0" w:type="auto"/>
           </w:tcPr>
           <w:p>
             <w:pPr>
@@ -1152,10 +1224,7 @@
               <w:spacing w:before="120" w:after="120"/>
             </w:pPr>
             <w:r>
-              <w:t>RF1</w:t>
-            </w:r>
-            <w:r>
-              <w:t>5</w:t>
+              <w:t>RF15</w:t>
             </w:r>
           </w:p>
         </w:tc>
@@ -1196,9 +1265,11 @@
             <w:pPr>
               <w:spacing w:before="120" w:after="120"/>
             </w:pPr>
+            <w:proofErr w:type="spellStart"/>
             <w:r>
               <w:t>Won’t</w:t>
             </w:r>
+            <w:proofErr w:type="spellEnd"/>
           </w:p>
         </w:tc>
         <w:tc>
@@ -1224,10 +1295,7 @@
               <w:spacing w:before="120" w:after="120"/>
             </w:pPr>
             <w:r>
-              <w:t>RF1</w:t>
-            </w:r>
-            <w:r>
-              <w:t>6</w:t>
+              <w:t>RF16</w:t>
             </w:r>
           </w:p>
         </w:tc>
@@ -1268,9 +1336,11 @@
             <w:pPr>
               <w:spacing w:before="120" w:after="120"/>
             </w:pPr>
+            <w:proofErr w:type="spellStart"/>
             <w:r>
               <w:t>Won’t</w:t>
             </w:r>
+            <w:proofErr w:type="spellEnd"/>
           </w:p>
         </w:tc>
         <w:tc>
@@ -1460,7 +1530,15 @@
               <w:ind w:left="0"/>
             </w:pPr>
             <w:r>
-              <w:t>Il sistema deve essere in grado di poter essere modificato agevolmente senza downtime.</w:t>
+              <w:t xml:space="preserve">Il sistema deve essere in grado di poter essere modificato agevolmente senza </w:t>
+            </w:r>
+            <w:proofErr w:type="spellStart"/>
+            <w:r>
+              <w:t>downtime</w:t>
+            </w:r>
+            <w:proofErr w:type="spellEnd"/>
+            <w:r>
+              <w:t>.</w:t>
             </w:r>
           </w:p>
         </w:tc>
@@ -1768,8 +1846,8 @@
     </w:tbl>
     <w:p/>
     <w:sectPr>
-      <w:headerReference w:type="default" r:id="rId7"/>
-      <w:footerReference w:type="default" r:id="rId8"/>
+      <w:headerReference w:type="default" r:id="rId8"/>
+      <w:footerReference w:type="default" r:id="rId9"/>
       <w:pgSz w:w="11906" w:h="16838"/>
       <w:pgMar w:top="1417" w:right="1134" w:bottom="1134" w:left="1134" w:header="708" w:footer="708" w:gutter="0"/>
       <w:cols w:space="708"/>
@@ -1875,12 +1953,14 @@
         <w:lang w:val="fr-FR"/>
       </w:rPr>
     </w:pPr>
+    <w:proofErr w:type="spellStart"/>
     <w:r>
       <w:rPr>
         <w:lang w:val="fr-FR"/>
       </w:rPr>
       <w:t>Find&amp;Charge</w:t>
     </w:r>
+    <w:proofErr w:type="spellEnd"/>
     <w:r>
       <w:ptab w:relativeTo="margin" w:alignment="center" w:leader="none"/>
     </w:r>
@@ -2986,7 +3066,7 @@
   <w:style w:type="paragraph" w:default="1" w:styleId="Normale">
     <w:name w:val="Normal"/>
     <w:qFormat/>
-    <w:rsid w:val="004344ED"/>
+    <w:rsid w:val="00AB6B57"/>
   </w:style>
   <w:style w:type="paragraph" w:styleId="Titolo1">
     <w:name w:val="heading 1"/>
@@ -3863,4 +3943,16 @@
     </a:ext>
   </a:extLst>
 </a:theme>
+</file>
+
+<file path=customXml/item1.xml><?xml version="1.0" encoding="utf-8"?>
+<b:Sources xmlns:b="http://schemas.openxmlformats.org/officeDocument/2006/bibliography" xmlns="http://schemas.openxmlformats.org/officeDocument/2006/bibliography" SelectedStyle="\APASixthEditionOfficeOnline.xsl" StyleName="APA" Version="6"/>
+</file>
+
+<file path=customXml/itemProps1.xml><?xml version="1.0" encoding="utf-8"?>
+<ds:datastoreItem xmlns:ds="http://schemas.openxmlformats.org/officeDocument/2006/customXml" ds:itemID="{82107BE9-0A9D-4D3E-A2E3-9A638C629912}">
+  <ds:schemaRefs>
+    <ds:schemaRef ds:uri="http://schemas.openxmlformats.org/officeDocument/2006/bibliography"/>
+  </ds:schemaRefs>
+</ds:datastoreItem>
 </file>
--- a/documentazione/Specifica dei requisiti.docx
+++ b/documentazione/Specifica dei requisiti.docx
@@ -4,8 +4,10 @@
   <w:body>
     <w:p>
       <w:pPr>
+        <w:spacing w:line="256" w:lineRule="auto"/>
         <w:jc w:val="center"/>
         <w:rPr>
+          <w:rFonts w:ascii="Aptos" w:eastAsia="Aptos" w:hAnsi="Aptos" w:cs="Times New Roman"/>
           <w:b/>
           <w:bCs/>
           <w:sz w:val="28"/>
@@ -14,26 +16,32 @@
       </w:pPr>
       <w:r>
         <w:rPr>
+          <w:rFonts w:ascii="Aptos" w:eastAsia="Aptos" w:hAnsi="Aptos" w:cs="Times New Roman"/>
           <w:b/>
           <w:bCs/>
           <w:sz w:val="28"/>
           <w:szCs w:val="28"/>
         </w:rPr>
-        <w:t xml:space="preserve">Specifica dei </w:t>
+        <w:t xml:space="preserve">Specifica dei Requisiti Software – </w:t>
       </w:r>
+      <w:proofErr w:type="spellStart"/>
       <w:r>
         <w:rPr>
+          <w:rFonts w:ascii="Aptos" w:eastAsia="Aptos" w:hAnsi="Aptos" w:cs="Times New Roman"/>
           <w:b/>
           <w:bCs/>
           <w:sz w:val="28"/>
           <w:szCs w:val="28"/>
         </w:rPr>
-        <w:t>Requisiti Software – Find&amp;Charge</w:t>
+        <w:t>Find&amp;Charge</w:t>
       </w:r>
+      <w:proofErr w:type="spellEnd"/>
     </w:p>
     <w:p>
       <w:pPr>
+        <w:spacing w:line="256" w:lineRule="auto"/>
         <w:rPr>
+          <w:rFonts w:ascii="Aptos" w:eastAsia="Aptos" w:hAnsi="Aptos" w:cs="Times New Roman"/>
           <w:b/>
           <w:bCs/>
           <w:sz w:val="24"/>
@@ -42,6 +50,7 @@
       </w:pPr>
       <w:r>
         <w:rPr>
+          <w:rFonts w:ascii="Aptos" w:eastAsia="Aptos" w:hAnsi="Aptos" w:cs="Times New Roman"/>
           <w:b/>
           <w:bCs/>
           <w:sz w:val="24"/>
@@ -52,8 +61,9 @@
     </w:p>
     <w:tbl>
       <w:tblPr>
-        <w:tblStyle w:val="Grigliatabella"/>
+        <w:tblStyle w:val="Grigliatabella1"/>
         <w:tblW w:w="0" w:type="auto"/>
+        <w:tblInd w:w="0" w:type="dxa"/>
         <w:tblLook w:val="04A0" w:firstRow="1" w:lastRow="0" w:firstColumn="1" w:lastColumn="0" w:noHBand="0" w:noVBand="1"/>
       </w:tblPr>
       <w:tblGrid>
@@ -67,7 +77,14 @@
         <w:tc>
           <w:tcPr>
             <w:tcW w:w="0" w:type="auto"/>
-            <w:vAlign w:val="center"/>
+            <w:tcBorders>
+              <w:top w:val="single" w:sz="4" w:space="0" w:color="auto"/>
+              <w:left w:val="single" w:sz="4" w:space="0" w:color="auto"/>
+              <w:bottom w:val="single" w:sz="4" w:space="0" w:color="auto"/>
+              <w:right w:val="single" w:sz="4" w:space="0" w:color="auto"/>
+            </w:tcBorders>
+            <w:vAlign w:val="center"/>
+            <w:hideMark/>
           </w:tcPr>
           <w:p>
             <w:pPr>
@@ -83,7 +100,14 @@
         <w:tc>
           <w:tcPr>
             <w:tcW w:w="0" w:type="auto"/>
-            <w:vAlign w:val="center"/>
+            <w:tcBorders>
+              <w:top w:val="single" w:sz="4" w:space="0" w:color="auto"/>
+              <w:left w:val="single" w:sz="4" w:space="0" w:color="auto"/>
+              <w:bottom w:val="single" w:sz="4" w:space="0" w:color="auto"/>
+              <w:right w:val="single" w:sz="4" w:space="0" w:color="auto"/>
+            </w:tcBorders>
+            <w:vAlign w:val="center"/>
+            <w:hideMark/>
           </w:tcPr>
           <w:p>
             <w:pPr>
@@ -98,7 +122,14 @@
         <w:tc>
           <w:tcPr>
             <w:tcW w:w="0" w:type="auto"/>
-            <w:vAlign w:val="center"/>
+            <w:tcBorders>
+              <w:top w:val="single" w:sz="4" w:space="0" w:color="auto"/>
+              <w:left w:val="single" w:sz="4" w:space="0" w:color="auto"/>
+              <w:bottom w:val="single" w:sz="4" w:space="0" w:color="auto"/>
+              <w:right w:val="single" w:sz="4" w:space="0" w:color="auto"/>
+            </w:tcBorders>
+            <w:vAlign w:val="center"/>
+            <w:hideMark/>
           </w:tcPr>
           <w:p>
             <w:pPr>
@@ -113,7 +144,14 @@
         <w:tc>
           <w:tcPr>
             <w:tcW w:w="0" w:type="auto"/>
-            <w:vAlign w:val="center"/>
+            <w:tcBorders>
+              <w:top w:val="single" w:sz="4" w:space="0" w:color="auto"/>
+              <w:left w:val="single" w:sz="4" w:space="0" w:color="auto"/>
+              <w:bottom w:val="single" w:sz="4" w:space="0" w:color="auto"/>
+              <w:right w:val="single" w:sz="4" w:space="0" w:color="auto"/>
+            </w:tcBorders>
+            <w:vAlign w:val="center"/>
+            <w:hideMark/>
           </w:tcPr>
           <w:p>
             <w:pPr>
@@ -128,7 +166,14 @@
         <w:tc>
           <w:tcPr>
             <w:tcW w:w="0" w:type="auto"/>
-            <w:vAlign w:val="center"/>
+            <w:tcBorders>
+              <w:top w:val="single" w:sz="4" w:space="0" w:color="auto"/>
+              <w:left w:val="single" w:sz="4" w:space="0" w:color="auto"/>
+              <w:bottom w:val="single" w:sz="4" w:space="0" w:color="auto"/>
+              <w:right w:val="single" w:sz="4" w:space="0" w:color="auto"/>
+            </w:tcBorders>
+            <w:vAlign w:val="center"/>
+            <w:hideMark/>
           </w:tcPr>
           <w:p>
             <w:pPr>
@@ -140,124 +185,83 @@
             </w:r>
           </w:p>
         </w:tc>
-      </w:tr>
-      <w:bookmarkEnd w:id="0"/>
-      <w:tr>
-        <w:tc>
-          <w:tcPr>
-            <w:tcW w:w="0" w:type="auto"/>
-            <w:vAlign w:val="center"/>
-          </w:tcPr>
-          <w:p>
-            <w:pPr>
-              <w:spacing w:before="120" w:after="120"/>
-            </w:pPr>
-            <w:r>
-              <w:t>RF01</w:t>
-            </w:r>
-          </w:p>
-        </w:tc>
-        <w:tc>
-          <w:tcPr>
-            <w:tcW w:w="0" w:type="auto"/>
-            <w:vAlign w:val="center"/>
-          </w:tcPr>
-          <w:p>
-            <w:pPr>
-              <w:spacing w:before="120" w:after="120"/>
-            </w:pPr>
-            <w:r>
-              <w:t>Registrazione e Login</w:t>
-            </w:r>
-          </w:p>
-        </w:tc>
-        <w:tc>
-          <w:tcPr>
-            <w:tcW w:w="0" w:type="auto"/>
-            <w:vAlign w:val="center"/>
-          </w:tcPr>
-          <w:p>
-            <w:pPr>
-              <w:spacing w:before="120" w:after="120"/>
-            </w:pPr>
-            <w:r>
-              <w:t>Consente agli utenti di registrarsi e accedere tramite username e password.</w:t>
-            </w:r>
-          </w:p>
-        </w:tc>
-        <w:tc>
-          <w:tcPr>
-            <w:tcW w:w="0" w:type="auto"/>
-            <w:vAlign w:val="center"/>
-          </w:tcPr>
-          <w:p>
-            <w:pPr>
-              <w:spacing w:before="120" w:after="120"/>
-            </w:pPr>
-            <w:r>
-              <w:t>Must</w:t>
-            </w:r>
-          </w:p>
-        </w:tc>
-        <w:tc>
-          <w:tcPr>
-            <w:tcW w:w="0" w:type="auto"/>
-            <w:vAlign w:val="center"/>
-          </w:tcPr>
-          <w:p>
-            <w:pPr>
-              <w:spacing w:before="120" w:after="120"/>
-            </w:pPr>
-          </w:p>
-        </w:tc>
+        <w:bookmarkEnd w:id="0"/>
       </w:tr>
       <w:tr>
         <w:tc>
           <w:tcPr>
             <w:tcW w:w="0" w:type="auto"/>
-            <w:vAlign w:val="center"/>
-          </w:tcPr>
-          <w:p>
-            <w:pPr>
-              <w:spacing w:before="120" w:after="120"/>
-            </w:pPr>
-            <w:r>
-              <w:t>RF02</w:t>
-            </w:r>
-          </w:p>
-        </w:tc>
-        <w:tc>
-          <w:tcPr>
-            <w:tcW w:w="0" w:type="auto"/>
-            <w:vAlign w:val="center"/>
-          </w:tcPr>
-          <w:p>
-            <w:pPr>
-              <w:spacing w:before="120" w:after="120"/>
-            </w:pPr>
-            <w:r>
-              <w:t>Visualizzazione Mappa</w:t>
-            </w:r>
-          </w:p>
-        </w:tc>
-        <w:tc>
-          <w:tcPr>
-            <w:tcW w:w="0" w:type="auto"/>
-            <w:vAlign w:val="center"/>
-          </w:tcPr>
-          <w:p>
-            <w:pPr>
-              <w:spacing w:before="120" w:after="120"/>
-            </w:pPr>
-            <w:r>
-              <w:t>Mostra sulla home page una mappa interattiva con i marker per le colonnine.</w:t>
-            </w:r>
-          </w:p>
-        </w:tc>
-        <w:tc>
-          <w:tcPr>
-            <w:tcW w:w="0" w:type="auto"/>
-            <w:vAlign w:val="center"/>
+            <w:tcBorders>
+              <w:top w:val="single" w:sz="4" w:space="0" w:color="auto"/>
+              <w:left w:val="single" w:sz="4" w:space="0" w:color="auto"/>
+              <w:bottom w:val="single" w:sz="4" w:space="0" w:color="auto"/>
+              <w:right w:val="single" w:sz="4" w:space="0" w:color="auto"/>
+            </w:tcBorders>
+            <w:vAlign w:val="center"/>
+            <w:hideMark/>
+          </w:tcPr>
+          <w:p>
+            <w:pPr>
+              <w:spacing w:before="120" w:after="120"/>
+            </w:pPr>
+            <w:r>
+              <w:t>RF01</w:t>
+            </w:r>
+          </w:p>
+        </w:tc>
+        <w:tc>
+          <w:tcPr>
+            <w:tcW w:w="0" w:type="auto"/>
+            <w:tcBorders>
+              <w:top w:val="single" w:sz="4" w:space="0" w:color="auto"/>
+              <w:left w:val="single" w:sz="4" w:space="0" w:color="auto"/>
+              <w:bottom w:val="single" w:sz="4" w:space="0" w:color="auto"/>
+              <w:right w:val="single" w:sz="4" w:space="0" w:color="auto"/>
+            </w:tcBorders>
+            <w:vAlign w:val="center"/>
+            <w:hideMark/>
+          </w:tcPr>
+          <w:p>
+            <w:pPr>
+              <w:spacing w:before="120" w:after="120"/>
+            </w:pPr>
+            <w:r>
+              <w:t>Registrazione e Login</w:t>
+            </w:r>
+          </w:p>
+        </w:tc>
+        <w:tc>
+          <w:tcPr>
+            <w:tcW w:w="0" w:type="auto"/>
+            <w:tcBorders>
+              <w:top w:val="single" w:sz="4" w:space="0" w:color="auto"/>
+              <w:left w:val="single" w:sz="4" w:space="0" w:color="auto"/>
+              <w:bottom w:val="single" w:sz="4" w:space="0" w:color="auto"/>
+              <w:right w:val="single" w:sz="4" w:space="0" w:color="auto"/>
+            </w:tcBorders>
+            <w:vAlign w:val="center"/>
+            <w:hideMark/>
+          </w:tcPr>
+          <w:p>
+            <w:pPr>
+              <w:spacing w:before="120" w:after="120"/>
+            </w:pPr>
+            <w:r>
+              <w:t>Consente agli utenti di registrarsi e accedere tramite username e password.</w:t>
+            </w:r>
+          </w:p>
+        </w:tc>
+        <w:tc>
+          <w:tcPr>
+            <w:tcW w:w="0" w:type="auto"/>
+            <w:tcBorders>
+              <w:top w:val="single" w:sz="4" w:space="0" w:color="auto"/>
+              <w:left w:val="single" w:sz="4" w:space="0" w:color="auto"/>
+              <w:bottom w:val="single" w:sz="4" w:space="0" w:color="auto"/>
+              <w:right w:val="single" w:sz="4" w:space="0" w:color="auto"/>
+            </w:tcBorders>
+            <w:vAlign w:val="center"/>
+            <w:hideMark/>
           </w:tcPr>
           <w:p>
             <w:pPr>
@@ -271,12 +275,22 @@
         <w:tc>
           <w:tcPr>
             <w:tcW w:w="0" w:type="auto"/>
-            <w:vAlign w:val="center"/>
-          </w:tcPr>
-          <w:p>
-            <w:pPr>
-              <w:spacing w:before="120" w:after="120"/>
-            </w:pPr>
+            <w:tcBorders>
+              <w:top w:val="single" w:sz="4" w:space="0" w:color="auto"/>
+              <w:left w:val="single" w:sz="4" w:space="0" w:color="auto"/>
+              <w:bottom w:val="single" w:sz="4" w:space="0" w:color="auto"/>
+              <w:right w:val="single" w:sz="4" w:space="0" w:color="auto"/>
+            </w:tcBorders>
+            <w:vAlign w:val="center"/>
+            <w:hideMark/>
+          </w:tcPr>
+          <w:p>
+            <w:pPr>
+              <w:spacing w:before="120" w:after="120"/>
+            </w:pPr>
+            <w:r>
+              <w:t>08/11/2025</w:t>
+            </w:r>
           </w:p>
         </w:tc>
       </w:tr>
@@ -284,49 +298,77 @@
         <w:tc>
           <w:tcPr>
             <w:tcW w:w="0" w:type="auto"/>
-            <w:vAlign w:val="center"/>
-          </w:tcPr>
-          <w:p>
-            <w:pPr>
-              <w:spacing w:before="120" w:after="120"/>
-            </w:pPr>
-            <w:r>
-              <w:t>RF03</w:t>
-            </w:r>
-          </w:p>
-        </w:tc>
-        <w:tc>
-          <w:tcPr>
-            <w:tcW w:w="0" w:type="auto"/>
-            <w:vAlign w:val="center"/>
-          </w:tcPr>
-          <w:p>
-            <w:pPr>
-              <w:spacing w:before="120" w:after="120"/>
-            </w:pPr>
-            <w:r>
-              <w:t>Prenotazione Colonnina</w:t>
-            </w:r>
-          </w:p>
-        </w:tc>
-        <w:tc>
-          <w:tcPr>
-            <w:tcW w:w="0" w:type="auto"/>
-            <w:vAlign w:val="center"/>
-          </w:tcPr>
-          <w:p>
-            <w:pPr>
-              <w:spacing w:before="120" w:after="120"/>
-            </w:pPr>
-            <w:r>
-              <w:t>Consente di prenotare una colonnina per un certo slot di tempo selezionando data e ora.</w:t>
-            </w:r>
-          </w:p>
-        </w:tc>
-        <w:tc>
-          <w:tcPr>
-            <w:tcW w:w="0" w:type="auto"/>
-            <w:vAlign w:val="center"/>
+            <w:tcBorders>
+              <w:top w:val="single" w:sz="4" w:space="0" w:color="auto"/>
+              <w:left w:val="single" w:sz="4" w:space="0" w:color="auto"/>
+              <w:bottom w:val="single" w:sz="4" w:space="0" w:color="auto"/>
+              <w:right w:val="single" w:sz="4" w:space="0" w:color="auto"/>
+            </w:tcBorders>
+            <w:vAlign w:val="center"/>
+            <w:hideMark/>
+          </w:tcPr>
+          <w:p>
+            <w:pPr>
+              <w:spacing w:before="120" w:after="120"/>
+            </w:pPr>
+            <w:r>
+              <w:t>RF02</w:t>
+            </w:r>
+          </w:p>
+        </w:tc>
+        <w:tc>
+          <w:tcPr>
+            <w:tcW w:w="0" w:type="auto"/>
+            <w:tcBorders>
+              <w:top w:val="single" w:sz="4" w:space="0" w:color="auto"/>
+              <w:left w:val="single" w:sz="4" w:space="0" w:color="auto"/>
+              <w:bottom w:val="single" w:sz="4" w:space="0" w:color="auto"/>
+              <w:right w:val="single" w:sz="4" w:space="0" w:color="auto"/>
+            </w:tcBorders>
+            <w:vAlign w:val="center"/>
+            <w:hideMark/>
+          </w:tcPr>
+          <w:p>
+            <w:pPr>
+              <w:spacing w:before="120" w:after="120"/>
+            </w:pPr>
+            <w:r>
+              <w:t>Visualizzazione Mappa</w:t>
+            </w:r>
+          </w:p>
+        </w:tc>
+        <w:tc>
+          <w:tcPr>
+            <w:tcW w:w="0" w:type="auto"/>
+            <w:tcBorders>
+              <w:top w:val="single" w:sz="4" w:space="0" w:color="auto"/>
+              <w:left w:val="single" w:sz="4" w:space="0" w:color="auto"/>
+              <w:bottom w:val="single" w:sz="4" w:space="0" w:color="auto"/>
+              <w:right w:val="single" w:sz="4" w:space="0" w:color="auto"/>
+            </w:tcBorders>
+            <w:vAlign w:val="center"/>
+            <w:hideMark/>
+          </w:tcPr>
+          <w:p>
+            <w:pPr>
+              <w:spacing w:before="120" w:after="120"/>
+            </w:pPr>
+            <w:r>
+              <w:t>Mostra sulla home page una mappa interattiva con i marker per le colonnine.</w:t>
+            </w:r>
+          </w:p>
+        </w:tc>
+        <w:tc>
+          <w:tcPr>
+            <w:tcW w:w="0" w:type="auto"/>
+            <w:tcBorders>
+              <w:top w:val="single" w:sz="4" w:space="0" w:color="auto"/>
+              <w:left w:val="single" w:sz="4" w:space="0" w:color="auto"/>
+              <w:bottom w:val="single" w:sz="4" w:space="0" w:color="auto"/>
+              <w:right w:val="single" w:sz="4" w:space="0" w:color="auto"/>
+            </w:tcBorders>
+            <w:vAlign w:val="center"/>
+            <w:hideMark/>
           </w:tcPr>
           <w:p>
             <w:pPr>
@@ -340,12 +382,22 @@
         <w:tc>
           <w:tcPr>
             <w:tcW w:w="0" w:type="auto"/>
-            <w:vAlign w:val="center"/>
-          </w:tcPr>
-          <w:p>
-            <w:pPr>
-              <w:spacing w:before="120" w:after="120"/>
-            </w:pPr>
+            <w:tcBorders>
+              <w:top w:val="single" w:sz="4" w:space="0" w:color="auto"/>
+              <w:left w:val="single" w:sz="4" w:space="0" w:color="auto"/>
+              <w:bottom w:val="single" w:sz="4" w:space="0" w:color="auto"/>
+              <w:right w:val="single" w:sz="4" w:space="0" w:color="auto"/>
+            </w:tcBorders>
+            <w:vAlign w:val="center"/>
+            <w:hideMark/>
+          </w:tcPr>
+          <w:p>
+            <w:pPr>
+              <w:spacing w:before="120" w:after="120"/>
+            </w:pPr>
+            <w:r>
+              <w:t>07/11/2025</w:t>
+            </w:r>
           </w:p>
         </w:tc>
       </w:tr>
@@ -353,52 +405,77 @@
         <w:tc>
           <w:tcPr>
             <w:tcW w:w="0" w:type="auto"/>
-            <w:vAlign w:val="center"/>
-          </w:tcPr>
-          <w:p>
-            <w:pPr>
-              <w:spacing w:before="120" w:after="120"/>
-            </w:pPr>
-            <w:r>
-              <w:t>RF0</w:t>
-            </w:r>
-            <w:r>
-              <w:t>4</w:t>
-            </w:r>
-          </w:p>
-        </w:tc>
-        <w:tc>
-          <w:tcPr>
-            <w:tcW w:w="0" w:type="auto"/>
-            <w:vAlign w:val="center"/>
-          </w:tcPr>
-          <w:p>
-            <w:pPr>
-              <w:spacing w:before="120" w:after="120"/>
-            </w:pPr>
-            <w:r>
-              <w:t>Generazione QR-Code</w:t>
-            </w:r>
-          </w:p>
-        </w:tc>
-        <w:tc>
-          <w:tcPr>
-            <w:tcW w:w="0" w:type="auto"/>
-            <w:vAlign w:val="center"/>
-          </w:tcPr>
-          <w:p>
-            <w:pPr>
-              <w:spacing w:before="120" w:after="120"/>
-            </w:pPr>
-            <w:r>
-              <w:t>Genera un QR-code e un codice univoco associato alla prenotazione.</w:t>
-            </w:r>
-          </w:p>
-        </w:tc>
-        <w:tc>
-          <w:tcPr>
-            <w:tcW w:w="0" w:type="auto"/>
-            <w:vAlign w:val="center"/>
+            <w:tcBorders>
+              <w:top w:val="single" w:sz="4" w:space="0" w:color="auto"/>
+              <w:left w:val="single" w:sz="4" w:space="0" w:color="auto"/>
+              <w:bottom w:val="single" w:sz="4" w:space="0" w:color="auto"/>
+              <w:right w:val="single" w:sz="4" w:space="0" w:color="auto"/>
+            </w:tcBorders>
+            <w:vAlign w:val="center"/>
+            <w:hideMark/>
+          </w:tcPr>
+          <w:p>
+            <w:pPr>
+              <w:spacing w:before="120" w:after="120"/>
+            </w:pPr>
+            <w:r>
+              <w:t>RF03</w:t>
+            </w:r>
+          </w:p>
+        </w:tc>
+        <w:tc>
+          <w:tcPr>
+            <w:tcW w:w="0" w:type="auto"/>
+            <w:tcBorders>
+              <w:top w:val="single" w:sz="4" w:space="0" w:color="auto"/>
+              <w:left w:val="single" w:sz="4" w:space="0" w:color="auto"/>
+              <w:bottom w:val="single" w:sz="4" w:space="0" w:color="auto"/>
+              <w:right w:val="single" w:sz="4" w:space="0" w:color="auto"/>
+            </w:tcBorders>
+            <w:vAlign w:val="center"/>
+            <w:hideMark/>
+          </w:tcPr>
+          <w:p>
+            <w:pPr>
+              <w:spacing w:before="120" w:after="120"/>
+            </w:pPr>
+            <w:r>
+              <w:t>Prenotazione Colonnina</w:t>
+            </w:r>
+          </w:p>
+        </w:tc>
+        <w:tc>
+          <w:tcPr>
+            <w:tcW w:w="0" w:type="auto"/>
+            <w:tcBorders>
+              <w:top w:val="single" w:sz="4" w:space="0" w:color="auto"/>
+              <w:left w:val="single" w:sz="4" w:space="0" w:color="auto"/>
+              <w:bottom w:val="single" w:sz="4" w:space="0" w:color="auto"/>
+              <w:right w:val="single" w:sz="4" w:space="0" w:color="auto"/>
+            </w:tcBorders>
+            <w:vAlign w:val="center"/>
+            <w:hideMark/>
+          </w:tcPr>
+          <w:p>
+            <w:pPr>
+              <w:spacing w:before="120" w:after="120"/>
+            </w:pPr>
+            <w:r>
+              <w:t>Consente di prenotare una colonnina per un certo slot di tempo selezionando data e ora.</w:t>
+            </w:r>
+          </w:p>
+        </w:tc>
+        <w:tc>
+          <w:tcPr>
+            <w:tcW w:w="0" w:type="auto"/>
+            <w:tcBorders>
+              <w:top w:val="single" w:sz="4" w:space="0" w:color="auto"/>
+              <w:left w:val="single" w:sz="4" w:space="0" w:color="auto"/>
+              <w:bottom w:val="single" w:sz="4" w:space="0" w:color="auto"/>
+              <w:right w:val="single" w:sz="4" w:space="0" w:color="auto"/>
+            </w:tcBorders>
+            <w:vAlign w:val="center"/>
+            <w:hideMark/>
           </w:tcPr>
           <w:p>
             <w:pPr>
@@ -412,12 +489,22 @@
         <w:tc>
           <w:tcPr>
             <w:tcW w:w="0" w:type="auto"/>
-            <w:vAlign w:val="center"/>
-          </w:tcPr>
-          <w:p>
-            <w:pPr>
-              <w:spacing w:before="120" w:after="120"/>
-            </w:pPr>
+            <w:tcBorders>
+              <w:top w:val="single" w:sz="4" w:space="0" w:color="auto"/>
+              <w:left w:val="single" w:sz="4" w:space="0" w:color="auto"/>
+              <w:bottom w:val="single" w:sz="4" w:space="0" w:color="auto"/>
+              <w:right w:val="single" w:sz="4" w:space="0" w:color="auto"/>
+            </w:tcBorders>
+            <w:vAlign w:val="center"/>
+            <w:hideMark/>
+          </w:tcPr>
+          <w:p>
+            <w:pPr>
+              <w:spacing w:before="120" w:after="120"/>
+            </w:pPr>
+            <w:r>
+              <w:t>11/11/2025</w:t>
+            </w:r>
           </w:p>
         </w:tc>
       </w:tr>
@@ -425,76 +512,106 @@
         <w:tc>
           <w:tcPr>
             <w:tcW w:w="0" w:type="auto"/>
-            <w:vAlign w:val="center"/>
-          </w:tcPr>
-          <w:p>
-            <w:pPr>
-              <w:spacing w:before="120" w:after="120"/>
-            </w:pPr>
-            <w:r>
-              <w:t>RF0</w:t>
-            </w:r>
-            <w:r>
-              <w:t>5</w:t>
-            </w:r>
-          </w:p>
-        </w:tc>
-        <w:tc>
-          <w:tcPr>
-            <w:tcW w:w="0" w:type="auto"/>
-            <w:vAlign w:val="center"/>
-          </w:tcPr>
-          <w:p>
-            <w:pPr>
-              <w:spacing w:before="120" w:after="120"/>
-            </w:pPr>
-            <w:r>
-              <w:t>Navigazione tramite Menù</w:t>
-            </w:r>
-          </w:p>
-        </w:tc>
-        <w:tc>
-          <w:tcPr>
-            <w:tcW w:w="0" w:type="auto"/>
-            <w:vAlign w:val="center"/>
-          </w:tcPr>
-          <w:p>
-            <w:pPr>
-              <w:spacing w:before="120" w:after="120"/>
-            </w:pPr>
-            <w:r>
-              <w:t>Permette di navigare all’interno dell’app web con facilità in tutte le pagine.</w:t>
-            </w:r>
-          </w:p>
-        </w:tc>
-        <w:tc>
-          <w:tcPr>
-            <w:tcW w:w="0" w:type="auto"/>
-            <w:vAlign w:val="center"/>
-          </w:tcPr>
-          <w:p>
-            <w:pPr>
-              <w:spacing w:before="120" w:after="120"/>
-            </w:pPr>
-            <w:r>
-              <w:t>Should</w:t>
-            </w:r>
-          </w:p>
-          <w:p>
-            <w:pPr>
-              <w:spacing w:before="120" w:after="120"/>
-            </w:pPr>
-          </w:p>
-        </w:tc>
-        <w:tc>
-          <w:tcPr>
-            <w:tcW w:w="0" w:type="auto"/>
-            <w:vAlign w:val="center"/>
-          </w:tcPr>
-          <w:p>
-            <w:pPr>
-              <w:spacing w:before="120" w:after="120"/>
-            </w:pPr>
+            <w:tcBorders>
+              <w:top w:val="single" w:sz="4" w:space="0" w:color="auto"/>
+              <w:left w:val="single" w:sz="4" w:space="0" w:color="auto"/>
+              <w:bottom w:val="single" w:sz="4" w:space="0" w:color="auto"/>
+              <w:right w:val="single" w:sz="4" w:space="0" w:color="auto"/>
+            </w:tcBorders>
+            <w:vAlign w:val="center"/>
+            <w:hideMark/>
+          </w:tcPr>
+          <w:p>
+            <w:pPr>
+              <w:spacing w:before="120" w:after="120"/>
+            </w:pPr>
+            <w:r>
+              <w:t>RF04</w:t>
+            </w:r>
+          </w:p>
+        </w:tc>
+        <w:tc>
+          <w:tcPr>
+            <w:tcW w:w="0" w:type="auto"/>
+            <w:tcBorders>
+              <w:top w:val="single" w:sz="4" w:space="0" w:color="auto"/>
+              <w:left w:val="single" w:sz="4" w:space="0" w:color="auto"/>
+              <w:bottom w:val="single" w:sz="4" w:space="0" w:color="auto"/>
+              <w:right w:val="single" w:sz="4" w:space="0" w:color="auto"/>
+            </w:tcBorders>
+            <w:vAlign w:val="center"/>
+            <w:hideMark/>
+          </w:tcPr>
+          <w:p>
+            <w:pPr>
+              <w:spacing w:before="120" w:after="120"/>
+            </w:pPr>
+            <w:r>
+              <w:t>Generazione QR-Code</w:t>
+            </w:r>
+          </w:p>
+        </w:tc>
+        <w:tc>
+          <w:tcPr>
+            <w:tcW w:w="0" w:type="auto"/>
+            <w:tcBorders>
+              <w:top w:val="single" w:sz="4" w:space="0" w:color="auto"/>
+              <w:left w:val="single" w:sz="4" w:space="0" w:color="auto"/>
+              <w:bottom w:val="single" w:sz="4" w:space="0" w:color="auto"/>
+              <w:right w:val="single" w:sz="4" w:space="0" w:color="auto"/>
+            </w:tcBorders>
+            <w:vAlign w:val="center"/>
+            <w:hideMark/>
+          </w:tcPr>
+          <w:p>
+            <w:pPr>
+              <w:spacing w:before="120" w:after="120"/>
+            </w:pPr>
+            <w:r>
+              <w:t>Genera un QR-code e un codice univoco associato alla prenotazione.</w:t>
+            </w:r>
+          </w:p>
+        </w:tc>
+        <w:tc>
+          <w:tcPr>
+            <w:tcW w:w="0" w:type="auto"/>
+            <w:tcBorders>
+              <w:top w:val="single" w:sz="4" w:space="0" w:color="auto"/>
+              <w:left w:val="single" w:sz="4" w:space="0" w:color="auto"/>
+              <w:bottom w:val="single" w:sz="4" w:space="0" w:color="auto"/>
+              <w:right w:val="single" w:sz="4" w:space="0" w:color="auto"/>
+            </w:tcBorders>
+            <w:vAlign w:val="center"/>
+            <w:hideMark/>
+          </w:tcPr>
+          <w:p>
+            <w:pPr>
+              <w:spacing w:before="120" w:after="120"/>
+            </w:pPr>
+            <w:r>
+              <w:t>Must</w:t>
+            </w:r>
+          </w:p>
+        </w:tc>
+        <w:tc>
+          <w:tcPr>
+            <w:tcW w:w="0" w:type="auto"/>
+            <w:tcBorders>
+              <w:top w:val="single" w:sz="4" w:space="0" w:color="auto"/>
+              <w:left w:val="single" w:sz="4" w:space="0" w:color="auto"/>
+              <w:bottom w:val="single" w:sz="4" w:space="0" w:color="auto"/>
+              <w:right w:val="single" w:sz="4" w:space="0" w:color="auto"/>
+            </w:tcBorders>
+            <w:vAlign w:val="center"/>
+            <w:hideMark/>
+          </w:tcPr>
+          <w:p>
+            <w:pPr>
+              <w:spacing w:before="120" w:after="120"/>
+            </w:pPr>
+            <w:r>
+              <w:t>24/11/2025</w:t>
+            </w:r>
           </w:p>
         </w:tc>
       </w:tr>
@@ -502,68 +619,110 @@
         <w:tc>
           <w:tcPr>
             <w:tcW w:w="0" w:type="auto"/>
-            <w:vAlign w:val="center"/>
-          </w:tcPr>
-          <w:p>
-            <w:pPr>
-              <w:spacing w:before="120" w:after="120"/>
-            </w:pPr>
-            <w:r>
-              <w:t>RF06</w:t>
-            </w:r>
-          </w:p>
-        </w:tc>
-        <w:tc>
-          <w:tcPr>
-            <w:tcW w:w="0" w:type="auto"/>
-            <w:vAlign w:val="center"/>
-          </w:tcPr>
-          <w:p>
-            <w:pPr>
-              <w:spacing w:before="120" w:after="120"/>
-            </w:pPr>
-            <w:r>
-              <w:t>Gestione Profilo</w:t>
-            </w:r>
-          </w:p>
-        </w:tc>
-        <w:tc>
-          <w:tcPr>
-            <w:tcW w:w="0" w:type="auto"/>
-            <w:vAlign w:val="center"/>
-          </w:tcPr>
-          <w:p>
-            <w:pPr>
-              <w:spacing w:before="120" w:after="120"/>
-            </w:pPr>
-            <w:r>
-              <w:t>Permette di visualizzare e modificare i dati personali dell’utente.</w:t>
-            </w:r>
-          </w:p>
-        </w:tc>
-        <w:tc>
-          <w:tcPr>
-            <w:tcW w:w="0" w:type="auto"/>
-            <w:vAlign w:val="center"/>
-          </w:tcPr>
-          <w:p>
-            <w:pPr>
-              <w:spacing w:before="120" w:after="120"/>
-            </w:pPr>
-            <w:r>
-              <w:t>Should</w:t>
-            </w:r>
-          </w:p>
-        </w:tc>
-        <w:tc>
-          <w:tcPr>
-            <w:tcW w:w="0" w:type="auto"/>
-            <w:vAlign w:val="center"/>
-          </w:tcPr>
-          <w:p>
-            <w:pPr>
-              <w:spacing w:before="120" w:after="120"/>
-            </w:pPr>
+            <w:tcBorders>
+              <w:top w:val="single" w:sz="4" w:space="0" w:color="auto"/>
+              <w:left w:val="single" w:sz="4" w:space="0" w:color="auto"/>
+              <w:bottom w:val="single" w:sz="4" w:space="0" w:color="auto"/>
+              <w:right w:val="single" w:sz="4" w:space="0" w:color="auto"/>
+            </w:tcBorders>
+            <w:vAlign w:val="center"/>
+            <w:hideMark/>
+          </w:tcPr>
+          <w:p>
+            <w:pPr>
+              <w:spacing w:before="120" w:after="120"/>
+            </w:pPr>
+            <w:r>
+              <w:t>RF05</w:t>
+            </w:r>
+          </w:p>
+        </w:tc>
+        <w:tc>
+          <w:tcPr>
+            <w:tcW w:w="0" w:type="auto"/>
+            <w:tcBorders>
+              <w:top w:val="single" w:sz="4" w:space="0" w:color="auto"/>
+              <w:left w:val="single" w:sz="4" w:space="0" w:color="auto"/>
+              <w:bottom w:val="single" w:sz="4" w:space="0" w:color="auto"/>
+              <w:right w:val="single" w:sz="4" w:space="0" w:color="auto"/>
+            </w:tcBorders>
+            <w:vAlign w:val="center"/>
+            <w:hideMark/>
+          </w:tcPr>
+          <w:p>
+            <w:pPr>
+              <w:spacing w:before="120" w:after="120"/>
+            </w:pPr>
+            <w:r>
+              <w:t>Navigazione tramite Menù</w:t>
+            </w:r>
+          </w:p>
+        </w:tc>
+        <w:tc>
+          <w:tcPr>
+            <w:tcW w:w="0" w:type="auto"/>
+            <w:tcBorders>
+              <w:top w:val="single" w:sz="4" w:space="0" w:color="auto"/>
+              <w:left w:val="single" w:sz="4" w:space="0" w:color="auto"/>
+              <w:bottom w:val="single" w:sz="4" w:space="0" w:color="auto"/>
+              <w:right w:val="single" w:sz="4" w:space="0" w:color="auto"/>
+            </w:tcBorders>
+            <w:vAlign w:val="center"/>
+            <w:hideMark/>
+          </w:tcPr>
+          <w:p>
+            <w:pPr>
+              <w:spacing w:before="120" w:after="120"/>
+            </w:pPr>
+            <w:r>
+              <w:t>Permette di navigare all’interno dell’app web con facilità in tutte le pagine.</w:t>
+            </w:r>
+          </w:p>
+        </w:tc>
+        <w:tc>
+          <w:tcPr>
+            <w:tcW w:w="0" w:type="auto"/>
+            <w:tcBorders>
+              <w:top w:val="single" w:sz="4" w:space="0" w:color="auto"/>
+              <w:left w:val="single" w:sz="4" w:space="0" w:color="auto"/>
+              <w:bottom w:val="single" w:sz="4" w:space="0" w:color="auto"/>
+              <w:right w:val="single" w:sz="4" w:space="0" w:color="auto"/>
+            </w:tcBorders>
+            <w:vAlign w:val="center"/>
+          </w:tcPr>
+          <w:p>
+            <w:pPr>
+              <w:spacing w:before="120" w:after="120"/>
+            </w:pPr>
+            <w:r>
+              <w:t>Must</w:t>
+            </w:r>
+          </w:p>
+          <w:p>
+            <w:pPr>
+              <w:spacing w:before="120" w:after="120"/>
+            </w:pPr>
+          </w:p>
+        </w:tc>
+        <w:tc>
+          <w:tcPr>
+            <w:tcW w:w="0" w:type="auto"/>
+            <w:tcBorders>
+              <w:top w:val="single" w:sz="4" w:space="0" w:color="auto"/>
+              <w:left w:val="single" w:sz="4" w:space="0" w:color="auto"/>
+              <w:bottom w:val="single" w:sz="4" w:space="0" w:color="auto"/>
+              <w:right w:val="single" w:sz="4" w:space="0" w:color="auto"/>
+            </w:tcBorders>
+            <w:vAlign w:val="center"/>
+            <w:hideMark/>
+          </w:tcPr>
+          <w:p>
+            <w:pPr>
+              <w:spacing w:before="120" w:after="120"/>
+            </w:pPr>
+            <w:r>
+              <w:t>02/11/2025</w:t>
+            </w:r>
           </w:p>
         </w:tc>
       </w:tr>
@@ -571,68 +730,108 @@
         <w:tc>
           <w:tcPr>
             <w:tcW w:w="0" w:type="auto"/>
-            <w:vAlign w:val="center"/>
-          </w:tcPr>
-          <w:p>
-            <w:pPr>
-              <w:spacing w:before="120" w:after="120"/>
-            </w:pPr>
-            <w:r>
-              <w:t>RF07</w:t>
-            </w:r>
-          </w:p>
-        </w:tc>
-        <w:tc>
-          <w:tcPr>
-            <w:tcW w:w="0" w:type="auto"/>
-            <w:vAlign w:val="center"/>
-          </w:tcPr>
-          <w:p>
-            <w:pPr>
-              <w:spacing w:before="120" w:after="120"/>
-            </w:pPr>
-            <w:r>
-              <w:t>Gestione Admin</w:t>
-            </w:r>
-          </w:p>
-        </w:tc>
-        <w:tc>
-          <w:tcPr>
-            <w:tcW w:w="0" w:type="auto"/>
-            <w:vAlign w:val="center"/>
-          </w:tcPr>
-          <w:p>
-            <w:pPr>
-              <w:spacing w:before="120" w:after="120"/>
-            </w:pPr>
-            <w:r>
-              <w:t>Permette all’amministratore di gestire gli utenti, le colonnine e le prenotazioni. Può anche visualizzare grafici e statistiche.</w:t>
-            </w:r>
-          </w:p>
-        </w:tc>
-        <w:tc>
-          <w:tcPr>
-            <w:tcW w:w="0" w:type="auto"/>
-            <w:vAlign w:val="center"/>
-          </w:tcPr>
-          <w:p>
-            <w:pPr>
-              <w:spacing w:before="120" w:after="120"/>
-            </w:pPr>
+            <w:tcBorders>
+              <w:top w:val="single" w:sz="4" w:space="0" w:color="auto"/>
+              <w:left w:val="single" w:sz="4" w:space="0" w:color="auto"/>
+              <w:bottom w:val="single" w:sz="4" w:space="0" w:color="auto"/>
+              <w:right w:val="single" w:sz="4" w:space="0" w:color="auto"/>
+            </w:tcBorders>
+            <w:vAlign w:val="center"/>
+            <w:hideMark/>
+          </w:tcPr>
+          <w:p>
+            <w:pPr>
+              <w:spacing w:before="120" w:after="120"/>
+            </w:pPr>
+            <w:r>
+              <w:t>RF06</w:t>
+            </w:r>
+          </w:p>
+        </w:tc>
+        <w:tc>
+          <w:tcPr>
+            <w:tcW w:w="0" w:type="auto"/>
+            <w:tcBorders>
+              <w:top w:val="single" w:sz="4" w:space="0" w:color="auto"/>
+              <w:left w:val="single" w:sz="4" w:space="0" w:color="auto"/>
+              <w:bottom w:val="single" w:sz="4" w:space="0" w:color="auto"/>
+              <w:right w:val="single" w:sz="4" w:space="0" w:color="auto"/>
+            </w:tcBorders>
+            <w:vAlign w:val="center"/>
+            <w:hideMark/>
+          </w:tcPr>
+          <w:p>
+            <w:pPr>
+              <w:spacing w:before="120" w:after="120"/>
+            </w:pPr>
+            <w:r>
+              <w:t>Gestione Profilo</w:t>
+            </w:r>
+          </w:p>
+        </w:tc>
+        <w:tc>
+          <w:tcPr>
+            <w:tcW w:w="0" w:type="auto"/>
+            <w:tcBorders>
+              <w:top w:val="single" w:sz="4" w:space="0" w:color="auto"/>
+              <w:left w:val="single" w:sz="4" w:space="0" w:color="auto"/>
+              <w:bottom w:val="single" w:sz="4" w:space="0" w:color="auto"/>
+              <w:right w:val="single" w:sz="4" w:space="0" w:color="auto"/>
+            </w:tcBorders>
+            <w:vAlign w:val="center"/>
+            <w:hideMark/>
+          </w:tcPr>
+          <w:p>
+            <w:pPr>
+              <w:spacing w:before="120" w:after="120"/>
+            </w:pPr>
+            <w:r>
+              <w:t>Permette di visualizzare e modificare i dati personali dell’utente.</w:t>
+            </w:r>
+          </w:p>
+        </w:tc>
+        <w:tc>
+          <w:tcPr>
+            <w:tcW w:w="0" w:type="auto"/>
+            <w:tcBorders>
+              <w:top w:val="single" w:sz="4" w:space="0" w:color="auto"/>
+              <w:left w:val="single" w:sz="4" w:space="0" w:color="auto"/>
+              <w:bottom w:val="single" w:sz="4" w:space="0" w:color="auto"/>
+              <w:right w:val="single" w:sz="4" w:space="0" w:color="auto"/>
+            </w:tcBorders>
+            <w:vAlign w:val="center"/>
+            <w:hideMark/>
+          </w:tcPr>
+          <w:p>
+            <w:pPr>
+              <w:spacing w:before="120" w:after="120"/>
+            </w:pPr>
+            <w:proofErr w:type="spellStart"/>
             <w:r>
               <w:t>Should</w:t>
             </w:r>
-          </w:p>
-        </w:tc>
-        <w:tc>
-          <w:tcPr>
-            <w:tcW w:w="0" w:type="auto"/>
-            <w:vAlign w:val="center"/>
-          </w:tcPr>
-          <w:p>
-            <w:pPr>
-              <w:spacing w:before="120" w:after="120"/>
-            </w:pPr>
+            <w:proofErr w:type="spellEnd"/>
+          </w:p>
+        </w:tc>
+        <w:tc>
+          <w:tcPr>
+            <w:tcW w:w="0" w:type="auto"/>
+            <w:tcBorders>
+              <w:top w:val="single" w:sz="4" w:space="0" w:color="auto"/>
+              <w:left w:val="single" w:sz="4" w:space="0" w:color="auto"/>
+              <w:bottom w:val="single" w:sz="4" w:space="0" w:color="auto"/>
+              <w:right w:val="single" w:sz="4" w:space="0" w:color="auto"/>
+            </w:tcBorders>
+            <w:vAlign w:val="center"/>
+            <w:hideMark/>
+          </w:tcPr>
+          <w:p>
+            <w:pPr>
+              <w:spacing w:before="120" w:after="120"/>
+            </w:pPr>
+            <w:r>
+              <w:t>02/12/2025</w:t>
+            </w:r>
           </w:p>
         </w:tc>
       </w:tr>
@@ -640,65 +839,108 @@
         <w:tc>
           <w:tcPr>
             <w:tcW w:w="0" w:type="auto"/>
-            <w:vAlign w:val="center"/>
-          </w:tcPr>
-          <w:p>
-            <w:pPr>
-              <w:spacing w:before="120" w:after="120"/>
-            </w:pPr>
-            <w:r>
-              <w:t>RF08</w:t>
-            </w:r>
-          </w:p>
-        </w:tc>
-        <w:tc>
-          <w:tcPr>
-            <w:tcW w:w="0" w:type="auto"/>
-            <w:vAlign w:val="center"/>
-          </w:tcPr>
-          <w:p>
-            <w:pPr>
-              <w:spacing w:before="120" w:after="120"/>
-            </w:pPr>
-            <w:r>
-              <w:t>Gestione auto utente</w:t>
-            </w:r>
-          </w:p>
-        </w:tc>
-        <w:tc>
-          <w:tcPr>
-            <w:tcW w:w="0" w:type="auto"/>
-            <w:vAlign w:val="center"/>
-          </w:tcPr>
-          <w:p>
-            <w:pPr>
-              <w:spacing w:before="120" w:after="120"/>
-            </w:pPr>
-            <w:r>
-              <w:t>Permette all’utente di aggiungere le sue auto al sistema e vedere la loro carica.</w:t>
-            </w:r>
-          </w:p>
-        </w:tc>
-        <w:tc>
-          <w:tcPr>
-            <w:tcW w:w="0" w:type="auto"/>
-            <w:vAlign w:val="center"/>
-          </w:tcPr>
-          <w:p>
-            <w:pPr>
-              <w:spacing w:before="120" w:after="120"/>
-            </w:pPr>
-          </w:p>
-        </w:tc>
-        <w:tc>
-          <w:tcPr>
-            <w:tcW w:w="0" w:type="auto"/>
-            <w:vAlign w:val="center"/>
-          </w:tcPr>
-          <w:p>
-            <w:pPr>
-              <w:spacing w:before="120" w:after="120"/>
-            </w:pPr>
+            <w:tcBorders>
+              <w:top w:val="single" w:sz="4" w:space="0" w:color="auto"/>
+              <w:left w:val="single" w:sz="4" w:space="0" w:color="auto"/>
+              <w:bottom w:val="single" w:sz="4" w:space="0" w:color="auto"/>
+              <w:right w:val="single" w:sz="4" w:space="0" w:color="auto"/>
+            </w:tcBorders>
+            <w:vAlign w:val="center"/>
+            <w:hideMark/>
+          </w:tcPr>
+          <w:p>
+            <w:pPr>
+              <w:spacing w:before="120" w:after="120"/>
+            </w:pPr>
+            <w:r>
+              <w:t>RF07</w:t>
+            </w:r>
+          </w:p>
+        </w:tc>
+        <w:tc>
+          <w:tcPr>
+            <w:tcW w:w="0" w:type="auto"/>
+            <w:tcBorders>
+              <w:top w:val="single" w:sz="4" w:space="0" w:color="auto"/>
+              <w:left w:val="single" w:sz="4" w:space="0" w:color="auto"/>
+              <w:bottom w:val="single" w:sz="4" w:space="0" w:color="auto"/>
+              <w:right w:val="single" w:sz="4" w:space="0" w:color="auto"/>
+            </w:tcBorders>
+            <w:vAlign w:val="center"/>
+            <w:hideMark/>
+          </w:tcPr>
+          <w:p>
+            <w:pPr>
+              <w:spacing w:before="120" w:after="120"/>
+            </w:pPr>
+            <w:r>
+              <w:t>Gestione Admin</w:t>
+            </w:r>
+          </w:p>
+        </w:tc>
+        <w:tc>
+          <w:tcPr>
+            <w:tcW w:w="0" w:type="auto"/>
+            <w:tcBorders>
+              <w:top w:val="single" w:sz="4" w:space="0" w:color="auto"/>
+              <w:left w:val="single" w:sz="4" w:space="0" w:color="auto"/>
+              <w:bottom w:val="single" w:sz="4" w:space="0" w:color="auto"/>
+              <w:right w:val="single" w:sz="4" w:space="0" w:color="auto"/>
+            </w:tcBorders>
+            <w:vAlign w:val="center"/>
+            <w:hideMark/>
+          </w:tcPr>
+          <w:p>
+            <w:pPr>
+              <w:spacing w:before="120" w:after="120"/>
+            </w:pPr>
+            <w:r>
+              <w:t>Permette all’amministratore di gestire gli utenti, le colonnine e le prenotazioni. Può anche visualizzare grafici e statistiche.</w:t>
+            </w:r>
+          </w:p>
+        </w:tc>
+        <w:tc>
+          <w:tcPr>
+            <w:tcW w:w="0" w:type="auto"/>
+            <w:tcBorders>
+              <w:top w:val="single" w:sz="4" w:space="0" w:color="auto"/>
+              <w:left w:val="single" w:sz="4" w:space="0" w:color="auto"/>
+              <w:bottom w:val="single" w:sz="4" w:space="0" w:color="auto"/>
+              <w:right w:val="single" w:sz="4" w:space="0" w:color="auto"/>
+            </w:tcBorders>
+            <w:vAlign w:val="center"/>
+            <w:hideMark/>
+          </w:tcPr>
+          <w:p>
+            <w:pPr>
+              <w:spacing w:before="120" w:after="120"/>
+            </w:pPr>
+            <w:proofErr w:type="spellStart"/>
+            <w:r>
+              <w:t>Should</w:t>
+            </w:r>
+            <w:proofErr w:type="spellEnd"/>
+          </w:p>
+        </w:tc>
+        <w:tc>
+          <w:tcPr>
+            <w:tcW w:w="0" w:type="auto"/>
+            <w:tcBorders>
+              <w:top w:val="single" w:sz="4" w:space="0" w:color="auto"/>
+              <w:left w:val="single" w:sz="4" w:space="0" w:color="auto"/>
+              <w:bottom w:val="single" w:sz="4" w:space="0" w:color="auto"/>
+              <w:right w:val="single" w:sz="4" w:space="0" w:color="auto"/>
+            </w:tcBorders>
+            <w:vAlign w:val="center"/>
+            <w:hideMark/>
+          </w:tcPr>
+          <w:p>
+            <w:pPr>
+              <w:spacing w:before="120" w:after="120"/>
+            </w:pPr>
+            <w:r>
+              <w:t>03/01/2026</w:t>
+            </w:r>
           </w:p>
         </w:tc>
       </w:tr>
@@ -706,71 +948,108 @@
         <w:tc>
           <w:tcPr>
             <w:tcW w:w="0" w:type="auto"/>
-            <w:vAlign w:val="center"/>
-          </w:tcPr>
-          <w:p>
-            <w:pPr>
-              <w:spacing w:before="120" w:after="120"/>
-            </w:pPr>
-            <w:r>
-              <w:t>RF0</w:t>
-            </w:r>
-            <w:r>
-              <w:t>9</w:t>
-            </w:r>
-          </w:p>
-        </w:tc>
-        <w:tc>
-          <w:tcPr>
-            <w:tcW w:w="0" w:type="auto"/>
-            <w:vAlign w:val="center"/>
-          </w:tcPr>
-          <w:p>
-            <w:pPr>
-              <w:spacing w:before="120" w:after="120"/>
-            </w:pPr>
-            <w:r>
-              <w:t>Ricerca e Filtri</w:t>
-            </w:r>
-          </w:p>
-        </w:tc>
-        <w:tc>
-          <w:tcPr>
-            <w:tcW w:w="0" w:type="auto"/>
-            <w:vAlign w:val="center"/>
-          </w:tcPr>
-          <w:p>
-            <w:pPr>
-              <w:spacing w:before="120" w:after="120"/>
-            </w:pPr>
-            <w:r>
-              <w:t>Consente di cercare le colonnine per nome, indirizzo e comune.</w:t>
-            </w:r>
-          </w:p>
-        </w:tc>
-        <w:tc>
-          <w:tcPr>
-            <w:tcW w:w="0" w:type="auto"/>
-            <w:vAlign w:val="center"/>
-          </w:tcPr>
-          <w:p>
-            <w:pPr>
-              <w:spacing w:before="120" w:after="120"/>
-            </w:pPr>
+            <w:tcBorders>
+              <w:top w:val="single" w:sz="4" w:space="0" w:color="auto"/>
+              <w:left w:val="single" w:sz="4" w:space="0" w:color="auto"/>
+              <w:bottom w:val="single" w:sz="4" w:space="0" w:color="auto"/>
+              <w:right w:val="single" w:sz="4" w:space="0" w:color="auto"/>
+            </w:tcBorders>
+            <w:vAlign w:val="center"/>
+            <w:hideMark/>
+          </w:tcPr>
+          <w:p>
+            <w:pPr>
+              <w:spacing w:before="120" w:after="120"/>
+            </w:pPr>
+            <w:r>
+              <w:t>RF08</w:t>
+            </w:r>
+          </w:p>
+        </w:tc>
+        <w:tc>
+          <w:tcPr>
+            <w:tcW w:w="0" w:type="auto"/>
+            <w:tcBorders>
+              <w:top w:val="single" w:sz="4" w:space="0" w:color="auto"/>
+              <w:left w:val="single" w:sz="4" w:space="0" w:color="auto"/>
+              <w:bottom w:val="single" w:sz="4" w:space="0" w:color="auto"/>
+              <w:right w:val="single" w:sz="4" w:space="0" w:color="auto"/>
+            </w:tcBorders>
+            <w:vAlign w:val="center"/>
+            <w:hideMark/>
+          </w:tcPr>
+          <w:p>
+            <w:pPr>
+              <w:spacing w:before="120" w:after="120"/>
+            </w:pPr>
+            <w:r>
+              <w:t>Gestione auto utente</w:t>
+            </w:r>
+          </w:p>
+        </w:tc>
+        <w:tc>
+          <w:tcPr>
+            <w:tcW w:w="0" w:type="auto"/>
+            <w:tcBorders>
+              <w:top w:val="single" w:sz="4" w:space="0" w:color="auto"/>
+              <w:left w:val="single" w:sz="4" w:space="0" w:color="auto"/>
+              <w:bottom w:val="single" w:sz="4" w:space="0" w:color="auto"/>
+              <w:right w:val="single" w:sz="4" w:space="0" w:color="auto"/>
+            </w:tcBorders>
+            <w:vAlign w:val="center"/>
+            <w:hideMark/>
+          </w:tcPr>
+          <w:p>
+            <w:pPr>
+              <w:spacing w:before="120" w:after="120"/>
+            </w:pPr>
+            <w:r>
+              <w:t>Permette all’utente di aggiungere le sue auto al sistema e vedere la loro carica.</w:t>
+            </w:r>
+          </w:p>
+        </w:tc>
+        <w:tc>
+          <w:tcPr>
+            <w:tcW w:w="0" w:type="auto"/>
+            <w:tcBorders>
+              <w:top w:val="single" w:sz="4" w:space="0" w:color="auto"/>
+              <w:left w:val="single" w:sz="4" w:space="0" w:color="auto"/>
+              <w:bottom w:val="single" w:sz="4" w:space="0" w:color="auto"/>
+              <w:right w:val="single" w:sz="4" w:space="0" w:color="auto"/>
+            </w:tcBorders>
+            <w:vAlign w:val="center"/>
+            <w:hideMark/>
+          </w:tcPr>
+          <w:p>
+            <w:pPr>
+              <w:spacing w:before="120" w:after="120"/>
+            </w:pPr>
+            <w:proofErr w:type="spellStart"/>
             <w:r>
               <w:t>Could</w:t>
             </w:r>
-          </w:p>
-        </w:tc>
-        <w:tc>
-          <w:tcPr>
-            <w:tcW w:w="0" w:type="auto"/>
-            <w:vAlign w:val="center"/>
-          </w:tcPr>
-          <w:p>
-            <w:pPr>
-              <w:spacing w:before="120" w:after="120"/>
-            </w:pPr>
+            <w:proofErr w:type="spellEnd"/>
+          </w:p>
+        </w:tc>
+        <w:tc>
+          <w:tcPr>
+            <w:tcW w:w="0" w:type="auto"/>
+            <w:tcBorders>
+              <w:top w:val="single" w:sz="4" w:space="0" w:color="auto"/>
+              <w:left w:val="single" w:sz="4" w:space="0" w:color="auto"/>
+              <w:bottom w:val="single" w:sz="4" w:space="0" w:color="auto"/>
+              <w:right w:val="single" w:sz="4" w:space="0" w:color="auto"/>
+            </w:tcBorders>
+            <w:vAlign w:val="center"/>
+            <w:hideMark/>
+          </w:tcPr>
+          <w:p>
+            <w:pPr>
+              <w:spacing w:before="120" w:after="120"/>
+            </w:pPr>
+            <w:r>
+              <w:t>17/12/2025</w:t>
+            </w:r>
           </w:p>
         </w:tc>
       </w:tr>
@@ -778,71 +1057,108 @@
         <w:tc>
           <w:tcPr>
             <w:tcW w:w="0" w:type="auto"/>
-            <w:vAlign w:val="center"/>
-          </w:tcPr>
-          <w:p>
-            <w:pPr>
-              <w:spacing w:before="120" w:after="120"/>
-            </w:pPr>
-            <w:r>
-              <w:t>RF</w:t>
-            </w:r>
-            <w:r>
-              <w:t>10</w:t>
-            </w:r>
-          </w:p>
-        </w:tc>
-        <w:tc>
-          <w:tcPr>
-            <w:tcW w:w="0" w:type="auto"/>
-            <w:vAlign w:val="center"/>
-          </w:tcPr>
-          <w:p>
-            <w:pPr>
-              <w:spacing w:before="120" w:after="120"/>
-            </w:pPr>
-            <w:r>
-              <w:t>Notifiche</w:t>
-            </w:r>
-          </w:p>
-        </w:tc>
-        <w:tc>
-          <w:tcPr>
-            <w:tcW w:w="0" w:type="auto"/>
-            <w:vAlign w:val="center"/>
-          </w:tcPr>
-          <w:p>
-            <w:pPr>
-              <w:spacing w:before="120" w:after="120"/>
-            </w:pPr>
-            <w:r>
-              <w:t>Invia notifiche di promemoria della prenotazione.</w:t>
-            </w:r>
-          </w:p>
-        </w:tc>
-        <w:tc>
-          <w:tcPr>
-            <w:tcW w:w="0" w:type="auto"/>
-            <w:vAlign w:val="center"/>
-          </w:tcPr>
-          <w:p>
-            <w:pPr>
-              <w:spacing w:before="120" w:after="120"/>
-            </w:pPr>
+            <w:tcBorders>
+              <w:top w:val="single" w:sz="4" w:space="0" w:color="auto"/>
+              <w:left w:val="single" w:sz="4" w:space="0" w:color="auto"/>
+              <w:bottom w:val="single" w:sz="4" w:space="0" w:color="auto"/>
+              <w:right w:val="single" w:sz="4" w:space="0" w:color="auto"/>
+            </w:tcBorders>
+            <w:vAlign w:val="center"/>
+            <w:hideMark/>
+          </w:tcPr>
+          <w:p>
+            <w:pPr>
+              <w:spacing w:before="120" w:after="120"/>
+            </w:pPr>
+            <w:r>
+              <w:t>RF09</w:t>
+            </w:r>
+          </w:p>
+        </w:tc>
+        <w:tc>
+          <w:tcPr>
+            <w:tcW w:w="0" w:type="auto"/>
+            <w:tcBorders>
+              <w:top w:val="single" w:sz="4" w:space="0" w:color="auto"/>
+              <w:left w:val="single" w:sz="4" w:space="0" w:color="auto"/>
+              <w:bottom w:val="single" w:sz="4" w:space="0" w:color="auto"/>
+              <w:right w:val="single" w:sz="4" w:space="0" w:color="auto"/>
+            </w:tcBorders>
+            <w:vAlign w:val="center"/>
+            <w:hideMark/>
+          </w:tcPr>
+          <w:p>
+            <w:pPr>
+              <w:spacing w:before="120" w:after="120"/>
+            </w:pPr>
+            <w:r>
+              <w:t>Ricerca e Filtri</w:t>
+            </w:r>
+          </w:p>
+        </w:tc>
+        <w:tc>
+          <w:tcPr>
+            <w:tcW w:w="0" w:type="auto"/>
+            <w:tcBorders>
+              <w:top w:val="single" w:sz="4" w:space="0" w:color="auto"/>
+              <w:left w:val="single" w:sz="4" w:space="0" w:color="auto"/>
+              <w:bottom w:val="single" w:sz="4" w:space="0" w:color="auto"/>
+              <w:right w:val="single" w:sz="4" w:space="0" w:color="auto"/>
+            </w:tcBorders>
+            <w:vAlign w:val="center"/>
+            <w:hideMark/>
+          </w:tcPr>
+          <w:p>
+            <w:pPr>
+              <w:spacing w:before="120" w:after="120"/>
+            </w:pPr>
+            <w:r>
+              <w:t>Consente di cercare le colonnine per nome, indirizzo e comune.</w:t>
+            </w:r>
+          </w:p>
+        </w:tc>
+        <w:tc>
+          <w:tcPr>
+            <w:tcW w:w="0" w:type="auto"/>
+            <w:tcBorders>
+              <w:top w:val="single" w:sz="4" w:space="0" w:color="auto"/>
+              <w:left w:val="single" w:sz="4" w:space="0" w:color="auto"/>
+              <w:bottom w:val="single" w:sz="4" w:space="0" w:color="auto"/>
+              <w:right w:val="single" w:sz="4" w:space="0" w:color="auto"/>
+            </w:tcBorders>
+            <w:vAlign w:val="center"/>
+            <w:hideMark/>
+          </w:tcPr>
+          <w:p>
+            <w:pPr>
+              <w:spacing w:before="120" w:after="120"/>
+            </w:pPr>
+            <w:proofErr w:type="spellStart"/>
             <w:r>
               <w:t>Could</w:t>
             </w:r>
-          </w:p>
-        </w:tc>
-        <w:tc>
-          <w:tcPr>
-            <w:tcW w:w="0" w:type="auto"/>
-            <w:vAlign w:val="center"/>
-          </w:tcPr>
-          <w:p>
-            <w:pPr>
-              <w:spacing w:before="120" w:after="120"/>
-            </w:pPr>
+            <w:proofErr w:type="spellEnd"/>
+          </w:p>
+        </w:tc>
+        <w:tc>
+          <w:tcPr>
+            <w:tcW w:w="0" w:type="auto"/>
+            <w:tcBorders>
+              <w:top w:val="single" w:sz="4" w:space="0" w:color="auto"/>
+              <w:left w:val="single" w:sz="4" w:space="0" w:color="auto"/>
+              <w:bottom w:val="single" w:sz="4" w:space="0" w:color="auto"/>
+              <w:right w:val="single" w:sz="4" w:space="0" w:color="auto"/>
+            </w:tcBorders>
+            <w:vAlign w:val="center"/>
+            <w:hideMark/>
+          </w:tcPr>
+          <w:p>
+            <w:pPr>
+              <w:spacing w:before="120" w:after="120"/>
+            </w:pPr>
+            <w:r>
+              <w:t>11/12/2025</w:t>
+            </w:r>
           </w:p>
         </w:tc>
       </w:tr>
@@ -850,71 +1166,108 @@
         <w:tc>
           <w:tcPr>
             <w:tcW w:w="0" w:type="auto"/>
-            <w:vAlign w:val="center"/>
-          </w:tcPr>
-          <w:p>
-            <w:pPr>
-              <w:spacing w:before="120" w:after="120"/>
-            </w:pPr>
-            <w:r>
-              <w:t>RF</w:t>
-            </w:r>
-            <w:r>
-              <w:t>11</w:t>
-            </w:r>
-          </w:p>
-        </w:tc>
-        <w:tc>
-          <w:tcPr>
-            <w:tcW w:w="0" w:type="auto"/>
-            <w:vAlign w:val="center"/>
-          </w:tcPr>
-          <w:p>
-            <w:pPr>
-              <w:spacing w:before="120" w:after="120"/>
-            </w:pPr>
-            <w:r>
-              <w:t>Valutazione e Feedback</w:t>
-            </w:r>
-          </w:p>
-        </w:tc>
-        <w:tc>
-          <w:tcPr>
-            <w:tcW w:w="0" w:type="auto"/>
-            <w:vAlign w:val="center"/>
-          </w:tcPr>
-          <w:p>
-            <w:pPr>
-              <w:spacing w:before="120" w:after="120"/>
-            </w:pPr>
-            <w:r>
-              <w:t>Permette di recensire tramite un voto da 1 a 5 le colonnine. È possibile anche indicare se sono guaste.</w:t>
-            </w:r>
-          </w:p>
-        </w:tc>
-        <w:tc>
-          <w:tcPr>
-            <w:tcW w:w="0" w:type="auto"/>
-            <w:vAlign w:val="center"/>
-          </w:tcPr>
-          <w:p>
-            <w:pPr>
-              <w:spacing w:before="120" w:after="120"/>
-            </w:pPr>
+            <w:tcBorders>
+              <w:top w:val="single" w:sz="4" w:space="0" w:color="auto"/>
+              <w:left w:val="single" w:sz="4" w:space="0" w:color="auto"/>
+              <w:bottom w:val="single" w:sz="4" w:space="0" w:color="auto"/>
+              <w:right w:val="single" w:sz="4" w:space="0" w:color="auto"/>
+            </w:tcBorders>
+            <w:vAlign w:val="center"/>
+            <w:hideMark/>
+          </w:tcPr>
+          <w:p>
+            <w:pPr>
+              <w:spacing w:before="120" w:after="120"/>
+            </w:pPr>
+            <w:r>
+              <w:t>RF10</w:t>
+            </w:r>
+          </w:p>
+        </w:tc>
+        <w:tc>
+          <w:tcPr>
+            <w:tcW w:w="0" w:type="auto"/>
+            <w:tcBorders>
+              <w:top w:val="single" w:sz="4" w:space="0" w:color="auto"/>
+              <w:left w:val="single" w:sz="4" w:space="0" w:color="auto"/>
+              <w:bottom w:val="single" w:sz="4" w:space="0" w:color="auto"/>
+              <w:right w:val="single" w:sz="4" w:space="0" w:color="auto"/>
+            </w:tcBorders>
+            <w:vAlign w:val="center"/>
+            <w:hideMark/>
+          </w:tcPr>
+          <w:p>
+            <w:pPr>
+              <w:spacing w:before="120" w:after="120"/>
+            </w:pPr>
+            <w:r>
+              <w:t>Notifiche</w:t>
+            </w:r>
+          </w:p>
+        </w:tc>
+        <w:tc>
+          <w:tcPr>
+            <w:tcW w:w="0" w:type="auto"/>
+            <w:tcBorders>
+              <w:top w:val="single" w:sz="4" w:space="0" w:color="auto"/>
+              <w:left w:val="single" w:sz="4" w:space="0" w:color="auto"/>
+              <w:bottom w:val="single" w:sz="4" w:space="0" w:color="auto"/>
+              <w:right w:val="single" w:sz="4" w:space="0" w:color="auto"/>
+            </w:tcBorders>
+            <w:vAlign w:val="center"/>
+            <w:hideMark/>
+          </w:tcPr>
+          <w:p>
+            <w:pPr>
+              <w:spacing w:before="120" w:after="120"/>
+            </w:pPr>
+            <w:r>
+              <w:t>Invia notifiche di promemoria della prenotazione.</w:t>
+            </w:r>
+          </w:p>
+        </w:tc>
+        <w:tc>
+          <w:tcPr>
+            <w:tcW w:w="0" w:type="auto"/>
+            <w:tcBorders>
+              <w:top w:val="single" w:sz="4" w:space="0" w:color="auto"/>
+              <w:left w:val="single" w:sz="4" w:space="0" w:color="auto"/>
+              <w:bottom w:val="single" w:sz="4" w:space="0" w:color="auto"/>
+              <w:right w:val="single" w:sz="4" w:space="0" w:color="auto"/>
+            </w:tcBorders>
+            <w:vAlign w:val="center"/>
+            <w:hideMark/>
+          </w:tcPr>
+          <w:p>
+            <w:pPr>
+              <w:spacing w:before="120" w:after="120"/>
+            </w:pPr>
+            <w:proofErr w:type="spellStart"/>
             <w:r>
               <w:t>Could</w:t>
             </w:r>
-          </w:p>
-        </w:tc>
-        <w:tc>
-          <w:tcPr>
-            <w:tcW w:w="0" w:type="auto"/>
-            <w:vAlign w:val="center"/>
-          </w:tcPr>
-          <w:p>
-            <w:pPr>
-              <w:spacing w:before="120" w:after="120"/>
-            </w:pPr>
+            <w:proofErr w:type="spellEnd"/>
+          </w:p>
+        </w:tc>
+        <w:tc>
+          <w:tcPr>
+            <w:tcW w:w="0" w:type="auto"/>
+            <w:tcBorders>
+              <w:top w:val="single" w:sz="4" w:space="0" w:color="auto"/>
+              <w:left w:val="single" w:sz="4" w:space="0" w:color="auto"/>
+              <w:bottom w:val="single" w:sz="4" w:space="0" w:color="auto"/>
+              <w:right w:val="single" w:sz="4" w:space="0" w:color="auto"/>
+            </w:tcBorders>
+            <w:vAlign w:val="center"/>
+            <w:hideMark/>
+          </w:tcPr>
+          <w:p>
+            <w:pPr>
+              <w:spacing w:before="120" w:after="120"/>
+            </w:pPr>
+            <w:r>
+              <w:t>30/12/2025</w:t>
+            </w:r>
           </w:p>
         </w:tc>
       </w:tr>
@@ -922,71 +1275,108 @@
         <w:tc>
           <w:tcPr>
             <w:tcW w:w="0" w:type="auto"/>
-            <w:vAlign w:val="center"/>
-          </w:tcPr>
-          <w:p>
-            <w:pPr>
-              <w:spacing w:before="120" w:after="120"/>
-            </w:pPr>
-            <w:r>
-              <w:t>RF1</w:t>
-            </w:r>
-            <w:r>
-              <w:t>2</w:t>
-            </w:r>
-          </w:p>
-        </w:tc>
-        <w:tc>
-          <w:tcPr>
-            <w:tcW w:w="0" w:type="auto"/>
-            <w:vAlign w:val="center"/>
-          </w:tcPr>
-          <w:p>
-            <w:pPr>
-              <w:spacing w:before="120" w:after="120"/>
-            </w:pPr>
-            <w:r>
-              <w:t>Geolocalizzazione</w:t>
-            </w:r>
-          </w:p>
-        </w:tc>
-        <w:tc>
-          <w:tcPr>
-            <w:tcW w:w="0" w:type="auto"/>
-            <w:vAlign w:val="center"/>
-          </w:tcPr>
-          <w:p>
-            <w:pPr>
-              <w:spacing w:before="120" w:after="120"/>
-            </w:pPr>
-            <w:r>
-              <w:t>Mostra la mappa centrata sulla posizione attuale dell’utente.</w:t>
-            </w:r>
-          </w:p>
-        </w:tc>
-        <w:tc>
-          <w:tcPr>
-            <w:tcW w:w="0" w:type="auto"/>
-            <w:vAlign w:val="center"/>
-          </w:tcPr>
-          <w:p>
-            <w:pPr>
-              <w:spacing w:before="120" w:after="120"/>
-            </w:pPr>
+            <w:tcBorders>
+              <w:top w:val="single" w:sz="4" w:space="0" w:color="auto"/>
+              <w:left w:val="single" w:sz="4" w:space="0" w:color="auto"/>
+              <w:bottom w:val="single" w:sz="4" w:space="0" w:color="auto"/>
+              <w:right w:val="single" w:sz="4" w:space="0" w:color="auto"/>
+            </w:tcBorders>
+            <w:vAlign w:val="center"/>
+            <w:hideMark/>
+          </w:tcPr>
+          <w:p>
+            <w:pPr>
+              <w:spacing w:before="120" w:after="120"/>
+            </w:pPr>
+            <w:r>
+              <w:t>RF11</w:t>
+            </w:r>
+          </w:p>
+        </w:tc>
+        <w:tc>
+          <w:tcPr>
+            <w:tcW w:w="0" w:type="auto"/>
+            <w:tcBorders>
+              <w:top w:val="single" w:sz="4" w:space="0" w:color="auto"/>
+              <w:left w:val="single" w:sz="4" w:space="0" w:color="auto"/>
+              <w:bottom w:val="single" w:sz="4" w:space="0" w:color="auto"/>
+              <w:right w:val="single" w:sz="4" w:space="0" w:color="auto"/>
+            </w:tcBorders>
+            <w:vAlign w:val="center"/>
+            <w:hideMark/>
+          </w:tcPr>
+          <w:p>
+            <w:pPr>
+              <w:spacing w:before="120" w:after="120"/>
+            </w:pPr>
+            <w:r>
+              <w:t>Valutazione e Feedback</w:t>
+            </w:r>
+          </w:p>
+        </w:tc>
+        <w:tc>
+          <w:tcPr>
+            <w:tcW w:w="0" w:type="auto"/>
+            <w:tcBorders>
+              <w:top w:val="single" w:sz="4" w:space="0" w:color="auto"/>
+              <w:left w:val="single" w:sz="4" w:space="0" w:color="auto"/>
+              <w:bottom w:val="single" w:sz="4" w:space="0" w:color="auto"/>
+              <w:right w:val="single" w:sz="4" w:space="0" w:color="auto"/>
+            </w:tcBorders>
+            <w:vAlign w:val="center"/>
+            <w:hideMark/>
+          </w:tcPr>
+          <w:p>
+            <w:pPr>
+              <w:spacing w:before="120" w:after="120"/>
+            </w:pPr>
+            <w:r>
+              <w:t>Permette di recensire tramite un voto da 1 a 5 le colonnine. È possibile anche indicare se sono guaste.</w:t>
+            </w:r>
+          </w:p>
+        </w:tc>
+        <w:tc>
+          <w:tcPr>
+            <w:tcW w:w="0" w:type="auto"/>
+            <w:tcBorders>
+              <w:top w:val="single" w:sz="4" w:space="0" w:color="auto"/>
+              <w:left w:val="single" w:sz="4" w:space="0" w:color="auto"/>
+              <w:bottom w:val="single" w:sz="4" w:space="0" w:color="auto"/>
+              <w:right w:val="single" w:sz="4" w:space="0" w:color="auto"/>
+            </w:tcBorders>
+            <w:vAlign w:val="center"/>
+            <w:hideMark/>
+          </w:tcPr>
+          <w:p>
+            <w:pPr>
+              <w:spacing w:before="120" w:after="120"/>
+            </w:pPr>
+            <w:proofErr w:type="spellStart"/>
             <w:r>
               <w:t>Could</w:t>
             </w:r>
-          </w:p>
-        </w:tc>
-        <w:tc>
-          <w:tcPr>
-            <w:tcW w:w="0" w:type="auto"/>
-            <w:vAlign w:val="center"/>
-          </w:tcPr>
-          <w:p>
-            <w:pPr>
-              <w:spacing w:before="120" w:after="120"/>
-            </w:pPr>
+            <w:proofErr w:type="spellEnd"/>
+          </w:p>
+        </w:tc>
+        <w:tc>
+          <w:tcPr>
+            <w:tcW w:w="0" w:type="auto"/>
+            <w:tcBorders>
+              <w:top w:val="single" w:sz="4" w:space="0" w:color="auto"/>
+              <w:left w:val="single" w:sz="4" w:space="0" w:color="auto"/>
+              <w:bottom w:val="single" w:sz="4" w:space="0" w:color="auto"/>
+              <w:right w:val="single" w:sz="4" w:space="0" w:color="auto"/>
+            </w:tcBorders>
+            <w:vAlign w:val="center"/>
+            <w:hideMark/>
+          </w:tcPr>
+          <w:p>
+            <w:pPr>
+              <w:spacing w:before="120" w:after="120"/>
+            </w:pPr>
+            <w:r>
+              <w:t>06/12/2025</w:t>
+            </w:r>
           </w:p>
         </w:tc>
       </w:tr>
@@ -994,71 +1384,108 @@
         <w:tc>
           <w:tcPr>
             <w:tcW w:w="0" w:type="auto"/>
-            <w:vAlign w:val="center"/>
-          </w:tcPr>
-          <w:p>
-            <w:pPr>
-              <w:spacing w:before="120" w:after="120"/>
-            </w:pPr>
-            <w:r>
-              <w:t>RF1</w:t>
-            </w:r>
-            <w:r>
-              <w:t>3</w:t>
-            </w:r>
-          </w:p>
-        </w:tc>
-        <w:tc>
-          <w:tcPr>
-            <w:tcW w:w="0" w:type="auto"/>
-            <w:vAlign w:val="center"/>
-          </w:tcPr>
-          <w:p>
-            <w:pPr>
-              <w:spacing w:before="120" w:after="120"/>
-            </w:pPr>
-            <w:r>
-              <w:t>Recupero Password</w:t>
-            </w:r>
-          </w:p>
-        </w:tc>
-        <w:tc>
-          <w:tcPr>
-            <w:tcW w:w="0" w:type="auto"/>
-            <w:vAlign w:val="center"/>
-          </w:tcPr>
-          <w:p>
-            <w:pPr>
-              <w:spacing w:before="120" w:after="120"/>
-            </w:pPr>
-            <w:r>
-              <w:t>Permette di recuperare la password dimenticata tramite mail.</w:t>
-            </w:r>
-          </w:p>
-        </w:tc>
-        <w:tc>
-          <w:tcPr>
-            <w:tcW w:w="0" w:type="auto"/>
-            <w:vAlign w:val="center"/>
-          </w:tcPr>
-          <w:p>
-            <w:pPr>
-              <w:spacing w:before="120" w:after="120"/>
-            </w:pPr>
-            <w:r>
-              <w:t>Won’t</w:t>
-            </w:r>
-          </w:p>
-        </w:tc>
-        <w:tc>
-          <w:tcPr>
-            <w:tcW w:w="0" w:type="auto"/>
-            <w:vAlign w:val="center"/>
-          </w:tcPr>
-          <w:p>
-            <w:pPr>
-              <w:spacing w:before="120" w:after="120"/>
-            </w:pPr>
+            <w:tcBorders>
+              <w:top w:val="single" w:sz="4" w:space="0" w:color="auto"/>
+              <w:left w:val="single" w:sz="4" w:space="0" w:color="auto"/>
+              <w:bottom w:val="single" w:sz="4" w:space="0" w:color="auto"/>
+              <w:right w:val="single" w:sz="4" w:space="0" w:color="auto"/>
+            </w:tcBorders>
+            <w:vAlign w:val="center"/>
+            <w:hideMark/>
+          </w:tcPr>
+          <w:p>
+            <w:pPr>
+              <w:spacing w:before="120" w:after="120"/>
+            </w:pPr>
+            <w:r>
+              <w:t>RF12</w:t>
+            </w:r>
+          </w:p>
+        </w:tc>
+        <w:tc>
+          <w:tcPr>
+            <w:tcW w:w="0" w:type="auto"/>
+            <w:tcBorders>
+              <w:top w:val="single" w:sz="4" w:space="0" w:color="auto"/>
+              <w:left w:val="single" w:sz="4" w:space="0" w:color="auto"/>
+              <w:bottom w:val="single" w:sz="4" w:space="0" w:color="auto"/>
+              <w:right w:val="single" w:sz="4" w:space="0" w:color="auto"/>
+            </w:tcBorders>
+            <w:vAlign w:val="center"/>
+            <w:hideMark/>
+          </w:tcPr>
+          <w:p>
+            <w:pPr>
+              <w:spacing w:before="120" w:after="120"/>
+            </w:pPr>
+            <w:r>
+              <w:t>Geolocalizzazione</w:t>
+            </w:r>
+          </w:p>
+        </w:tc>
+        <w:tc>
+          <w:tcPr>
+            <w:tcW w:w="0" w:type="auto"/>
+            <w:tcBorders>
+              <w:top w:val="single" w:sz="4" w:space="0" w:color="auto"/>
+              <w:left w:val="single" w:sz="4" w:space="0" w:color="auto"/>
+              <w:bottom w:val="single" w:sz="4" w:space="0" w:color="auto"/>
+              <w:right w:val="single" w:sz="4" w:space="0" w:color="auto"/>
+            </w:tcBorders>
+            <w:vAlign w:val="center"/>
+            <w:hideMark/>
+          </w:tcPr>
+          <w:p>
+            <w:pPr>
+              <w:spacing w:before="120" w:after="120"/>
+            </w:pPr>
+            <w:r>
+              <w:t>Mostra la mappa centrata sulla posizione attuale dell’utente.</w:t>
+            </w:r>
+          </w:p>
+        </w:tc>
+        <w:tc>
+          <w:tcPr>
+            <w:tcW w:w="0" w:type="auto"/>
+            <w:tcBorders>
+              <w:top w:val="single" w:sz="4" w:space="0" w:color="auto"/>
+              <w:left w:val="single" w:sz="4" w:space="0" w:color="auto"/>
+              <w:bottom w:val="single" w:sz="4" w:space="0" w:color="auto"/>
+              <w:right w:val="single" w:sz="4" w:space="0" w:color="auto"/>
+            </w:tcBorders>
+            <w:vAlign w:val="center"/>
+            <w:hideMark/>
+          </w:tcPr>
+          <w:p>
+            <w:pPr>
+              <w:spacing w:before="120" w:after="120"/>
+            </w:pPr>
+            <w:proofErr w:type="spellStart"/>
+            <w:r>
+              <w:t>Could</w:t>
+            </w:r>
+            <w:proofErr w:type="spellEnd"/>
+          </w:p>
+        </w:tc>
+        <w:tc>
+          <w:tcPr>
+            <w:tcW w:w="0" w:type="auto"/>
+            <w:tcBorders>
+              <w:top w:val="single" w:sz="4" w:space="0" w:color="auto"/>
+              <w:left w:val="single" w:sz="4" w:space="0" w:color="auto"/>
+              <w:bottom w:val="single" w:sz="4" w:space="0" w:color="auto"/>
+              <w:right w:val="single" w:sz="4" w:space="0" w:color="auto"/>
+            </w:tcBorders>
+            <w:vAlign w:val="center"/>
+            <w:hideMark/>
+          </w:tcPr>
+          <w:p>
+            <w:pPr>
+              <w:spacing w:before="120" w:after="120"/>
+            </w:pPr>
+            <w:r>
+              <w:t>11/12/2025</w:t>
+            </w:r>
           </w:p>
         </w:tc>
       </w:tr>
@@ -1066,45 +1493,56 @@
         <w:tc>
           <w:tcPr>
             <w:tcW w:w="0" w:type="auto"/>
-            <w:vAlign w:val="center"/>
-          </w:tcPr>
-          <w:p>
-            <w:pPr>
-              <w:spacing w:before="120" w:after="120"/>
-            </w:pPr>
-            <w:r>
-              <w:lastRenderedPageBreak/>
-              <w:t>RF1</w:t>
-            </w:r>
-            <w:r>
-              <w:t>4</w:t>
-            </w:r>
-          </w:p>
-        </w:tc>
-        <w:tc>
-          <w:tcPr>
-            <w:tcW w:w="0" w:type="auto"/>
-            <w:vAlign w:val="center"/>
-          </w:tcPr>
-          <w:p>
-            <w:pPr>
-              <w:spacing w:before="120" w:after="120"/>
-            </w:pPr>
-            <w:r>
-              <w:t>Conferma Accou</w:t>
-            </w:r>
-            <w:r>
-              <w:t>n</w:t>
-            </w:r>
-            <w:r>
-              <w:t>t</w:t>
-            </w:r>
-          </w:p>
-        </w:tc>
-        <w:tc>
-          <w:tcPr>
-            <w:tcW w:w="0" w:type="auto"/>
-            <w:vAlign w:val="center"/>
+            <w:tcBorders>
+              <w:top w:val="single" w:sz="4" w:space="0" w:color="auto"/>
+              <w:left w:val="single" w:sz="4" w:space="0" w:color="auto"/>
+              <w:bottom w:val="single" w:sz="4" w:space="0" w:color="auto"/>
+              <w:right w:val="single" w:sz="4" w:space="0" w:color="auto"/>
+            </w:tcBorders>
+            <w:vAlign w:val="center"/>
+            <w:hideMark/>
+          </w:tcPr>
+          <w:p>
+            <w:pPr>
+              <w:spacing w:before="120" w:after="120"/>
+            </w:pPr>
+            <w:r>
+              <w:t>RF13</w:t>
+            </w:r>
+          </w:p>
+        </w:tc>
+        <w:tc>
+          <w:tcPr>
+            <w:tcW w:w="0" w:type="auto"/>
+            <w:tcBorders>
+              <w:top w:val="single" w:sz="4" w:space="0" w:color="auto"/>
+              <w:left w:val="single" w:sz="4" w:space="0" w:color="auto"/>
+              <w:bottom w:val="single" w:sz="4" w:space="0" w:color="auto"/>
+              <w:right w:val="single" w:sz="4" w:space="0" w:color="auto"/>
+            </w:tcBorders>
+            <w:vAlign w:val="center"/>
+            <w:hideMark/>
+          </w:tcPr>
+          <w:p>
+            <w:pPr>
+              <w:spacing w:before="120" w:after="120"/>
+            </w:pPr>
+            <w:r>
+              <w:t>Conferma Account</w:t>
+            </w:r>
+          </w:p>
+        </w:tc>
+        <w:tc>
+          <w:tcPr>
+            <w:tcW w:w="0" w:type="auto"/>
+            <w:tcBorders>
+              <w:top w:val="single" w:sz="4" w:space="0" w:color="auto"/>
+              <w:left w:val="single" w:sz="4" w:space="0" w:color="auto"/>
+              <w:bottom w:val="single" w:sz="4" w:space="0" w:color="auto"/>
+              <w:right w:val="single" w:sz="4" w:space="0" w:color="auto"/>
+            </w:tcBorders>
+            <w:vAlign w:val="center"/>
+            <w:hideMark/>
           </w:tcPr>
           <w:p>
             <w:pPr>
@@ -1118,26 +1556,45 @@
         <w:tc>
           <w:tcPr>
             <w:tcW w:w="0" w:type="auto"/>
-            <w:vAlign w:val="center"/>
-          </w:tcPr>
-          <w:p>
-            <w:pPr>
-              <w:spacing w:before="120" w:after="120"/>
-            </w:pPr>
-            <w:r>
-              <w:t>Won’t</w:t>
-            </w:r>
-          </w:p>
-        </w:tc>
-        <w:tc>
-          <w:tcPr>
-            <w:tcW w:w="0" w:type="auto"/>
-            <w:vAlign w:val="center"/>
-          </w:tcPr>
-          <w:p>
-            <w:pPr>
-              <w:spacing w:before="120" w:after="120"/>
-            </w:pPr>
+            <w:tcBorders>
+              <w:top w:val="single" w:sz="4" w:space="0" w:color="auto"/>
+              <w:left w:val="single" w:sz="4" w:space="0" w:color="auto"/>
+              <w:bottom w:val="single" w:sz="4" w:space="0" w:color="auto"/>
+              <w:right w:val="single" w:sz="4" w:space="0" w:color="auto"/>
+            </w:tcBorders>
+            <w:vAlign w:val="center"/>
+            <w:hideMark/>
+          </w:tcPr>
+          <w:p>
+            <w:pPr>
+              <w:spacing w:before="120" w:after="120"/>
+            </w:pPr>
+            <w:proofErr w:type="spellStart"/>
+            <w:r>
+              <w:t>Could</w:t>
+            </w:r>
+            <w:proofErr w:type="spellEnd"/>
+          </w:p>
+        </w:tc>
+        <w:tc>
+          <w:tcPr>
+            <w:tcW w:w="0" w:type="auto"/>
+            <w:tcBorders>
+              <w:top w:val="single" w:sz="4" w:space="0" w:color="auto"/>
+              <w:left w:val="single" w:sz="4" w:space="0" w:color="auto"/>
+              <w:bottom w:val="single" w:sz="4" w:space="0" w:color="auto"/>
+              <w:right w:val="single" w:sz="4" w:space="0" w:color="auto"/>
+            </w:tcBorders>
+            <w:vAlign w:val="center"/>
+            <w:hideMark/>
+          </w:tcPr>
+          <w:p>
+            <w:pPr>
+              <w:spacing w:before="120" w:after="120"/>
+            </w:pPr>
+            <w:r>
+              <w:t>10/12/2025</w:t>
+            </w:r>
           </w:p>
         </w:tc>
       </w:tr>
@@ -1145,66 +1602,95 @@
         <w:tc>
           <w:tcPr>
             <w:tcW w:w="0" w:type="auto"/>
-            <w:vAlign w:val="center"/>
-          </w:tcPr>
-          <w:p>
-            <w:pPr>
-              <w:spacing w:before="120" w:after="120"/>
-            </w:pPr>
-            <w:r>
-              <w:t>RF1</w:t>
-            </w:r>
-            <w:r>
-              <w:t>5</w:t>
-            </w:r>
-          </w:p>
-        </w:tc>
-        <w:tc>
-          <w:tcPr>
-            <w:tcW w:w="0" w:type="auto"/>
-            <w:vAlign w:val="center"/>
-          </w:tcPr>
-          <w:p>
-            <w:pPr>
-              <w:spacing w:before="120" w:after="120"/>
-            </w:pPr>
-            <w:r>
-              <w:t>Pagamento</w:t>
-            </w:r>
-          </w:p>
-        </w:tc>
-        <w:tc>
-          <w:tcPr>
-            <w:tcW w:w="0" w:type="auto"/>
-            <w:vAlign w:val="center"/>
-          </w:tcPr>
-          <w:p>
-            <w:pPr>
-              <w:spacing w:before="120" w:after="120"/>
-            </w:pPr>
-            <w:r>
-              <w:t>Permette il pagamento online del servizio.</w:t>
-            </w:r>
-          </w:p>
-        </w:tc>
-        <w:tc>
-          <w:tcPr>
-            <w:tcW w:w="0" w:type="auto"/>
-            <w:vAlign w:val="center"/>
-          </w:tcPr>
-          <w:p>
-            <w:pPr>
-              <w:spacing w:before="120" w:after="120"/>
-            </w:pPr>
+            <w:tcBorders>
+              <w:top w:val="single" w:sz="4" w:space="0" w:color="auto"/>
+              <w:left w:val="single" w:sz="4" w:space="0" w:color="auto"/>
+              <w:bottom w:val="single" w:sz="4" w:space="0" w:color="auto"/>
+              <w:right w:val="single" w:sz="4" w:space="0" w:color="auto"/>
+            </w:tcBorders>
+            <w:hideMark/>
+          </w:tcPr>
+          <w:p>
+            <w:pPr>
+              <w:spacing w:before="120" w:after="120"/>
+            </w:pPr>
+            <w:r>
+              <w:lastRenderedPageBreak/>
+              <w:t>RF14</w:t>
+            </w:r>
+          </w:p>
+        </w:tc>
+        <w:tc>
+          <w:tcPr>
+            <w:tcW w:w="0" w:type="auto"/>
+            <w:tcBorders>
+              <w:top w:val="single" w:sz="4" w:space="0" w:color="auto"/>
+              <w:left w:val="single" w:sz="4" w:space="0" w:color="auto"/>
+              <w:bottom w:val="single" w:sz="4" w:space="0" w:color="auto"/>
+              <w:right w:val="single" w:sz="4" w:space="0" w:color="auto"/>
+            </w:tcBorders>
+            <w:hideMark/>
+          </w:tcPr>
+          <w:p>
+            <w:pPr>
+              <w:spacing w:before="120" w:after="120"/>
+            </w:pPr>
+            <w:r>
+              <w:t>Recupero Password</w:t>
+            </w:r>
+          </w:p>
+        </w:tc>
+        <w:tc>
+          <w:tcPr>
+            <w:tcW w:w="0" w:type="auto"/>
+            <w:tcBorders>
+              <w:top w:val="single" w:sz="4" w:space="0" w:color="auto"/>
+              <w:left w:val="single" w:sz="4" w:space="0" w:color="auto"/>
+              <w:bottom w:val="single" w:sz="4" w:space="0" w:color="auto"/>
+              <w:right w:val="single" w:sz="4" w:space="0" w:color="auto"/>
+            </w:tcBorders>
+            <w:hideMark/>
+          </w:tcPr>
+          <w:p>
+            <w:pPr>
+              <w:spacing w:before="120" w:after="120"/>
+            </w:pPr>
+            <w:r>
+              <w:t>Permette di recuperare la password dimenticata tramite mail.</w:t>
+            </w:r>
+          </w:p>
+        </w:tc>
+        <w:tc>
+          <w:tcPr>
+            <w:tcW w:w="0" w:type="auto"/>
+            <w:tcBorders>
+              <w:top w:val="single" w:sz="4" w:space="0" w:color="auto"/>
+              <w:left w:val="single" w:sz="4" w:space="0" w:color="auto"/>
+              <w:bottom w:val="single" w:sz="4" w:space="0" w:color="auto"/>
+              <w:right w:val="single" w:sz="4" w:space="0" w:color="auto"/>
+            </w:tcBorders>
+            <w:hideMark/>
+          </w:tcPr>
+          <w:p>
+            <w:pPr>
+              <w:spacing w:before="120" w:after="120"/>
+            </w:pPr>
+            <w:proofErr w:type="spellStart"/>
             <w:r>
               <w:t>Won’t</w:t>
             </w:r>
-          </w:p>
-        </w:tc>
-        <w:tc>
-          <w:tcPr>
-            <w:tcW w:w="0" w:type="auto"/>
-            <w:vAlign w:val="center"/>
+            <w:proofErr w:type="spellEnd"/>
+          </w:p>
+        </w:tc>
+        <w:tc>
+          <w:tcPr>
+            <w:tcW w:w="0" w:type="auto"/>
+            <w:tcBorders>
+              <w:top w:val="single" w:sz="4" w:space="0" w:color="auto"/>
+              <w:left w:val="single" w:sz="4" w:space="0" w:color="auto"/>
+              <w:bottom w:val="single" w:sz="4" w:space="0" w:color="auto"/>
+              <w:right w:val="single" w:sz="4" w:space="0" w:color="auto"/>
+            </w:tcBorders>
           </w:tcPr>
           <w:p>
             <w:pPr>
@@ -1217,24 +1703,140 @@
         <w:tc>
           <w:tcPr>
             <w:tcW w:w="0" w:type="auto"/>
-            <w:vAlign w:val="center"/>
-          </w:tcPr>
-          <w:p>
-            <w:pPr>
-              <w:spacing w:before="120" w:after="120"/>
-            </w:pPr>
-            <w:r>
-              <w:t>RF1</w:t>
-            </w:r>
-            <w:r>
-              <w:t>6</w:t>
-            </w:r>
-          </w:p>
-        </w:tc>
-        <w:tc>
-          <w:tcPr>
-            <w:tcW w:w="0" w:type="auto"/>
-            <w:vAlign w:val="center"/>
+            <w:tcBorders>
+              <w:top w:val="single" w:sz="4" w:space="0" w:color="auto"/>
+              <w:left w:val="single" w:sz="4" w:space="0" w:color="auto"/>
+              <w:bottom w:val="single" w:sz="4" w:space="0" w:color="auto"/>
+              <w:right w:val="single" w:sz="4" w:space="0" w:color="auto"/>
+            </w:tcBorders>
+            <w:vAlign w:val="center"/>
+            <w:hideMark/>
+          </w:tcPr>
+          <w:p>
+            <w:pPr>
+              <w:spacing w:before="120" w:after="120"/>
+            </w:pPr>
+            <w:r>
+              <w:t>RF15</w:t>
+            </w:r>
+          </w:p>
+        </w:tc>
+        <w:tc>
+          <w:tcPr>
+            <w:tcW w:w="0" w:type="auto"/>
+            <w:tcBorders>
+              <w:top w:val="single" w:sz="4" w:space="0" w:color="auto"/>
+              <w:left w:val="single" w:sz="4" w:space="0" w:color="auto"/>
+              <w:bottom w:val="single" w:sz="4" w:space="0" w:color="auto"/>
+              <w:right w:val="single" w:sz="4" w:space="0" w:color="auto"/>
+            </w:tcBorders>
+            <w:vAlign w:val="center"/>
+            <w:hideMark/>
+          </w:tcPr>
+          <w:p>
+            <w:pPr>
+              <w:spacing w:before="120" w:after="120"/>
+            </w:pPr>
+            <w:r>
+              <w:t>Pagamento</w:t>
+            </w:r>
+          </w:p>
+        </w:tc>
+        <w:tc>
+          <w:tcPr>
+            <w:tcW w:w="0" w:type="auto"/>
+            <w:tcBorders>
+              <w:top w:val="single" w:sz="4" w:space="0" w:color="auto"/>
+              <w:left w:val="single" w:sz="4" w:space="0" w:color="auto"/>
+              <w:bottom w:val="single" w:sz="4" w:space="0" w:color="auto"/>
+              <w:right w:val="single" w:sz="4" w:space="0" w:color="auto"/>
+            </w:tcBorders>
+            <w:vAlign w:val="center"/>
+            <w:hideMark/>
+          </w:tcPr>
+          <w:p>
+            <w:pPr>
+              <w:spacing w:before="120" w:after="120"/>
+            </w:pPr>
+            <w:r>
+              <w:t>Permette il pagamento online del servizio.</w:t>
+            </w:r>
+          </w:p>
+        </w:tc>
+        <w:tc>
+          <w:tcPr>
+            <w:tcW w:w="0" w:type="auto"/>
+            <w:tcBorders>
+              <w:top w:val="single" w:sz="4" w:space="0" w:color="auto"/>
+              <w:left w:val="single" w:sz="4" w:space="0" w:color="auto"/>
+              <w:bottom w:val="single" w:sz="4" w:space="0" w:color="auto"/>
+              <w:right w:val="single" w:sz="4" w:space="0" w:color="auto"/>
+            </w:tcBorders>
+            <w:vAlign w:val="center"/>
+            <w:hideMark/>
+          </w:tcPr>
+          <w:p>
+            <w:pPr>
+              <w:spacing w:before="120" w:after="120"/>
+            </w:pPr>
+            <w:proofErr w:type="spellStart"/>
+            <w:r>
+              <w:t>Won’t</w:t>
+            </w:r>
+            <w:proofErr w:type="spellEnd"/>
+          </w:p>
+        </w:tc>
+        <w:tc>
+          <w:tcPr>
+            <w:tcW w:w="0" w:type="auto"/>
+            <w:tcBorders>
+              <w:top w:val="single" w:sz="4" w:space="0" w:color="auto"/>
+              <w:left w:val="single" w:sz="4" w:space="0" w:color="auto"/>
+              <w:bottom w:val="single" w:sz="4" w:space="0" w:color="auto"/>
+              <w:right w:val="single" w:sz="4" w:space="0" w:color="auto"/>
+            </w:tcBorders>
+            <w:vAlign w:val="center"/>
+          </w:tcPr>
+          <w:p>
+            <w:pPr>
+              <w:spacing w:before="120" w:after="120"/>
+            </w:pPr>
+          </w:p>
+        </w:tc>
+      </w:tr>
+      <w:tr>
+        <w:tc>
+          <w:tcPr>
+            <w:tcW w:w="0" w:type="auto"/>
+            <w:tcBorders>
+              <w:top w:val="single" w:sz="4" w:space="0" w:color="auto"/>
+              <w:left w:val="single" w:sz="4" w:space="0" w:color="auto"/>
+              <w:bottom w:val="single" w:sz="4" w:space="0" w:color="auto"/>
+              <w:right w:val="single" w:sz="4" w:space="0" w:color="auto"/>
+            </w:tcBorders>
+            <w:vAlign w:val="center"/>
+            <w:hideMark/>
+          </w:tcPr>
+          <w:p>
+            <w:pPr>
+              <w:spacing w:before="120" w:after="120"/>
+            </w:pPr>
+            <w:r>
+              <w:t>RF16</w:t>
+            </w:r>
+          </w:p>
+        </w:tc>
+        <w:tc>
+          <w:tcPr>
+            <w:tcW w:w="0" w:type="auto"/>
+            <w:tcBorders>
+              <w:top w:val="single" w:sz="4" w:space="0" w:color="auto"/>
+              <w:left w:val="single" w:sz="4" w:space="0" w:color="auto"/>
+              <w:bottom w:val="single" w:sz="4" w:space="0" w:color="auto"/>
+              <w:right w:val="single" w:sz="4" w:space="0" w:color="auto"/>
+            </w:tcBorders>
+            <w:vAlign w:val="center"/>
+            <w:hideMark/>
           </w:tcPr>
           <w:p>
             <w:pPr>
@@ -1248,7 +1850,14 @@
         <w:tc>
           <w:tcPr>
             <w:tcW w:w="0" w:type="auto"/>
-            <w:vAlign w:val="center"/>
+            <w:tcBorders>
+              <w:top w:val="single" w:sz="4" w:space="0" w:color="auto"/>
+              <w:left w:val="single" w:sz="4" w:space="0" w:color="auto"/>
+              <w:bottom w:val="single" w:sz="4" w:space="0" w:color="auto"/>
+              <w:right w:val="single" w:sz="4" w:space="0" w:color="auto"/>
+            </w:tcBorders>
+            <w:vAlign w:val="center"/>
+            <w:hideMark/>
           </w:tcPr>
           <w:p>
             <w:pPr>
@@ -1262,20 +1871,35 @@
         <w:tc>
           <w:tcPr>
             <w:tcW w:w="0" w:type="auto"/>
-            <w:vAlign w:val="center"/>
-          </w:tcPr>
-          <w:p>
-            <w:pPr>
-              <w:spacing w:before="120" w:after="120"/>
-            </w:pPr>
+            <w:tcBorders>
+              <w:top w:val="single" w:sz="4" w:space="0" w:color="auto"/>
+              <w:left w:val="single" w:sz="4" w:space="0" w:color="auto"/>
+              <w:bottom w:val="single" w:sz="4" w:space="0" w:color="auto"/>
+              <w:right w:val="single" w:sz="4" w:space="0" w:color="auto"/>
+            </w:tcBorders>
+            <w:vAlign w:val="center"/>
+            <w:hideMark/>
+          </w:tcPr>
+          <w:p>
+            <w:pPr>
+              <w:spacing w:before="120" w:after="120"/>
+            </w:pPr>
+            <w:proofErr w:type="spellStart"/>
             <w:r>
               <w:t>Won’t</w:t>
             </w:r>
-          </w:p>
-        </w:tc>
-        <w:tc>
-          <w:tcPr>
-            <w:tcW w:w="0" w:type="auto"/>
+            <w:proofErr w:type="spellEnd"/>
+          </w:p>
+        </w:tc>
+        <w:tc>
+          <w:tcPr>
+            <w:tcW w:w="0" w:type="auto"/>
+            <w:tcBorders>
+              <w:top w:val="single" w:sz="4" w:space="0" w:color="auto"/>
+              <w:left w:val="single" w:sz="4" w:space="0" w:color="auto"/>
+              <w:bottom w:val="single" w:sz="4" w:space="0" w:color="auto"/>
+              <w:right w:val="single" w:sz="4" w:space="0" w:color="auto"/>
+            </w:tcBorders>
             <w:vAlign w:val="center"/>
           </w:tcPr>
           <w:p>
@@ -1286,17 +1910,54 @@
         </w:tc>
       </w:tr>
     </w:tbl>
-    <w:p/>
-    <w:p/>
     <w:p>
+      <w:pPr>
+        <w:spacing w:line="256" w:lineRule="auto"/>
+        <w:rPr>
+          <w:rFonts w:ascii="Aptos" w:eastAsia="Aptos" w:hAnsi="Aptos" w:cs="Times New Roman"/>
+        </w:rPr>
+      </w:pPr>
+    </w:p>
+    <w:p>
+      <w:pPr>
+        <w:spacing w:line="256" w:lineRule="auto"/>
+        <w:rPr>
+          <w:rFonts w:ascii="Aptos" w:eastAsia="Aptos" w:hAnsi="Aptos" w:cs="Times New Roman"/>
+        </w:rPr>
+      </w:pPr>
+    </w:p>
+    <w:p>
+      <w:pPr>
+        <w:spacing w:line="256" w:lineRule="auto"/>
+        <w:rPr>
+          <w:rFonts w:ascii="Aptos" w:eastAsia="Aptos" w:hAnsi="Aptos" w:cs="Times New Roman"/>
+        </w:rPr>
+      </w:pPr>
       <w:r>
+        <w:rPr>
+          <w:rFonts w:ascii="Times New Roman" w:eastAsia="Aptos" w:hAnsi="Times New Roman" w:cs="Times New Roman"/>
+          <w:kern w:val="0"/>
+          <w:sz w:val="24"/>
+          <w:szCs w:val="24"/>
+          <w:lang w:eastAsia="it-IT"/>
+          <w14:ligatures w14:val="none"/>
+        </w:rPr>
         <w:br w:type="page"/>
       </w:r>
     </w:p>
-    <w:p/>
     <w:p>
       <w:pPr>
+        <w:spacing w:line="256" w:lineRule="auto"/>
         <w:rPr>
+          <w:rFonts w:ascii="Aptos" w:eastAsia="Aptos" w:hAnsi="Aptos" w:cs="Times New Roman"/>
+        </w:rPr>
+      </w:pPr>
+    </w:p>
+    <w:p>
+      <w:pPr>
+        <w:spacing w:line="256" w:lineRule="auto"/>
+        <w:rPr>
+          <w:rFonts w:ascii="Aptos" w:eastAsia="Aptos" w:hAnsi="Aptos" w:cs="Times New Roman"/>
           <w:b/>
           <w:bCs/>
           <w:sz w:val="24"/>
@@ -1305,6 +1966,7 @@
       </w:pPr>
       <w:r>
         <w:rPr>
+          <w:rFonts w:ascii="Aptos" w:eastAsia="Aptos" w:hAnsi="Aptos" w:cs="Times New Roman"/>
           <w:b/>
           <w:bCs/>
           <w:sz w:val="24"/>
@@ -1315,8 +1977,9 @@
     </w:p>
     <w:tbl>
       <w:tblPr>
-        <w:tblStyle w:val="Grigliatabella"/>
+        <w:tblStyle w:val="Grigliatabella1"/>
         <w:tblW w:w="0" w:type="auto"/>
+        <w:tblInd w:w="0" w:type="dxa"/>
         <w:tblLook w:val="04A0" w:firstRow="1" w:lastRow="0" w:firstColumn="1" w:lastColumn="0" w:noHBand="0" w:noVBand="1"/>
       </w:tblPr>
       <w:tblGrid>
@@ -1328,7 +1991,14 @@
         <w:tc>
           <w:tcPr>
             <w:tcW w:w="0" w:type="auto"/>
-            <w:vAlign w:val="center"/>
+            <w:tcBorders>
+              <w:top w:val="single" w:sz="4" w:space="0" w:color="auto"/>
+              <w:left w:val="single" w:sz="4" w:space="0" w:color="auto"/>
+              <w:bottom w:val="single" w:sz="4" w:space="0" w:color="auto"/>
+              <w:right w:val="single" w:sz="4" w:space="0" w:color="auto"/>
+            </w:tcBorders>
+            <w:vAlign w:val="center"/>
+            <w:hideMark/>
           </w:tcPr>
           <w:p>
             <w:pPr>
@@ -1343,7 +2013,14 @@
         <w:tc>
           <w:tcPr>
             <w:tcW w:w="0" w:type="auto"/>
-            <w:vAlign w:val="center"/>
+            <w:tcBorders>
+              <w:top w:val="single" w:sz="4" w:space="0" w:color="auto"/>
+              <w:left w:val="single" w:sz="4" w:space="0" w:color="auto"/>
+              <w:bottom w:val="single" w:sz="4" w:space="0" w:color="auto"/>
+              <w:right w:val="single" w:sz="4" w:space="0" w:color="auto"/>
+            </w:tcBorders>
+            <w:vAlign w:val="center"/>
+            <w:hideMark/>
           </w:tcPr>
           <w:p>
             <w:pPr>
@@ -1358,13 +2035,19 @@
         <w:tc>
           <w:tcPr>
             <w:tcW w:w="0" w:type="auto"/>
-            <w:vAlign w:val="center"/>
-          </w:tcPr>
-          <w:p>
-            <w:pPr>
-              <w:pStyle w:val="Paragrafoelenco"/>
-              <w:spacing w:before="120" w:after="120"/>
-              <w:ind w:left="0"/>
+            <w:tcBorders>
+              <w:top w:val="single" w:sz="4" w:space="0" w:color="auto"/>
+              <w:left w:val="single" w:sz="4" w:space="0" w:color="auto"/>
+              <w:bottom w:val="single" w:sz="4" w:space="0" w:color="auto"/>
+              <w:right w:val="single" w:sz="4" w:space="0" w:color="auto"/>
+            </w:tcBorders>
+            <w:vAlign w:val="center"/>
+            <w:hideMark/>
+          </w:tcPr>
+          <w:p>
+            <w:pPr>
+              <w:spacing w:before="120" w:after="120"/>
+              <w:contextualSpacing/>
               <w:jc w:val="center"/>
             </w:pPr>
             <w:r>
@@ -1377,7 +2060,14 @@
         <w:tc>
           <w:tcPr>
             <w:tcW w:w="0" w:type="auto"/>
-            <w:vAlign w:val="center"/>
+            <w:tcBorders>
+              <w:top w:val="single" w:sz="4" w:space="0" w:color="auto"/>
+              <w:left w:val="single" w:sz="4" w:space="0" w:color="auto"/>
+              <w:bottom w:val="single" w:sz="4" w:space="0" w:color="auto"/>
+              <w:right w:val="single" w:sz="4" w:space="0" w:color="auto"/>
+            </w:tcBorders>
+            <w:vAlign w:val="center"/>
+            <w:hideMark/>
           </w:tcPr>
           <w:p>
             <w:pPr>
@@ -1391,7 +2081,14 @@
         <w:tc>
           <w:tcPr>
             <w:tcW w:w="0" w:type="auto"/>
-            <w:vAlign w:val="center"/>
+            <w:tcBorders>
+              <w:top w:val="single" w:sz="4" w:space="0" w:color="auto"/>
+              <w:left w:val="single" w:sz="4" w:space="0" w:color="auto"/>
+              <w:bottom w:val="single" w:sz="4" w:space="0" w:color="auto"/>
+              <w:right w:val="single" w:sz="4" w:space="0" w:color="auto"/>
+            </w:tcBorders>
+            <w:vAlign w:val="center"/>
+            <w:hideMark/>
           </w:tcPr>
           <w:p>
             <w:pPr>
@@ -1405,13 +2102,19 @@
         <w:tc>
           <w:tcPr>
             <w:tcW w:w="0" w:type="auto"/>
-            <w:vAlign w:val="center"/>
-          </w:tcPr>
-          <w:p>
-            <w:pPr>
-              <w:pStyle w:val="Paragrafoelenco"/>
-              <w:spacing w:before="120" w:after="120"/>
-              <w:ind w:left="0"/>
+            <w:tcBorders>
+              <w:top w:val="single" w:sz="4" w:space="0" w:color="auto"/>
+              <w:left w:val="single" w:sz="4" w:space="0" w:color="auto"/>
+              <w:bottom w:val="single" w:sz="4" w:space="0" w:color="auto"/>
+              <w:right w:val="single" w:sz="4" w:space="0" w:color="auto"/>
+            </w:tcBorders>
+            <w:vAlign w:val="center"/>
+            <w:hideMark/>
+          </w:tcPr>
+          <w:p>
+            <w:pPr>
+              <w:spacing w:before="120" w:after="120"/>
+              <w:contextualSpacing/>
             </w:pPr>
             <w:r>
               <w:t>Il sistema deve rispondere entro 3 secondi per le principali operazioni, così da non far attendere l’utente.</w:t>
@@ -1423,7 +2126,14 @@
         <w:tc>
           <w:tcPr>
             <w:tcW w:w="0" w:type="auto"/>
-            <w:vAlign w:val="center"/>
+            <w:tcBorders>
+              <w:top w:val="single" w:sz="4" w:space="0" w:color="auto"/>
+              <w:left w:val="single" w:sz="4" w:space="0" w:color="auto"/>
+              <w:bottom w:val="single" w:sz="4" w:space="0" w:color="auto"/>
+              <w:right w:val="single" w:sz="4" w:space="0" w:color="auto"/>
+            </w:tcBorders>
+            <w:vAlign w:val="center"/>
+            <w:hideMark/>
           </w:tcPr>
           <w:p>
             <w:pPr>
@@ -1437,7 +2147,14 @@
         <w:tc>
           <w:tcPr>
             <w:tcW w:w="0" w:type="auto"/>
-            <w:vAlign w:val="center"/>
+            <w:tcBorders>
+              <w:top w:val="single" w:sz="4" w:space="0" w:color="auto"/>
+              <w:left w:val="single" w:sz="4" w:space="0" w:color="auto"/>
+              <w:bottom w:val="single" w:sz="4" w:space="0" w:color="auto"/>
+              <w:right w:val="single" w:sz="4" w:space="0" w:color="auto"/>
+            </w:tcBorders>
+            <w:vAlign w:val="center"/>
+            <w:hideMark/>
           </w:tcPr>
           <w:p>
             <w:pPr>
@@ -1451,16 +2168,30 @@
         <w:tc>
           <w:tcPr>
             <w:tcW w:w="0" w:type="auto"/>
-            <w:vAlign w:val="center"/>
-          </w:tcPr>
-          <w:p>
-            <w:pPr>
-              <w:pStyle w:val="Paragrafoelenco"/>
-              <w:spacing w:before="120" w:after="120"/>
-              <w:ind w:left="0"/>
-            </w:pPr>
-            <w:r>
-              <w:t>Il sistema deve essere in grado di poter essere modificato agevolmente senza downtime.</w:t>
+            <w:tcBorders>
+              <w:top w:val="single" w:sz="4" w:space="0" w:color="auto"/>
+              <w:left w:val="single" w:sz="4" w:space="0" w:color="auto"/>
+              <w:bottom w:val="single" w:sz="4" w:space="0" w:color="auto"/>
+              <w:right w:val="single" w:sz="4" w:space="0" w:color="auto"/>
+            </w:tcBorders>
+            <w:vAlign w:val="center"/>
+            <w:hideMark/>
+          </w:tcPr>
+          <w:p>
+            <w:pPr>
+              <w:spacing w:before="120" w:after="120"/>
+              <w:contextualSpacing/>
+            </w:pPr>
+            <w:r>
+              <w:t xml:space="preserve">Il sistema deve essere in grado di poter essere modificato agevolmente senza </w:t>
+            </w:r>
+            <w:proofErr w:type="spellStart"/>
+            <w:r>
+              <w:t>downtime</w:t>
+            </w:r>
+            <w:proofErr w:type="spellEnd"/>
+            <w:r>
+              <w:t>.</w:t>
             </w:r>
           </w:p>
         </w:tc>
@@ -1469,7 +2200,14 @@
         <w:tc>
           <w:tcPr>
             <w:tcW w:w="0" w:type="auto"/>
-            <w:vAlign w:val="center"/>
+            <w:tcBorders>
+              <w:top w:val="single" w:sz="4" w:space="0" w:color="auto"/>
+              <w:left w:val="single" w:sz="4" w:space="0" w:color="auto"/>
+              <w:bottom w:val="single" w:sz="4" w:space="0" w:color="auto"/>
+              <w:right w:val="single" w:sz="4" w:space="0" w:color="auto"/>
+            </w:tcBorders>
+            <w:vAlign w:val="center"/>
+            <w:hideMark/>
           </w:tcPr>
           <w:p>
             <w:pPr>
@@ -1483,7 +2221,14 @@
         <w:tc>
           <w:tcPr>
             <w:tcW w:w="0" w:type="auto"/>
-            <w:vAlign w:val="center"/>
+            <w:tcBorders>
+              <w:top w:val="single" w:sz="4" w:space="0" w:color="auto"/>
+              <w:left w:val="single" w:sz="4" w:space="0" w:color="auto"/>
+              <w:bottom w:val="single" w:sz="4" w:space="0" w:color="auto"/>
+              <w:right w:val="single" w:sz="4" w:space="0" w:color="auto"/>
+            </w:tcBorders>
+            <w:vAlign w:val="center"/>
+            <w:hideMark/>
           </w:tcPr>
           <w:p>
             <w:pPr>
@@ -1497,17 +2242,24 @@
         <w:tc>
           <w:tcPr>
             <w:tcW w:w="0" w:type="auto"/>
-            <w:vAlign w:val="center"/>
-          </w:tcPr>
-          <w:p>
-            <w:pPr>
-              <w:pStyle w:val="Paragrafoelenco"/>
+            <w:tcBorders>
+              <w:top w:val="single" w:sz="4" w:space="0" w:color="auto"/>
+              <w:left w:val="single" w:sz="4" w:space="0" w:color="auto"/>
+              <w:bottom w:val="single" w:sz="4" w:space="0" w:color="auto"/>
+              <w:right w:val="single" w:sz="4" w:space="0" w:color="auto"/>
+            </w:tcBorders>
+            <w:vAlign w:val="center"/>
+            <w:hideMark/>
+          </w:tcPr>
+          <w:p>
+            <w:pPr>
               <w:numPr>
                 <w:ilvl w:val="0"/>
-                <w:numId w:val="5"/>
+                <w:numId w:val="6"/>
               </w:numPr>
               <w:spacing w:before="120" w:after="120"/>
               <w:ind w:left="0"/>
+              <w:contextualSpacing/>
             </w:pPr>
             <w:r>
               <w:t>I dati dell’utente devono essere riservati in modo da non diffondere dati sensibili.</w:t>
@@ -1519,7 +2271,14 @@
         <w:tc>
           <w:tcPr>
             <w:tcW w:w="0" w:type="auto"/>
-            <w:vAlign w:val="center"/>
+            <w:tcBorders>
+              <w:top w:val="single" w:sz="4" w:space="0" w:color="auto"/>
+              <w:left w:val="single" w:sz="4" w:space="0" w:color="auto"/>
+              <w:bottom w:val="single" w:sz="4" w:space="0" w:color="auto"/>
+              <w:right w:val="single" w:sz="4" w:space="0" w:color="auto"/>
+            </w:tcBorders>
+            <w:vAlign w:val="center"/>
+            <w:hideMark/>
           </w:tcPr>
           <w:p>
             <w:pPr>
@@ -1533,7 +2292,14 @@
         <w:tc>
           <w:tcPr>
             <w:tcW w:w="0" w:type="auto"/>
-            <w:vAlign w:val="center"/>
+            <w:tcBorders>
+              <w:top w:val="single" w:sz="4" w:space="0" w:color="auto"/>
+              <w:left w:val="single" w:sz="4" w:space="0" w:color="auto"/>
+              <w:bottom w:val="single" w:sz="4" w:space="0" w:color="auto"/>
+              <w:right w:val="single" w:sz="4" w:space="0" w:color="auto"/>
+            </w:tcBorders>
+            <w:vAlign w:val="center"/>
+            <w:hideMark/>
           </w:tcPr>
           <w:p>
             <w:pPr>
@@ -1547,17 +2313,24 @@
         <w:tc>
           <w:tcPr>
             <w:tcW w:w="0" w:type="auto"/>
-            <w:vAlign w:val="center"/>
-          </w:tcPr>
-          <w:p>
-            <w:pPr>
-              <w:pStyle w:val="Paragrafoelenco"/>
+            <w:tcBorders>
+              <w:top w:val="single" w:sz="4" w:space="0" w:color="auto"/>
+              <w:left w:val="single" w:sz="4" w:space="0" w:color="auto"/>
+              <w:bottom w:val="single" w:sz="4" w:space="0" w:color="auto"/>
+              <w:right w:val="single" w:sz="4" w:space="0" w:color="auto"/>
+            </w:tcBorders>
+            <w:vAlign w:val="center"/>
+            <w:hideMark/>
+          </w:tcPr>
+          <w:p>
+            <w:pPr>
               <w:numPr>
                 <w:ilvl w:val="0"/>
-                <w:numId w:val="5"/>
+                <w:numId w:val="6"/>
               </w:numPr>
               <w:spacing w:before="120" w:after="120"/>
               <w:ind w:left="0"/>
+              <w:contextualSpacing/>
             </w:pPr>
             <w:r>
               <w:t>L’interfaccia deve essere intuitiva, coerente e user-friendly.</w:t>
@@ -1569,7 +2342,14 @@
         <w:tc>
           <w:tcPr>
             <w:tcW w:w="0" w:type="auto"/>
-            <w:vAlign w:val="center"/>
+            <w:tcBorders>
+              <w:top w:val="single" w:sz="4" w:space="0" w:color="auto"/>
+              <w:left w:val="single" w:sz="4" w:space="0" w:color="auto"/>
+              <w:bottom w:val="single" w:sz="4" w:space="0" w:color="auto"/>
+              <w:right w:val="single" w:sz="4" w:space="0" w:color="auto"/>
+            </w:tcBorders>
+            <w:vAlign w:val="center"/>
+            <w:hideMark/>
           </w:tcPr>
           <w:p>
             <w:pPr>
@@ -1583,7 +2363,14 @@
         <w:tc>
           <w:tcPr>
             <w:tcW w:w="0" w:type="auto"/>
-            <w:vAlign w:val="center"/>
+            <w:tcBorders>
+              <w:top w:val="single" w:sz="4" w:space="0" w:color="auto"/>
+              <w:left w:val="single" w:sz="4" w:space="0" w:color="auto"/>
+              <w:bottom w:val="single" w:sz="4" w:space="0" w:color="auto"/>
+              <w:right w:val="single" w:sz="4" w:space="0" w:color="auto"/>
+            </w:tcBorders>
+            <w:vAlign w:val="center"/>
+            <w:hideMark/>
           </w:tcPr>
           <w:p>
             <w:pPr>
@@ -1597,17 +2384,24 @@
         <w:tc>
           <w:tcPr>
             <w:tcW w:w="0" w:type="auto"/>
-            <w:vAlign w:val="center"/>
-          </w:tcPr>
-          <w:p>
-            <w:pPr>
-              <w:pStyle w:val="Paragrafoelenco"/>
+            <w:tcBorders>
+              <w:top w:val="single" w:sz="4" w:space="0" w:color="auto"/>
+              <w:left w:val="single" w:sz="4" w:space="0" w:color="auto"/>
+              <w:bottom w:val="single" w:sz="4" w:space="0" w:color="auto"/>
+              <w:right w:val="single" w:sz="4" w:space="0" w:color="auto"/>
+            </w:tcBorders>
+            <w:vAlign w:val="center"/>
+            <w:hideMark/>
+          </w:tcPr>
+          <w:p>
+            <w:pPr>
               <w:numPr>
                 <w:ilvl w:val="0"/>
-                <w:numId w:val="5"/>
+                <w:numId w:val="6"/>
               </w:numPr>
               <w:spacing w:before="120" w:after="120"/>
               <w:ind w:left="0"/>
+              <w:contextualSpacing/>
             </w:pPr>
             <w:r>
               <w:t>L’interfaccia deve essere leggibile e chiara.</w:t>
@@ -1619,7 +2413,14 @@
         <w:tc>
           <w:tcPr>
             <w:tcW w:w="0" w:type="auto"/>
-            <w:vAlign w:val="center"/>
+            <w:tcBorders>
+              <w:top w:val="single" w:sz="4" w:space="0" w:color="auto"/>
+              <w:left w:val="single" w:sz="4" w:space="0" w:color="auto"/>
+              <w:bottom w:val="single" w:sz="4" w:space="0" w:color="auto"/>
+              <w:right w:val="single" w:sz="4" w:space="0" w:color="auto"/>
+            </w:tcBorders>
+            <w:vAlign w:val="center"/>
+            <w:hideMark/>
           </w:tcPr>
           <w:p>
             <w:pPr>
@@ -1633,7 +2434,14 @@
         <w:tc>
           <w:tcPr>
             <w:tcW w:w="0" w:type="auto"/>
-            <w:vAlign w:val="center"/>
+            <w:tcBorders>
+              <w:top w:val="single" w:sz="4" w:space="0" w:color="auto"/>
+              <w:left w:val="single" w:sz="4" w:space="0" w:color="auto"/>
+              <w:bottom w:val="single" w:sz="4" w:space="0" w:color="auto"/>
+              <w:right w:val="single" w:sz="4" w:space="0" w:color="auto"/>
+            </w:tcBorders>
+            <w:vAlign w:val="center"/>
+            <w:hideMark/>
           </w:tcPr>
           <w:p>
             <w:pPr>
@@ -1647,17 +2455,24 @@
         <w:tc>
           <w:tcPr>
             <w:tcW w:w="0" w:type="auto"/>
-            <w:vAlign w:val="center"/>
-          </w:tcPr>
-          <w:p>
-            <w:pPr>
-              <w:pStyle w:val="Paragrafoelenco"/>
+            <w:tcBorders>
+              <w:top w:val="single" w:sz="4" w:space="0" w:color="auto"/>
+              <w:left w:val="single" w:sz="4" w:space="0" w:color="auto"/>
+              <w:bottom w:val="single" w:sz="4" w:space="0" w:color="auto"/>
+              <w:right w:val="single" w:sz="4" w:space="0" w:color="auto"/>
+            </w:tcBorders>
+            <w:vAlign w:val="center"/>
+            <w:hideMark/>
+          </w:tcPr>
+          <w:p>
+            <w:pPr>
               <w:numPr>
                 <w:ilvl w:val="0"/>
-                <w:numId w:val="5"/>
+                <w:numId w:val="6"/>
               </w:numPr>
               <w:spacing w:before="120" w:after="120"/>
               <w:ind w:left="0"/>
+              <w:contextualSpacing/>
             </w:pPr>
             <w:r>
               <w:t>Il sistema deve prevenire la concorrenza tra utenti, quindi deve saper gestire doppie prenotazioni per la stessa colonnina.</w:t>
@@ -1669,7 +2484,14 @@
         <w:tc>
           <w:tcPr>
             <w:tcW w:w="0" w:type="auto"/>
-            <w:vAlign w:val="center"/>
+            <w:tcBorders>
+              <w:top w:val="single" w:sz="4" w:space="0" w:color="auto"/>
+              <w:left w:val="single" w:sz="4" w:space="0" w:color="auto"/>
+              <w:bottom w:val="single" w:sz="4" w:space="0" w:color="auto"/>
+              <w:right w:val="single" w:sz="4" w:space="0" w:color="auto"/>
+            </w:tcBorders>
+            <w:vAlign w:val="center"/>
+            <w:hideMark/>
           </w:tcPr>
           <w:p>
             <w:pPr>
@@ -1683,7 +2505,14 @@
         <w:tc>
           <w:tcPr>
             <w:tcW w:w="0" w:type="auto"/>
-            <w:vAlign w:val="center"/>
+            <w:tcBorders>
+              <w:top w:val="single" w:sz="4" w:space="0" w:color="auto"/>
+              <w:left w:val="single" w:sz="4" w:space="0" w:color="auto"/>
+              <w:bottom w:val="single" w:sz="4" w:space="0" w:color="auto"/>
+              <w:right w:val="single" w:sz="4" w:space="0" w:color="auto"/>
+            </w:tcBorders>
+            <w:vAlign w:val="center"/>
+            <w:hideMark/>
           </w:tcPr>
           <w:p>
             <w:pPr>
@@ -1697,17 +2526,24 @@
         <w:tc>
           <w:tcPr>
             <w:tcW w:w="0" w:type="auto"/>
-            <w:vAlign w:val="center"/>
-          </w:tcPr>
-          <w:p>
-            <w:pPr>
-              <w:pStyle w:val="Paragrafoelenco"/>
+            <w:tcBorders>
+              <w:top w:val="single" w:sz="4" w:space="0" w:color="auto"/>
+              <w:left w:val="single" w:sz="4" w:space="0" w:color="auto"/>
+              <w:bottom w:val="single" w:sz="4" w:space="0" w:color="auto"/>
+              <w:right w:val="single" w:sz="4" w:space="0" w:color="auto"/>
+            </w:tcBorders>
+            <w:vAlign w:val="center"/>
+            <w:hideMark/>
+          </w:tcPr>
+          <w:p>
+            <w:pPr>
               <w:numPr>
                 <w:ilvl w:val="0"/>
-                <w:numId w:val="5"/>
+                <w:numId w:val="6"/>
               </w:numPr>
               <w:spacing w:before="120" w:after="120"/>
               <w:ind w:left="0"/>
+              <w:contextualSpacing/>
             </w:pPr>
             <w:r>
               <w:t>Deve supportare un numero crescente di utenti senza degradare le prestazioni.</w:t>
@@ -1719,7 +2555,14 @@
         <w:tc>
           <w:tcPr>
             <w:tcW w:w="0" w:type="auto"/>
-            <w:vAlign w:val="center"/>
+            <w:tcBorders>
+              <w:top w:val="single" w:sz="4" w:space="0" w:color="auto"/>
+              <w:left w:val="single" w:sz="4" w:space="0" w:color="auto"/>
+              <w:bottom w:val="single" w:sz="4" w:space="0" w:color="auto"/>
+              <w:right w:val="single" w:sz="4" w:space="0" w:color="auto"/>
+            </w:tcBorders>
+            <w:vAlign w:val="center"/>
+            <w:hideMark/>
           </w:tcPr>
           <w:p>
             <w:pPr>
@@ -1733,7 +2576,14 @@
         <w:tc>
           <w:tcPr>
             <w:tcW w:w="0" w:type="auto"/>
-            <w:vAlign w:val="center"/>
+            <w:tcBorders>
+              <w:top w:val="single" w:sz="4" w:space="0" w:color="auto"/>
+              <w:left w:val="single" w:sz="4" w:space="0" w:color="auto"/>
+              <w:bottom w:val="single" w:sz="4" w:space="0" w:color="auto"/>
+              <w:right w:val="single" w:sz="4" w:space="0" w:color="auto"/>
+            </w:tcBorders>
+            <w:vAlign w:val="center"/>
+            <w:hideMark/>
           </w:tcPr>
           <w:p>
             <w:pPr>
@@ -1747,17 +2597,24 @@
         <w:tc>
           <w:tcPr>
             <w:tcW w:w="0" w:type="auto"/>
-            <w:vAlign w:val="center"/>
-          </w:tcPr>
-          <w:p>
-            <w:pPr>
-              <w:pStyle w:val="Paragrafoelenco"/>
+            <w:tcBorders>
+              <w:top w:val="single" w:sz="4" w:space="0" w:color="auto"/>
+              <w:left w:val="single" w:sz="4" w:space="0" w:color="auto"/>
+              <w:bottom w:val="single" w:sz="4" w:space="0" w:color="auto"/>
+              <w:right w:val="single" w:sz="4" w:space="0" w:color="auto"/>
+            </w:tcBorders>
+            <w:vAlign w:val="center"/>
+            <w:hideMark/>
+          </w:tcPr>
+          <w:p>
+            <w:pPr>
               <w:numPr>
                 <w:ilvl w:val="0"/>
-                <w:numId w:val="5"/>
+                <w:numId w:val="6"/>
               </w:numPr>
               <w:spacing w:before="120" w:after="120"/>
               <w:ind w:left="0"/>
+              <w:contextualSpacing/>
             </w:pPr>
             <w:r>
               <w:t>Deve funzionare sui principali browser.</w:t>
@@ -1766,6 +2623,14 @@
         </w:tc>
       </w:tr>
     </w:tbl>
+    <w:p>
+      <w:pPr>
+        <w:spacing w:line="256" w:lineRule="auto"/>
+        <w:rPr>
+          <w:rFonts w:ascii="Aptos" w:eastAsia="Aptos" w:hAnsi="Aptos" w:cs="Times New Roman"/>
+        </w:rPr>
+      </w:pPr>
+    </w:p>
     <w:p/>
     <w:sectPr>
       <w:headerReference w:type="default" r:id="rId7"/>
@@ -1875,12 +2740,14 @@
         <w:lang w:val="fr-FR"/>
       </w:rPr>
     </w:pPr>
+    <w:proofErr w:type="spellStart"/>
     <w:r>
       <w:rPr>
         <w:lang w:val="fr-FR"/>
       </w:rPr>
       <w:t>Find&amp;Charge</w:t>
     </w:r>
+    <w:proofErr w:type="spellEnd"/>
     <w:r>
       <w:ptab w:relativeTo="margin" w:alignment="center" w:leader="none"/>
     </w:r>
@@ -2582,6 +3449,18 @@
   </w:num>
   <w:num w:numId="5" w16cid:durableId="234360767">
     <w:abstractNumId w:val="4"/>
+  </w:num>
+  <w:num w:numId="6" w16cid:durableId="2146576913">
+    <w:abstractNumId w:val="4"/>
+    <w:lvlOverride w:ilvl="0"/>
+    <w:lvlOverride w:ilvl="1"/>
+    <w:lvlOverride w:ilvl="2"/>
+    <w:lvlOverride w:ilvl="3"/>
+    <w:lvlOverride w:ilvl="4"/>
+    <w:lvlOverride w:ilvl="5"/>
+    <w:lvlOverride w:ilvl="6"/>
+    <w:lvlOverride w:ilvl="7"/>
+    <w:lvlOverride w:ilvl="8"/>
   </w:num>
 </w:numbering>
 </file>
@@ -3567,6 +4446,30 @@
     <w:uiPriority w:val="99"/>
     <w:rsid w:val="008679F8"/>
   </w:style>
+  <w:style w:type="table" w:customStyle="1" w:styleId="Grigliatabella1">
+    <w:name w:val="Griglia tabella1"/>
+    <w:basedOn w:val="Tabellanormale"/>
+    <w:next w:val="Grigliatabella"/>
+    <w:uiPriority w:val="39"/>
+    <w:rsid w:val="00B2769E"/>
+    <w:pPr>
+      <w:spacing w:after="0" w:line="240" w:lineRule="auto"/>
+    </w:pPr>
+    <w:rPr>
+      <w:rFonts w:ascii="Aptos" w:eastAsia="Aptos" w:hAnsi="Aptos" w:cs="Times New Roman"/>
+    </w:rPr>
+    <w:tblPr>
+      <w:tblInd w:w="0" w:type="nil"/>
+      <w:tblBorders>
+        <w:top w:val="single" w:sz="4" w:space="0" w:color="auto"/>
+        <w:left w:val="single" w:sz="4" w:space="0" w:color="auto"/>
+        <w:bottom w:val="single" w:sz="4" w:space="0" w:color="auto"/>
+        <w:right w:val="single" w:sz="4" w:space="0" w:color="auto"/>
+        <w:insideH w:val="single" w:sz="4" w:space="0" w:color="auto"/>
+        <w:insideV w:val="single" w:sz="4" w:space="0" w:color="auto"/>
+      </w:tblBorders>
+    </w:tblPr>
+  </w:style>
 </w:styles>
 </file>
 
